--- a/template/company_template.docx
+++ b/template/company_template.docx
@@ -1,30 +1,43 @@
 
 <file path=word/document.xml><?xml version="1.0" encoding="utf-8"?>
-<w:document xmlns:wpc="http://schemas.microsoft.com/office/word/2010/wordprocessingCanvas" xmlns:cx="http://schemas.microsoft.com/office/drawing/2014/chartex" xmlns:cx1="http://schemas.microsoft.com/office/drawing/2015/9/8/chartex" xmlns:cx2="http://schemas.microsoft.com/office/drawing/2015/10/21/chartex" xmlns:cx3="http://schemas.microsoft.com/office/drawing/2016/5/9/chartex" xmlns:cx4="http://schemas.microsoft.com/office/drawing/2016/5/10/chartex" xmlns:cx5="http://schemas.microsoft.com/office/drawing/2016/5/11/chartex" xmlns:cx6="http://schemas.microsoft.com/office/drawing/2016/5/12/chartex" xmlns:cx7="http://schemas.microsoft.com/office/drawing/2016/5/13/chartex" xmlns:cx8="http://schemas.microsoft.com/office/drawing/2016/5/14/chartex" xmlns:mc="http://schemas.openxmlformats.org/markup-compatibility/2006" xmlns:aink="http://schemas.microsoft.com/office/drawing/2016/ink" xmlns:am3d="http://schemas.microsoft.com/office/drawing/2017/model3d" xmlns:o="urn:schemas-microsoft-com:office:office" xmlns:oel="http://schemas.microsoft.com/office/2019/extlst" xmlns:r="http://schemas.openxmlformats.org/officeDocument/2006/relationships" xmlns:m="http://schemas.openxmlformats.org/officeDocument/2006/math" xmlns:v="urn:schemas-microsoft-com:vml" xmlns:wp14="http://schemas.microsoft.com/office/word/2010/wordprocessingDrawing" xmlns:wp="http://schemas.openxmlformats.org/drawingml/2006/wordprocessingDrawing" xmlns:w10="urn:schemas-microsoft-com:office:word" xmlns:w="http://schemas.openxmlformats.org/wordprocessingml/2006/main" xmlns:w14="http://schemas.microsoft.com/office/word/2010/wordml" xmlns:w15="http://schemas.microsoft.com/office/word/2012/wordml" xmlns:w16cex="http://schemas.microsoft.com/office/word/2018/wordml/cex" xmlns:w16cid="http://schemas.microsoft.com/office/word/2016/wordml/cid" xmlns:w16="http://schemas.microsoft.com/office/word/2018/wordml" xmlns:w16du="http://schemas.microsoft.com/office/word/2023/wordml/word16du" xmlns:w16sdtdh="http://schemas.microsoft.com/office/word/2020/wordml/sdtdatahash" xmlns:w16sdtfl="http://schemas.microsoft.com/office/word/2024/wordml/sdtformatlock" xmlns:w16se="http://schemas.microsoft.com/office/word/2015/wordml/symex" xmlns:wpg="http://schemas.microsoft.com/office/word/2010/wordprocessingGroup" xmlns:wpi="http://schemas.microsoft.com/office/word/2010/wordprocessingInk" xmlns:wne="http://schemas.microsoft.com/office/word/2006/wordml" xmlns:wps="http://schemas.microsoft.com/office/word/2010/wordprocessingShape" mc:Ignorable="w14 w15 w16se w16cid w16 w16cex w16sdtdh w16sdtfl w16du wp14">
+<w:document xmlns:wpc="http://schemas.microsoft.com/office/word/2010/wordprocessingCanvas" xmlns:mc="http://schemas.openxmlformats.org/markup-compatibility/2006" xmlns:o="urn:schemas-microsoft-com:office:office" xmlns:r="http://schemas.openxmlformats.org/officeDocument/2006/relationships" xmlns:m="http://schemas.openxmlformats.org/officeDocument/2006/math" xmlns:v="urn:schemas-microsoft-com:vml" xmlns:wp14="http://schemas.microsoft.com/office/word/2010/wordprocessingDrawing" xmlns:wp="http://schemas.openxmlformats.org/drawingml/2006/wordprocessingDrawing" xmlns:w="http://schemas.openxmlformats.org/wordprocessingml/2006/main" xmlns:w14="http://schemas.microsoft.com/office/word/2010/wordml" xmlns:w10="urn:schemas-microsoft-com:office:word" xmlns:w15="http://schemas.microsoft.com/office/word/2012/wordml" xmlns:wpg="http://schemas.microsoft.com/office/word/2010/wordprocessingGroup" xmlns:wpi="http://schemas.microsoft.com/office/word/2010/wordprocessingInk" xmlns:wne="http://schemas.microsoft.com/office/word/2006/wordml" xmlns:wps="http://schemas.microsoft.com/office/word/2010/wordprocessingShape" xmlns:wpsCustomData="http://www.wps.cn/officeDocument/2013/wpsCustomData" mc:Ignorable="w14 w15 wp14">
   <w:body>
     <w:tbl>
       <w:tblPr>
+        <w:tblStyle w:val="9"/>
         <w:tblpPr w:leftFromText="180" w:rightFromText="180" w:vertAnchor="text" w:horzAnchor="margin" w:tblpY="105"/>
         <w:tblW w:w="9771" w:type="dxa"/>
         <w:tblInd w:w="0" w:type="dxa"/>
         <w:tblLayout w:type="fixed"/>
         <w:tblCellMar>
+          <w:top w:w="0" w:type="dxa"/>
           <w:left w:w="70" w:type="dxa"/>
+          <w:bottom w:w="0" w:type="dxa"/>
           <w:right w:w="70" w:type="dxa"/>
         </w:tblCellMar>
-        <w:tblLook w:val="0000" w:firstRow="0" w:lastRow="0" w:firstColumn="0" w:lastColumn="0" w:noHBand="0" w:noVBand="0"/>
       </w:tblPr>
       <w:tblGrid>
         <w:gridCol w:w="9771"/>
       </w:tblGrid>
       <w:tr>
+        <w:tblPrEx>
+          <w:tblCellMar>
+            <w:top w:w="0" w:type="dxa"/>
+            <w:left w:w="70" w:type="dxa"/>
+            <w:bottom w:w="0" w:type="dxa"/>
+            <w:right w:w="70" w:type="dxa"/>
+          </w:tblCellMar>
+        </w:tblPrEx>
         <w:trPr>
+          <w:wBefore w:w="0" w:type="auto"/>
           <w:cantSplit/>
-          <w:trHeight w:hRule="exact" w:val="967"/>
+          <w:trHeight w:val="967" w:hRule="exact"/>
         </w:trPr>
         <w:tc>
           <w:tcPr>
             <w:tcW w:w="9771" w:type="dxa"/>
+            <w:noWrap w:val="0"/>
+            <w:vAlign w:val="top"/>
           </w:tcPr>
           <w:p>
             <w:pPr>
@@ -32,7 +45,7 @@
               <w:spacing w:before="24"/>
               <w:jc w:val="center"/>
               <w:rPr>
-                <w:rFonts w:ascii="思源黑体" w:eastAsia="思源黑体" w:hAnsi="思源黑体" w:cs="思源黑体" w:hint="eastAsia"/>
+                <w:rFonts w:hint="eastAsia" w:ascii="思源黑体" w:hAnsi="思源黑体" w:eastAsia="思源黑体" w:cs="思源黑体"/>
                 <w:b/>
                 <w:kern w:val="0"/>
                 <w:sz w:val="32"/>
@@ -42,7 +55,7 @@
             </w:pPr>
             <w:r>
               <w:rPr>
-                <w:rFonts w:ascii="思源黑体" w:eastAsia="思源黑体" w:hAnsi="思源黑体" w:cs="思源黑体" w:hint="eastAsia"/>
+                <w:rFonts w:hint="eastAsia" w:ascii="思源黑体" w:hAnsi="思源黑体" w:eastAsia="思源黑体" w:cs="思源黑体"/>
                 <w:b/>
                 <w:kern w:val="0"/>
                 <w:sz w:val="32"/>
@@ -53,7 +66,7 @@
             </w:r>
             <w:r>
               <w:rPr>
-                <w:rFonts w:ascii="思源黑体" w:eastAsia="思源黑体" w:hAnsi="思源黑体" w:cs="思源黑体" w:hint="eastAsia"/>
+                <w:rFonts w:hint="eastAsia" w:ascii="思源黑体" w:hAnsi="思源黑体" w:eastAsia="思源黑体" w:cs="思源黑体"/>
                 <w:b/>
                 <w:kern w:val="0"/>
                 <w:sz w:val="32"/>
@@ -75,14 +88,16 @@
     </w:p>
     <w:tbl>
       <w:tblPr>
+        <w:tblStyle w:val="9"/>
         <w:tblW w:w="5000" w:type="pct"/>
         <w:jc w:val="center"/>
-        <w:tblInd w:w="0" w:type="dxa"/>
+        <w:tblLayout w:type="autofit"/>
         <w:tblCellMar>
+          <w:top w:w="0" w:type="dxa"/>
           <w:left w:w="70" w:type="dxa"/>
+          <w:bottom w:w="0" w:type="dxa"/>
           <w:right w:w="70" w:type="dxa"/>
         </w:tblCellMar>
-        <w:tblLook w:val="0000" w:firstRow="0" w:lastRow="0" w:firstColumn="0" w:lastColumn="0" w:noHBand="0" w:noVBand="0"/>
       </w:tblPr>
       <w:tblGrid>
         <w:gridCol w:w="2611"/>
@@ -90,8 +105,16 @@
         <w:gridCol w:w="4781"/>
       </w:tblGrid>
       <w:tr>
+        <w:tblPrEx>
+          <w:tblCellMar>
+            <w:top w:w="0" w:type="dxa"/>
+            <w:left w:w="70" w:type="dxa"/>
+            <w:bottom w:w="0" w:type="dxa"/>
+            <w:right w:w="70" w:type="dxa"/>
+          </w:tblCellMar>
+        </w:tblPrEx>
         <w:trPr>
-          <w:trHeight w:hRule="exact" w:val="397"/>
+          <w:trHeight w:val="397" w:hRule="exact"/>
           <w:jc w:val="center"/>
         </w:trPr>
         <w:tc>
@@ -99,6 +122,7 @@
             <w:tcW w:w="5000" w:type="pct"/>
             <w:gridSpan w:val="3"/>
             <w:shd w:val="clear" w:color="auto" w:fill="F9BE00"/>
+            <w:noWrap w:val="0"/>
             <w:vAlign w:val="center"/>
           </w:tcPr>
           <w:p>
@@ -106,15 +130,15 @@
               <w:snapToGrid w:val="0"/>
               <w:jc w:val="left"/>
               <w:rPr>
-                <w:rFonts w:ascii="思源黑体" w:eastAsia="思源黑体" w:hAnsi="思源黑体" w:cs="思源黑体" w:hint="eastAsia"/>
-                <w:b/>
-                <w:sz w:val="18"/>
-                <w:szCs w:val="18"/>
-              </w:rPr>
-            </w:pPr>
-            <w:r>
-              <w:rPr>
-                <w:rFonts w:ascii="思源黑体" w:eastAsia="思源黑体" w:hAnsi="思源黑体" w:cs="思源黑体" w:hint="eastAsia"/>
+                <w:rFonts w:hint="eastAsia" w:ascii="思源黑体" w:hAnsi="思源黑体" w:eastAsia="思源黑体" w:cs="思源黑体"/>
+                <w:b/>
+                <w:sz w:val="18"/>
+                <w:szCs w:val="18"/>
+              </w:rPr>
+            </w:pPr>
+            <w:r>
+              <w:rPr>
+                <w:rFonts w:hint="eastAsia" w:ascii="思源黑体" w:hAnsi="思源黑体" w:eastAsia="思源黑体" w:cs="思源黑体"/>
                 <w:b/>
                 <w:sz w:val="18"/>
                 <w:szCs w:val="18"/>
@@ -126,8 +150,16 @@
         </w:tc>
       </w:tr>
       <w:tr>
+        <w:tblPrEx>
+          <w:tblCellMar>
+            <w:top w:w="0" w:type="dxa"/>
+            <w:left w:w="70" w:type="dxa"/>
+            <w:bottom w:w="0" w:type="dxa"/>
+            <w:right w:w="70" w:type="dxa"/>
+          </w:tblCellMar>
+        </w:tblPrEx>
         <w:trPr>
-          <w:trHeight w:hRule="exact" w:val="397"/>
+          <w:trHeight w:val="397" w:hRule="exact"/>
           <w:jc w:val="center"/>
         </w:trPr>
         <w:tc>
@@ -135,6 +167,7 @@
             <w:tcW w:w="5000" w:type="pct"/>
             <w:gridSpan w:val="3"/>
             <w:shd w:val="clear" w:color="auto" w:fill="F9BE00"/>
+            <w:noWrap w:val="0"/>
             <w:vAlign w:val="center"/>
           </w:tcPr>
           <w:p>
@@ -142,7 +175,7 @@
               <w:snapToGrid w:val="0"/>
               <w:jc w:val="left"/>
               <w:rPr>
-                <w:rFonts w:ascii="思源黑体" w:eastAsia="思源黑体" w:hAnsi="思源黑体" w:cs="思源黑体" w:hint="eastAsia"/>
+                <w:rFonts w:hint="eastAsia" w:ascii="思源黑体" w:hAnsi="思源黑体" w:eastAsia="思源黑体" w:cs="思源黑体"/>
                 <w:b/>
                 <w:sz w:val="18"/>
                 <w:szCs w:val="18"/>
@@ -151,7 +184,7 @@
             </w:pPr>
             <w:r>
               <w:rPr>
-                <w:rFonts w:ascii="思源黑体" w:eastAsia="思源黑体" w:hAnsi="思源黑体" w:cs="思源黑体" w:hint="eastAsia"/>
+                <w:rFonts w:hint="eastAsia" w:ascii="思源黑体" w:hAnsi="思源黑体" w:eastAsia="思源黑体" w:cs="思源黑体"/>
                 <w:b/>
                 <w:sz w:val="18"/>
                 <w:szCs w:val="18"/>
@@ -162,14 +195,24 @@
         </w:tc>
       </w:tr>
       <w:tr>
+        <w:tblPrEx>
+          <w:tblCellMar>
+            <w:top w:w="0" w:type="dxa"/>
+            <w:left w:w="70" w:type="dxa"/>
+            <w:bottom w:w="0" w:type="dxa"/>
+            <w:right w:w="70" w:type="dxa"/>
+          </w:tblCellMar>
+        </w:tblPrEx>
         <w:trPr>
-          <w:trHeight w:hRule="exact" w:val="340"/>
+          <w:trHeight w:val="340" w:hRule="exact"/>
           <w:jc w:val="center"/>
         </w:trPr>
         <w:tc>
           <w:tcPr>
             <w:tcW w:w="1335" w:type="pct"/>
             <w:shd w:val="clear" w:color="auto" w:fill="F1F1F1"/>
+            <w:noWrap w:val="0"/>
+            <w:vAlign w:val="top"/>
           </w:tcPr>
           <w:p>
             <w:pPr>
@@ -177,14 +220,15 @@
               <w:spacing w:after="240"/>
               <w:jc w:val="left"/>
               <w:rPr>
-                <w:rFonts w:ascii="思源黑体" w:eastAsia="思源黑体" w:hAnsi="思源黑体" w:cs="思源黑体" w:hint="eastAsia"/>
-                <w:sz w:val="18"/>
-                <w:szCs w:val="18"/>
-              </w:rPr>
-            </w:pPr>
-            <w:r>
-              <w:rPr>
-                <w:rFonts w:ascii="思源黑体" w:eastAsia="思源黑体" w:hAnsi="思源黑体" w:cs="思源黑体" w:hint="eastAsia"/>
+                <w:rFonts w:hint="eastAsia" w:ascii="思源黑体" w:hAnsi="思源黑体" w:eastAsia="思源黑体" w:cs="思源黑体"/>
+                <w:sz w:val="18"/>
+                <w:szCs w:val="18"/>
+                <w:lang w:val="en-US" w:eastAsia="zh-CN"/>
+              </w:rPr>
+            </w:pPr>
+            <w:r>
+              <w:rPr>
+                <w:rFonts w:hint="eastAsia" w:ascii="思源黑体" w:hAnsi="思源黑体" w:eastAsia="思源黑体" w:cs="思源黑体"/>
                 <w:sz w:val="18"/>
                 <w:szCs w:val="18"/>
                 <w:lang w:eastAsia="en-US"/>
@@ -193,9 +237,10 @@
             </w:r>
             <w:r>
               <w:rPr>
-                <w:rFonts w:ascii="思源黑体" w:eastAsia="思源黑体" w:hAnsi="思源黑体" w:cs="思源黑体" w:hint="eastAsia"/>
-                <w:sz w:val="18"/>
-                <w:szCs w:val="18"/>
+                <w:rFonts w:hint="eastAsia" w:ascii="思源黑体" w:hAnsi="思源黑体" w:eastAsia="思源黑体" w:cs="思源黑体"/>
+                <w:sz w:val="18"/>
+                <w:szCs w:val="18"/>
+                <w:lang w:val="en-US" w:eastAsia="zh-CN"/>
               </w:rPr>
               <w:t>:</w:t>
             </w:r>
@@ -206,7 +251,7 @@
               <w:spacing w:after="240"/>
               <w:jc w:val="left"/>
               <w:rPr>
-                <w:rFonts w:ascii="思源黑体" w:eastAsia="思源黑体" w:hAnsi="思源黑体" w:cs="思源黑体" w:hint="eastAsia"/>
+                <w:rFonts w:hint="eastAsia" w:ascii="思源黑体" w:hAnsi="思源黑体" w:eastAsia="思源黑体" w:cs="思源黑体"/>
                 <w:sz w:val="18"/>
                 <w:szCs w:val="18"/>
                 <w:lang w:eastAsia="en-US"/>
@@ -219,6 +264,7 @@
             <w:tcW w:w="3664" w:type="pct"/>
             <w:gridSpan w:val="2"/>
             <w:vMerge w:val="restart"/>
+            <w:noWrap w:val="0"/>
             <w:vAlign w:val="center"/>
           </w:tcPr>
           <w:p>
@@ -226,23 +272,42 @@
               <w:snapToGrid w:val="0"/>
               <w:jc w:val="left"/>
               <w:rPr>
-                <w:rFonts w:ascii="思源黑体" w:eastAsia="思源黑体" w:hAnsi="思源黑体" w:cs="思源黑体"/>
-                <w:sz w:val="18"/>
-                <w:szCs w:val="18"/>
-              </w:rPr>
-            </w:pPr>
+                <w:rFonts w:hint="default" w:ascii="思源黑体" w:hAnsi="思源黑体" w:eastAsia="思源黑体" w:cs="思源黑体"/>
+                <w:sz w:val="18"/>
+                <w:szCs w:val="18"/>
+                <w:lang w:val="en-US" w:eastAsia="zh-CN"/>
+              </w:rPr>
+            </w:pPr>
+            <w:r>
+              <w:rPr>
+                <w:rFonts w:ascii="宋体" w:hAnsi="宋体" w:eastAsia="宋体" w:cs="宋体"/>
+                <w:sz w:val="24"/>
+                <w:szCs w:val="24"/>
+              </w:rPr>
+              <w:t>{{position_title}}</w:t>
+            </w:r>
           </w:p>
         </w:tc>
       </w:tr>
       <w:tr>
+        <w:tblPrEx>
+          <w:tblCellMar>
+            <w:top w:w="0" w:type="dxa"/>
+            <w:left w:w="70" w:type="dxa"/>
+            <w:bottom w:w="0" w:type="dxa"/>
+            <w:right w:w="70" w:type="dxa"/>
+          </w:tblCellMar>
+        </w:tblPrEx>
         <w:trPr>
-          <w:trHeight w:hRule="exact" w:val="340"/>
+          <w:trHeight w:val="340" w:hRule="exact"/>
           <w:jc w:val="center"/>
         </w:trPr>
         <w:tc>
           <w:tcPr>
             <w:tcW w:w="1335" w:type="pct"/>
             <w:shd w:val="clear" w:color="auto" w:fill="F1F1F1"/>
+            <w:noWrap w:val="0"/>
+            <w:vAlign w:val="top"/>
           </w:tcPr>
           <w:p>
             <w:pPr>
@@ -250,7 +315,7 @@
               <w:spacing w:after="240"/>
               <w:jc w:val="left"/>
               <w:rPr>
-                <w:rFonts w:ascii="思源黑体" w:eastAsia="思源黑体" w:hAnsi="思源黑体" w:cs="思源黑体" w:hint="eastAsia"/>
+                <w:rFonts w:hint="eastAsia" w:ascii="思源黑体" w:hAnsi="思源黑体" w:eastAsia="思源黑体" w:cs="思源黑体"/>
                 <w:sz w:val="18"/>
                 <w:szCs w:val="18"/>
                 <w:lang w:eastAsia="en-US"/>
@@ -258,7 +323,7 @@
             </w:pPr>
             <w:r>
               <w:rPr>
-                <w:rFonts w:ascii="思源黑体" w:eastAsia="思源黑体" w:hAnsi="思源黑体" w:cs="思源黑体" w:hint="eastAsia"/>
+                <w:rFonts w:hint="eastAsia" w:ascii="思源黑体" w:hAnsi="思源黑体" w:eastAsia="思源黑体" w:cs="思源黑体"/>
                 <w:sz w:val="18"/>
                 <w:szCs w:val="18"/>
               </w:rPr>
@@ -270,7 +335,8 @@
           <w:tcPr>
             <w:tcW w:w="3664" w:type="pct"/>
             <w:gridSpan w:val="2"/>
-            <w:vMerge/>
+            <w:vMerge w:val="continue"/>
+            <w:noWrap w:val="0"/>
             <w:vAlign w:val="center"/>
           </w:tcPr>
           <w:p>
@@ -278,24 +344,34 @@
               <w:snapToGrid w:val="0"/>
               <w:jc w:val="left"/>
               <w:rPr>
-                <w:rFonts w:ascii="思源黑体" w:eastAsia="思源黑体" w:hAnsi="思源黑体" w:cs="思源黑体" w:hint="eastAsia"/>
-                <w:sz w:val="18"/>
-                <w:szCs w:val="18"/>
-                <w:lang w:eastAsia="en-US"/>
+                <w:rFonts w:hint="eastAsia" w:ascii="思源黑体" w:hAnsi="思源黑体" w:eastAsia="思源黑体" w:cs="思源黑体"/>
+                <w:sz w:val="18"/>
+                <w:szCs w:val="18"/>
+                <w:lang w:val="en-US" w:eastAsia="en-US"/>
               </w:rPr>
             </w:pPr>
           </w:p>
         </w:tc>
       </w:tr>
       <w:tr>
+        <w:tblPrEx>
+          <w:tblCellMar>
+            <w:top w:w="0" w:type="dxa"/>
+            <w:left w:w="70" w:type="dxa"/>
+            <w:bottom w:w="0" w:type="dxa"/>
+            <w:right w:w="70" w:type="dxa"/>
+          </w:tblCellMar>
+        </w:tblPrEx>
         <w:trPr>
-          <w:trHeight w:hRule="exact" w:val="340"/>
+          <w:trHeight w:val="340" w:hRule="exact"/>
           <w:jc w:val="center"/>
         </w:trPr>
         <w:tc>
           <w:tcPr>
             <w:tcW w:w="1335" w:type="pct"/>
             <w:shd w:val="clear" w:color="auto" w:fill="F1F1F1"/>
+            <w:noWrap w:val="0"/>
+            <w:vAlign w:val="top"/>
           </w:tcPr>
           <w:p>
             <w:pPr>
@@ -303,14 +379,15 @@
               <w:spacing w:after="240"/>
               <w:jc w:val="left"/>
               <w:rPr>
-                <w:rFonts w:ascii="思源黑体" w:eastAsia="思源黑体" w:hAnsi="思源黑体" w:cs="思源黑体" w:hint="eastAsia"/>
-                <w:sz w:val="18"/>
-                <w:szCs w:val="18"/>
-              </w:rPr>
-            </w:pPr>
-            <w:r>
-              <w:rPr>
-                <w:rFonts w:ascii="思源黑体" w:eastAsia="思源黑体" w:hAnsi="思源黑体" w:cs="思源黑体" w:hint="eastAsia"/>
+                <w:rFonts w:hint="eastAsia" w:ascii="思源黑体" w:hAnsi="思源黑体" w:eastAsia="思源黑体" w:cs="思源黑体"/>
+                <w:sz w:val="18"/>
+                <w:szCs w:val="18"/>
+                <w:lang w:val="en-US" w:eastAsia="zh-CN"/>
+              </w:rPr>
+            </w:pPr>
+            <w:r>
+              <w:rPr>
+                <w:rFonts w:hint="eastAsia" w:ascii="思源黑体" w:hAnsi="思源黑体" w:eastAsia="思源黑体" w:cs="思源黑体"/>
                 <w:sz w:val="18"/>
                 <w:szCs w:val="18"/>
                 <w:lang w:eastAsia="en-US"/>
@@ -319,9 +396,10 @@
             </w:r>
             <w:r>
               <w:rPr>
-                <w:rFonts w:ascii="思源黑体" w:eastAsia="思源黑体" w:hAnsi="思源黑体" w:cs="思源黑体" w:hint="eastAsia"/>
-                <w:sz w:val="18"/>
-                <w:szCs w:val="18"/>
+                <w:rFonts w:hint="eastAsia" w:ascii="思源黑体" w:hAnsi="思源黑体" w:eastAsia="思源黑体" w:cs="思源黑体"/>
+                <w:sz w:val="18"/>
+                <w:szCs w:val="18"/>
+                <w:lang w:val="en-US" w:eastAsia="zh-CN"/>
               </w:rPr>
               <w:t>:</w:t>
             </w:r>
@@ -332,6 +410,7 @@
             <w:tcW w:w="3664" w:type="pct"/>
             <w:gridSpan w:val="2"/>
             <w:vMerge w:val="restart"/>
+            <w:noWrap w:val="0"/>
             <w:vAlign w:val="center"/>
           </w:tcPr>
           <w:p>
@@ -339,23 +418,42 @@
               <w:snapToGrid w:val="0"/>
               <w:jc w:val="left"/>
               <w:rPr>
-                <w:rFonts w:ascii="思源黑体" w:eastAsia="思源黑体" w:hAnsi="思源黑体" w:cs="思源黑体"/>
-                <w:sz w:val="18"/>
-                <w:szCs w:val="18"/>
-              </w:rPr>
-            </w:pPr>
+                <w:rFonts w:hint="default" w:ascii="思源黑体" w:hAnsi="思源黑体" w:eastAsia="思源黑体" w:cs="思源黑体"/>
+                <w:sz w:val="18"/>
+                <w:szCs w:val="18"/>
+                <w:lang w:val="en-US" w:eastAsia="zh-CN"/>
+              </w:rPr>
+            </w:pPr>
+            <w:r>
+              <w:rPr>
+                <w:rFonts w:ascii="宋体" w:hAnsi="宋体" w:eastAsia="宋体" w:cs="宋体"/>
+                <w:sz w:val="24"/>
+                <w:szCs w:val="24"/>
+              </w:rPr>
+              <w:t>{{department}}</w:t>
+            </w:r>
           </w:p>
         </w:tc>
       </w:tr>
       <w:tr>
+        <w:tblPrEx>
+          <w:tblCellMar>
+            <w:top w:w="0" w:type="dxa"/>
+            <w:left w:w="70" w:type="dxa"/>
+            <w:bottom w:w="0" w:type="dxa"/>
+            <w:right w:w="70" w:type="dxa"/>
+          </w:tblCellMar>
+        </w:tblPrEx>
         <w:trPr>
-          <w:trHeight w:hRule="exact" w:val="340"/>
+          <w:trHeight w:val="340" w:hRule="exact"/>
           <w:jc w:val="center"/>
         </w:trPr>
         <w:tc>
           <w:tcPr>
             <w:tcW w:w="1335" w:type="pct"/>
             <w:shd w:val="clear" w:color="auto" w:fill="F1F1F1"/>
+            <w:noWrap w:val="0"/>
+            <w:vAlign w:val="top"/>
           </w:tcPr>
           <w:p>
             <w:pPr>
@@ -363,7 +461,7 @@
               <w:spacing w:after="240"/>
               <w:jc w:val="left"/>
               <w:rPr>
-                <w:rFonts w:ascii="思源黑体" w:eastAsia="思源黑体" w:hAnsi="思源黑体" w:cs="思源黑体" w:hint="eastAsia"/>
+                <w:rFonts w:hint="eastAsia" w:ascii="思源黑体" w:hAnsi="思源黑体" w:eastAsia="思源黑体" w:cs="思源黑体"/>
                 <w:sz w:val="18"/>
                 <w:szCs w:val="18"/>
                 <w:lang w:eastAsia="en-US"/>
@@ -371,7 +469,7 @@
             </w:pPr>
             <w:r>
               <w:rPr>
-                <w:rFonts w:ascii="思源黑体" w:eastAsia="思源黑体" w:hAnsi="思源黑体" w:cs="思源黑体" w:hint="eastAsia"/>
+                <w:rFonts w:hint="eastAsia" w:ascii="思源黑体" w:hAnsi="思源黑体" w:eastAsia="思源黑体" w:cs="思源黑体"/>
                 <w:sz w:val="18"/>
                 <w:szCs w:val="18"/>
               </w:rPr>
@@ -383,7 +481,8 @@
           <w:tcPr>
             <w:tcW w:w="3664" w:type="pct"/>
             <w:gridSpan w:val="2"/>
-            <w:vMerge/>
+            <w:vMerge w:val="continue"/>
+            <w:noWrap w:val="0"/>
             <w:vAlign w:val="center"/>
           </w:tcPr>
           <w:p>
@@ -392,7 +491,7 @@
               <w:spacing w:after="240"/>
               <w:jc w:val="left"/>
               <w:rPr>
-                <w:rFonts w:ascii="思源黑体" w:eastAsia="思源黑体" w:hAnsi="思源黑体" w:cs="思源黑体" w:hint="eastAsia"/>
+                <w:rFonts w:hint="eastAsia" w:ascii="思源黑体" w:hAnsi="思源黑体" w:eastAsia="思源黑体" w:cs="思源黑体"/>
                 <w:sz w:val="18"/>
                 <w:szCs w:val="18"/>
               </w:rPr>
@@ -401,14 +500,24 @@
         </w:tc>
       </w:tr>
       <w:tr>
+        <w:tblPrEx>
+          <w:tblCellMar>
+            <w:top w:w="0" w:type="dxa"/>
+            <w:left w:w="70" w:type="dxa"/>
+            <w:bottom w:w="0" w:type="dxa"/>
+            <w:right w:w="70" w:type="dxa"/>
+          </w:tblCellMar>
+        </w:tblPrEx>
         <w:trPr>
-          <w:trHeight w:hRule="exact" w:val="340"/>
+          <w:trHeight w:val="340" w:hRule="exact"/>
           <w:jc w:val="center"/>
         </w:trPr>
         <w:tc>
           <w:tcPr>
             <w:tcW w:w="1335" w:type="pct"/>
             <w:shd w:val="clear" w:color="auto" w:fill="F1F1F1"/>
+            <w:noWrap w:val="0"/>
+            <w:vAlign w:val="top"/>
           </w:tcPr>
           <w:p>
             <w:pPr>
@@ -416,14 +525,15 @@
               <w:spacing w:after="240"/>
               <w:jc w:val="left"/>
               <w:rPr>
-                <w:rFonts w:ascii="思源黑体" w:eastAsia="思源黑体" w:hAnsi="思源黑体" w:cs="思源黑体" w:hint="eastAsia"/>
-                <w:sz w:val="18"/>
-                <w:szCs w:val="18"/>
-              </w:rPr>
-            </w:pPr>
-            <w:r>
-              <w:rPr>
-                <w:rFonts w:ascii="思源黑体" w:eastAsia="思源黑体" w:hAnsi="思源黑体" w:cs="思源黑体" w:hint="eastAsia"/>
+                <w:rFonts w:hint="eastAsia" w:ascii="思源黑体" w:hAnsi="思源黑体" w:eastAsia="思源黑体" w:cs="思源黑体"/>
+                <w:sz w:val="18"/>
+                <w:szCs w:val="18"/>
+                <w:lang w:val="en-US" w:eastAsia="zh-CN"/>
+              </w:rPr>
+            </w:pPr>
+            <w:r>
+              <w:rPr>
+                <w:rFonts w:hint="eastAsia" w:ascii="思源黑体" w:hAnsi="思源黑体" w:eastAsia="思源黑体" w:cs="思源黑体"/>
                 <w:sz w:val="18"/>
                 <w:szCs w:val="18"/>
                 <w:lang w:eastAsia="en-US"/>
@@ -432,7 +542,7 @@
             </w:r>
             <w:r>
               <w:rPr>
-                <w:rFonts w:ascii="思源黑体" w:eastAsia="思源黑体" w:hAnsi="思源黑体" w:cs="思源黑体" w:hint="eastAsia"/>
+                <w:rFonts w:hint="eastAsia" w:ascii="思源黑体" w:hAnsi="思源黑体" w:eastAsia="思源黑体" w:cs="思源黑体"/>
                 <w:sz w:val="18"/>
                 <w:szCs w:val="18"/>
               </w:rPr>
@@ -440,7 +550,7 @@
             </w:r>
             <w:r>
               <w:rPr>
-                <w:rFonts w:ascii="思源黑体" w:eastAsia="思源黑体" w:hAnsi="思源黑体" w:cs="思源黑体" w:hint="eastAsia"/>
+                <w:rFonts w:hint="eastAsia" w:ascii="思源黑体" w:hAnsi="思源黑体" w:eastAsia="思源黑体" w:cs="思源黑体"/>
                 <w:sz w:val="18"/>
                 <w:szCs w:val="18"/>
                 <w:lang w:eastAsia="en-US"/>
@@ -449,9 +559,10 @@
             </w:r>
             <w:r>
               <w:rPr>
-                <w:rFonts w:ascii="思源黑体" w:eastAsia="思源黑体" w:hAnsi="思源黑体" w:cs="思源黑体" w:hint="eastAsia"/>
-                <w:sz w:val="18"/>
-                <w:szCs w:val="18"/>
+                <w:rFonts w:hint="eastAsia" w:ascii="思源黑体" w:hAnsi="思源黑体" w:eastAsia="思源黑体" w:cs="思源黑体"/>
+                <w:sz w:val="18"/>
+                <w:szCs w:val="18"/>
+                <w:lang w:val="en-US" w:eastAsia="zh-CN"/>
               </w:rPr>
               <w:t>:</w:t>
             </w:r>
@@ -462,6 +573,7 @@
             <w:tcW w:w="3664" w:type="pct"/>
             <w:gridSpan w:val="2"/>
             <w:vMerge w:val="restart"/>
+            <w:noWrap w:val="0"/>
             <w:vAlign w:val="center"/>
           </w:tcPr>
           <w:p>
@@ -469,27 +581,46 @@
               <w:snapToGrid w:val="0"/>
               <w:jc w:val="left"/>
               <w:rPr>
-                <w:rFonts w:ascii="思源黑体" w:eastAsia="思源黑体" w:hAnsi="思源黑体" w:cs="思源黑体"/>
-                <w:sz w:val="18"/>
-                <w:szCs w:val="18"/>
-              </w:rPr>
-            </w:pPr>
-            <w:bookmarkStart w:id="0" w:name="Name1"/>
-            <w:bookmarkStart w:id="1" w:name="Name"/>
+                <w:rFonts w:hint="default" w:ascii="思源黑体" w:hAnsi="思源黑体" w:eastAsia="思源黑体" w:cs="思源黑体"/>
+                <w:sz w:val="18"/>
+                <w:szCs w:val="18"/>
+                <w:lang w:val="en-US" w:eastAsia="zh-CN"/>
+              </w:rPr>
+            </w:pPr>
+            <w:bookmarkStart w:id="0" w:name="Name"/>
             <w:bookmarkEnd w:id="0"/>
+            <w:bookmarkStart w:id="1" w:name="Name1"/>
             <w:bookmarkEnd w:id="1"/>
+            <w:r>
+              <w:rPr>
+                <w:rFonts w:ascii="宋体" w:hAnsi="宋体" w:eastAsia="宋体" w:cs="宋体"/>
+                <w:sz w:val="24"/>
+                <w:szCs w:val="24"/>
+              </w:rPr>
+              <w:t>{{line_manager}}</w:t>
+            </w:r>
           </w:p>
         </w:tc>
       </w:tr>
       <w:tr>
+        <w:tblPrEx>
+          <w:tblCellMar>
+            <w:top w:w="0" w:type="dxa"/>
+            <w:left w:w="70" w:type="dxa"/>
+            <w:bottom w:w="0" w:type="dxa"/>
+            <w:right w:w="70" w:type="dxa"/>
+          </w:tblCellMar>
+        </w:tblPrEx>
         <w:trPr>
-          <w:trHeight w:hRule="exact" w:val="340"/>
+          <w:trHeight w:val="340" w:hRule="exact"/>
           <w:jc w:val="center"/>
         </w:trPr>
         <w:tc>
           <w:tcPr>
             <w:tcW w:w="1335" w:type="pct"/>
             <w:shd w:val="clear" w:color="auto" w:fill="F1F1F1"/>
+            <w:noWrap w:val="0"/>
+            <w:vAlign w:val="top"/>
           </w:tcPr>
           <w:p>
             <w:pPr>
@@ -497,7 +628,7 @@
               <w:spacing w:after="240"/>
               <w:jc w:val="left"/>
               <w:rPr>
-                <w:rFonts w:ascii="思源黑体" w:eastAsia="思源黑体" w:hAnsi="思源黑体" w:cs="思源黑体" w:hint="eastAsia"/>
+                <w:rFonts w:hint="eastAsia" w:ascii="思源黑体" w:hAnsi="思源黑体" w:eastAsia="思源黑体" w:cs="思源黑体"/>
                 <w:sz w:val="18"/>
                 <w:szCs w:val="18"/>
                 <w:lang w:eastAsia="en-US"/>
@@ -505,7 +636,7 @@
             </w:pPr>
             <w:r>
               <w:rPr>
-                <w:rFonts w:ascii="思源黑体" w:eastAsia="思源黑体" w:hAnsi="思源黑体" w:cs="思源黑体" w:hint="eastAsia"/>
+                <w:rFonts w:hint="eastAsia" w:ascii="思源黑体" w:hAnsi="思源黑体" w:eastAsia="思源黑体" w:cs="思源黑体"/>
                 <w:sz w:val="18"/>
                 <w:szCs w:val="18"/>
               </w:rPr>
@@ -517,7 +648,8 @@
           <w:tcPr>
             <w:tcW w:w="3664" w:type="pct"/>
             <w:gridSpan w:val="2"/>
-            <w:vMerge/>
+            <w:vMerge w:val="continue"/>
+            <w:noWrap w:val="0"/>
             <w:vAlign w:val="center"/>
           </w:tcPr>
           <w:p>
@@ -525,7 +657,7 @@
               <w:snapToGrid w:val="0"/>
               <w:jc w:val="left"/>
               <w:rPr>
-                <w:rFonts w:ascii="思源黑体" w:eastAsia="思源黑体" w:hAnsi="思源黑体" w:cs="思源黑体" w:hint="eastAsia"/>
+                <w:rFonts w:hint="eastAsia" w:ascii="思源黑体" w:hAnsi="思源黑体" w:eastAsia="思源黑体" w:cs="思源黑体"/>
                 <w:sz w:val="18"/>
                 <w:szCs w:val="18"/>
                 <w:lang w:eastAsia="en-US"/>
@@ -535,14 +667,24 @@
         </w:tc>
       </w:tr>
       <w:tr>
+        <w:tblPrEx>
+          <w:tblCellMar>
+            <w:top w:w="0" w:type="dxa"/>
+            <w:left w:w="70" w:type="dxa"/>
+            <w:bottom w:w="0" w:type="dxa"/>
+            <w:right w:w="70" w:type="dxa"/>
+          </w:tblCellMar>
+        </w:tblPrEx>
         <w:trPr>
-          <w:trHeight w:hRule="exact" w:val="340"/>
+          <w:trHeight w:val="340" w:hRule="exact"/>
           <w:jc w:val="center"/>
         </w:trPr>
         <w:tc>
           <w:tcPr>
             <w:tcW w:w="1335" w:type="pct"/>
             <w:shd w:val="clear" w:color="auto" w:fill="F1F1F1"/>
+            <w:noWrap w:val="0"/>
+            <w:vAlign w:val="top"/>
           </w:tcPr>
           <w:p>
             <w:pPr>
@@ -550,26 +692,18 @@
               <w:spacing w:after="240"/>
               <w:jc w:val="left"/>
               <w:rPr>
-                <w:rFonts w:ascii="思源黑体" w:eastAsia="思源黑体" w:hAnsi="思源黑体" w:cs="思源黑体" w:hint="eastAsia"/>
-                <w:sz w:val="18"/>
-                <w:szCs w:val="18"/>
-              </w:rPr>
-            </w:pPr>
-            <w:r>
-              <w:rPr>
-                <w:rFonts w:ascii="思源黑体" w:eastAsia="思源黑体" w:hAnsi="思源黑体" w:cs="思源黑体" w:hint="eastAsia"/>
-                <w:sz w:val="18"/>
-                <w:szCs w:val="18"/>
-              </w:rPr>
-              <w:t>Subordinate</w:t>
-            </w:r>
-            <w:r>
-              <w:rPr>
-                <w:rFonts w:ascii="思源黑体" w:eastAsia="思源黑体" w:hAnsi="思源黑体" w:cs="思源黑体" w:hint="eastAsia"/>
-                <w:sz w:val="18"/>
-                <w:szCs w:val="18"/>
-              </w:rPr>
-              <w:t>：</w:t>
+                <w:rFonts w:hint="eastAsia" w:ascii="思源黑体" w:hAnsi="思源黑体" w:eastAsia="思源黑体" w:cs="思源黑体"/>
+                <w:sz w:val="18"/>
+                <w:szCs w:val="18"/>
+              </w:rPr>
+            </w:pPr>
+            <w:r>
+              <w:rPr>
+                <w:rFonts w:hint="eastAsia" w:ascii="思源黑体" w:hAnsi="思源黑体" w:eastAsia="思源黑体" w:cs="思源黑体"/>
+                <w:sz w:val="18"/>
+                <w:szCs w:val="18"/>
+              </w:rPr>
+              <w:t>Subordinate：</w:t>
             </w:r>
           </w:p>
         </w:tc>
@@ -578,6 +712,7 @@
             <w:tcW w:w="3664" w:type="pct"/>
             <w:gridSpan w:val="2"/>
             <w:vMerge w:val="restart"/>
+            <w:noWrap w:val="0"/>
             <w:vAlign w:val="center"/>
           </w:tcPr>
           <w:p>
@@ -585,23 +720,42 @@
               <w:snapToGrid w:val="0"/>
               <w:jc w:val="left"/>
               <w:rPr>
-                <w:rFonts w:ascii="思源黑体" w:eastAsia="思源黑体" w:hAnsi="思源黑体" w:cs="思源黑体" w:hint="eastAsia"/>
-                <w:sz w:val="18"/>
-                <w:szCs w:val="18"/>
-              </w:rPr>
-            </w:pPr>
+                <w:rFonts w:hint="eastAsia" w:ascii="思源黑体" w:hAnsi="思源黑体" w:eastAsia="思源黑体" w:cs="思源黑体"/>
+                <w:sz w:val="18"/>
+                <w:szCs w:val="18"/>
+                <w:lang w:val="en-US" w:eastAsia="zh-CN"/>
+              </w:rPr>
+            </w:pPr>
+            <w:r>
+              <w:rPr>
+                <w:rFonts w:ascii="宋体" w:hAnsi="宋体" w:eastAsia="宋体" w:cs="宋体"/>
+                <w:sz w:val="24"/>
+                <w:szCs w:val="24"/>
+              </w:rPr>
+              <w:t>{{subordinate}}</w:t>
+            </w:r>
           </w:p>
         </w:tc>
       </w:tr>
       <w:tr>
+        <w:tblPrEx>
+          <w:tblCellMar>
+            <w:top w:w="0" w:type="dxa"/>
+            <w:left w:w="70" w:type="dxa"/>
+            <w:bottom w:w="0" w:type="dxa"/>
+            <w:right w:w="70" w:type="dxa"/>
+          </w:tblCellMar>
+        </w:tblPrEx>
         <w:trPr>
-          <w:trHeight w:hRule="exact" w:val="340"/>
+          <w:trHeight w:val="340" w:hRule="exact"/>
           <w:jc w:val="center"/>
         </w:trPr>
         <w:tc>
           <w:tcPr>
             <w:tcW w:w="1335" w:type="pct"/>
             <w:shd w:val="clear" w:color="auto" w:fill="F1F1F1"/>
+            <w:noWrap w:val="0"/>
+            <w:vAlign w:val="top"/>
           </w:tcPr>
           <w:p>
             <w:pPr>
@@ -609,14 +763,14 @@
               <w:spacing w:after="240"/>
               <w:jc w:val="left"/>
               <w:rPr>
-                <w:rFonts w:ascii="思源黑体" w:eastAsia="思源黑体" w:hAnsi="思源黑体" w:cs="思源黑体" w:hint="eastAsia"/>
-                <w:sz w:val="18"/>
-                <w:szCs w:val="18"/>
-              </w:rPr>
-            </w:pPr>
-            <w:r>
-              <w:rPr>
-                <w:rFonts w:ascii="思源黑体" w:eastAsia="思源黑体" w:hAnsi="思源黑体" w:cs="思源黑体" w:hint="eastAsia"/>
+                <w:rFonts w:hint="eastAsia" w:ascii="思源黑体" w:hAnsi="思源黑体" w:eastAsia="思源黑体" w:cs="思源黑体"/>
+                <w:sz w:val="18"/>
+                <w:szCs w:val="18"/>
+              </w:rPr>
+            </w:pPr>
+            <w:r>
+              <w:rPr>
+                <w:rFonts w:hint="eastAsia" w:ascii="思源黑体" w:hAnsi="思源黑体" w:eastAsia="思源黑体" w:cs="思源黑体"/>
                 <w:sz w:val="18"/>
                 <w:szCs w:val="18"/>
               </w:rPr>
@@ -628,7 +782,8 @@
           <w:tcPr>
             <w:tcW w:w="3664" w:type="pct"/>
             <w:gridSpan w:val="2"/>
-            <w:vMerge/>
+            <w:vMerge w:val="continue"/>
+            <w:noWrap w:val="0"/>
             <w:vAlign w:val="center"/>
           </w:tcPr>
           <w:p>
@@ -636,7 +791,7 @@
               <w:snapToGrid w:val="0"/>
               <w:jc w:val="left"/>
               <w:rPr>
-                <w:rFonts w:ascii="思源黑体" w:eastAsia="思源黑体" w:hAnsi="思源黑体" w:cs="思源黑体" w:hint="eastAsia"/>
+                <w:rFonts w:hint="eastAsia" w:ascii="思源黑体" w:hAnsi="思源黑体" w:eastAsia="思源黑体" w:cs="思源黑体"/>
                 <w:sz w:val="18"/>
                 <w:szCs w:val="18"/>
                 <w:lang w:eastAsia="en-US"/>
@@ -646,14 +801,24 @@
         </w:tc>
       </w:tr>
       <w:tr>
+        <w:tblPrEx>
+          <w:tblCellMar>
+            <w:top w:w="0" w:type="dxa"/>
+            <w:left w:w="70" w:type="dxa"/>
+            <w:bottom w:w="0" w:type="dxa"/>
+            <w:right w:w="70" w:type="dxa"/>
+          </w:tblCellMar>
+        </w:tblPrEx>
         <w:trPr>
-          <w:trHeight w:hRule="exact" w:val="340"/>
+          <w:trHeight w:val="340" w:hRule="exact"/>
           <w:jc w:val="center"/>
         </w:trPr>
         <w:tc>
           <w:tcPr>
             <w:tcW w:w="1335" w:type="pct"/>
             <w:shd w:val="clear" w:color="auto" w:fill="F1F1F1"/>
+            <w:noWrap w:val="0"/>
+            <w:vAlign w:val="top"/>
           </w:tcPr>
           <w:p>
             <w:pPr>
@@ -661,14 +826,16 @@
               <w:spacing w:after="240"/>
               <w:jc w:val="left"/>
               <w:rPr>
-                <w:rFonts w:ascii="思源黑体" w:eastAsia="思源黑体" w:hAnsi="思源黑体" w:cs="思源黑体" w:hint="eastAsia"/>
-                <w:sz w:val="18"/>
-                <w:szCs w:val="18"/>
-              </w:rPr>
-            </w:pPr>
-            <w:r>
-              <w:rPr>
-                <w:rFonts w:ascii="思源黑体" w:eastAsia="思源黑体" w:hAnsi="思源黑体" w:cs="思源黑体" w:hint="eastAsia"/>
+                <w:rFonts w:hint="eastAsia" w:ascii="思源黑体" w:hAnsi="思源黑体" w:eastAsia="思源黑体" w:cs="思源黑体"/>
+                <w:kern w:val="2"/>
+                <w:sz w:val="18"/>
+                <w:szCs w:val="18"/>
+                <w:lang w:val="en-US" w:eastAsia="zh-CN" w:bidi="ar-SA"/>
+              </w:rPr>
+            </w:pPr>
+            <w:r>
+              <w:rPr>
+                <w:rFonts w:hint="eastAsia" w:ascii="思源黑体" w:hAnsi="思源黑体" w:eastAsia="思源黑体" w:cs="思源黑体"/>
                 <w:sz w:val="18"/>
                 <w:szCs w:val="18"/>
               </w:rPr>
@@ -676,9 +843,10 @@
             </w:r>
             <w:r>
               <w:rPr>
-                <w:rFonts w:ascii="思源黑体" w:eastAsia="思源黑体" w:hAnsi="思源黑体" w:cs="思源黑体" w:hint="eastAsia"/>
-                <w:sz w:val="18"/>
-                <w:szCs w:val="18"/>
+                <w:rFonts w:hint="eastAsia" w:ascii="思源黑体" w:hAnsi="思源黑体" w:eastAsia="思源黑体" w:cs="思源黑体"/>
+                <w:sz w:val="18"/>
+                <w:szCs w:val="18"/>
+                <w:lang w:eastAsia="zh-CN"/>
               </w:rPr>
               <w:t>：</w:t>
             </w:r>
@@ -689,6 +857,7 @@
             <w:tcW w:w="3664" w:type="pct"/>
             <w:gridSpan w:val="2"/>
             <w:vMerge w:val="restart"/>
+            <w:noWrap w:val="0"/>
             <w:vAlign w:val="center"/>
           </w:tcPr>
           <w:p>
@@ -696,23 +865,43 @@
               <w:snapToGrid w:val="0"/>
               <w:jc w:val="left"/>
               <w:rPr>
-                <w:rFonts w:ascii="思源黑体" w:eastAsia="思源黑体" w:hAnsi="思源黑体" w:cs="思源黑体" w:hint="eastAsia"/>
-                <w:sz w:val="18"/>
-                <w:szCs w:val="18"/>
-              </w:rPr>
-            </w:pPr>
+                <w:rFonts w:hint="eastAsia" w:ascii="思源黑体" w:hAnsi="思源黑体" w:eastAsia="思源黑体" w:cs="思源黑体"/>
+                <w:kern w:val="2"/>
+                <w:sz w:val="18"/>
+                <w:szCs w:val="18"/>
+                <w:lang w:val="en-US" w:eastAsia="zh-CN" w:bidi="ar-SA"/>
+              </w:rPr>
+            </w:pPr>
+            <w:r>
+              <w:rPr>
+                <w:rFonts w:ascii="宋体" w:hAnsi="宋体" w:eastAsia="宋体" w:cs="宋体"/>
+                <w:sz w:val="24"/>
+                <w:szCs w:val="24"/>
+              </w:rPr>
+              <w:t>{{location}}</w:t>
+            </w:r>
           </w:p>
         </w:tc>
       </w:tr>
       <w:tr>
+        <w:tblPrEx>
+          <w:tblCellMar>
+            <w:top w:w="0" w:type="dxa"/>
+            <w:left w:w="70" w:type="dxa"/>
+            <w:bottom w:w="0" w:type="dxa"/>
+            <w:right w:w="70" w:type="dxa"/>
+          </w:tblCellMar>
+        </w:tblPrEx>
         <w:trPr>
-          <w:trHeight w:hRule="exact" w:val="340"/>
+          <w:trHeight w:val="340" w:hRule="exact"/>
           <w:jc w:val="center"/>
         </w:trPr>
         <w:tc>
           <w:tcPr>
             <w:tcW w:w="1335" w:type="pct"/>
             <w:shd w:val="clear" w:color="auto" w:fill="F1F1F1"/>
+            <w:noWrap w:val="0"/>
+            <w:vAlign w:val="top"/>
           </w:tcPr>
           <w:p>
             <w:pPr>
@@ -720,14 +909,16 @@
               <w:spacing w:after="240"/>
               <w:jc w:val="left"/>
               <w:rPr>
-                <w:rFonts w:ascii="思源黑体" w:eastAsia="思源黑体" w:hAnsi="思源黑体" w:cs="思源黑体" w:hint="eastAsia"/>
-                <w:sz w:val="18"/>
-                <w:szCs w:val="18"/>
-              </w:rPr>
-            </w:pPr>
-            <w:r>
-              <w:rPr>
-                <w:rFonts w:ascii="思源黑体" w:eastAsia="思源黑体" w:hAnsi="思源黑体" w:cs="思源黑体" w:hint="eastAsia"/>
+                <w:rFonts w:hint="eastAsia" w:ascii="思源黑体" w:hAnsi="思源黑体" w:eastAsia="思源黑体" w:cs="思源黑体"/>
+                <w:kern w:val="2"/>
+                <w:sz w:val="18"/>
+                <w:szCs w:val="18"/>
+                <w:lang w:val="en-US" w:eastAsia="zh-CN" w:bidi="ar-SA"/>
+              </w:rPr>
+            </w:pPr>
+            <w:r>
+              <w:rPr>
+                <w:rFonts w:hint="eastAsia" w:ascii="思源黑体" w:hAnsi="思源黑体" w:eastAsia="思源黑体" w:cs="思源黑体"/>
                 <w:sz w:val="18"/>
                 <w:szCs w:val="18"/>
               </w:rPr>
@@ -739,7 +930,8 @@
           <w:tcPr>
             <w:tcW w:w="3664" w:type="pct"/>
             <w:gridSpan w:val="2"/>
-            <w:vMerge/>
+            <w:vMerge w:val="continue"/>
+            <w:noWrap w:val="0"/>
             <w:vAlign w:val="center"/>
           </w:tcPr>
           <w:p>
@@ -747,7 +939,7 @@
               <w:snapToGrid w:val="0"/>
               <w:jc w:val="left"/>
               <w:rPr>
-                <w:rFonts w:ascii="思源黑体" w:eastAsia="思源黑体" w:hAnsi="思源黑体" w:cs="思源黑体" w:hint="eastAsia"/>
+                <w:rFonts w:hint="eastAsia" w:ascii="思源黑体" w:hAnsi="思源黑体" w:eastAsia="思源黑体" w:cs="思源黑体"/>
                 <w:sz w:val="18"/>
                 <w:szCs w:val="18"/>
                 <w:lang w:eastAsia="en-US"/>
@@ -757,14 +949,24 @@
         </w:tc>
       </w:tr>
       <w:tr>
+        <w:tblPrEx>
+          <w:tblCellMar>
+            <w:top w:w="0" w:type="dxa"/>
+            <w:left w:w="70" w:type="dxa"/>
+            <w:bottom w:w="0" w:type="dxa"/>
+            <w:right w:w="70" w:type="dxa"/>
+          </w:tblCellMar>
+        </w:tblPrEx>
         <w:trPr>
-          <w:trHeight w:hRule="exact" w:val="340"/>
+          <w:trHeight w:val="340" w:hRule="exact"/>
           <w:jc w:val="center"/>
         </w:trPr>
         <w:tc>
           <w:tcPr>
             <w:tcW w:w="1335" w:type="pct"/>
             <w:shd w:val="clear" w:color="auto" w:fill="F1F1F1"/>
+            <w:noWrap w:val="0"/>
+            <w:vAlign w:val="top"/>
           </w:tcPr>
           <w:p>
             <w:pPr>
@@ -772,7 +974,7 @@
               <w:spacing w:after="240"/>
               <w:jc w:val="left"/>
               <w:rPr>
-                <w:rFonts w:ascii="思源黑体" w:eastAsia="思源黑体" w:hAnsi="思源黑体" w:cs="思源黑体" w:hint="eastAsia"/>
+                <w:rFonts w:hint="eastAsia" w:ascii="思源黑体" w:hAnsi="思源黑体" w:eastAsia="思源黑体" w:cs="思源黑体"/>
                 <w:sz w:val="18"/>
                 <w:szCs w:val="18"/>
                 <w:lang w:eastAsia="en-US"/>
@@ -780,7 +982,7 @@
             </w:pPr>
             <w:r>
               <w:rPr>
-                <w:rFonts w:ascii="思源黑体" w:eastAsia="思源黑体" w:hAnsi="思源黑体" w:cs="思源黑体" w:hint="eastAsia"/>
+                <w:rFonts w:hint="eastAsia" w:ascii="思源黑体" w:hAnsi="思源黑体" w:eastAsia="思源黑体" w:cs="思源黑体"/>
                 <w:sz w:val="18"/>
                 <w:szCs w:val="18"/>
               </w:rPr>
@@ -788,7 +990,7 @@
             </w:r>
             <w:r>
               <w:rPr>
-                <w:rFonts w:ascii="思源黑体" w:eastAsia="思源黑体" w:hAnsi="思源黑体" w:cs="思源黑体" w:hint="eastAsia"/>
+                <w:rFonts w:hint="eastAsia" w:ascii="思源黑体" w:hAnsi="思源黑体" w:eastAsia="思源黑体" w:cs="思源黑体"/>
                 <w:sz w:val="18"/>
                 <w:szCs w:val="18"/>
                 <w:lang w:eastAsia="en-US"/>
@@ -802,6 +1004,7 @@
             <w:tcW w:w="3664" w:type="pct"/>
             <w:gridSpan w:val="2"/>
             <w:vMerge w:val="restart"/>
+            <w:noWrap w:val="0"/>
             <w:vAlign w:val="center"/>
           </w:tcPr>
           <w:p>
@@ -809,23 +1012,34 @@
               <w:snapToGrid w:val="0"/>
               <w:jc w:val="left"/>
               <w:rPr>
-                <w:rFonts w:ascii="思源黑体" w:eastAsia="思源黑体" w:hAnsi="思源黑体" w:cs="思源黑体"/>
-                <w:sz w:val="18"/>
-                <w:szCs w:val="18"/>
+                <w:rFonts w:hint="default" w:ascii="思源黑体" w:hAnsi="思源黑体" w:eastAsia="思源黑体" w:cs="思源黑体"/>
+                <w:sz w:val="18"/>
+                <w:szCs w:val="18"/>
+                <w:lang w:val="en-US" w:eastAsia="zh-CN"/>
               </w:rPr>
             </w:pPr>
           </w:p>
         </w:tc>
       </w:tr>
       <w:tr>
+        <w:tblPrEx>
+          <w:tblCellMar>
+            <w:top w:w="0" w:type="dxa"/>
+            <w:left w:w="70" w:type="dxa"/>
+            <w:bottom w:w="0" w:type="dxa"/>
+            <w:right w:w="70" w:type="dxa"/>
+          </w:tblCellMar>
+        </w:tblPrEx>
         <w:trPr>
-          <w:trHeight w:hRule="exact" w:val="340"/>
+          <w:trHeight w:val="340" w:hRule="exact"/>
           <w:jc w:val="center"/>
         </w:trPr>
         <w:tc>
           <w:tcPr>
             <w:tcW w:w="1335" w:type="pct"/>
             <w:shd w:val="clear" w:color="auto" w:fill="F1F1F1"/>
+            <w:noWrap w:val="0"/>
+            <w:vAlign w:val="top"/>
           </w:tcPr>
           <w:p>
             <w:pPr>
@@ -833,7 +1047,7 @@
               <w:spacing w:after="240"/>
               <w:jc w:val="left"/>
               <w:rPr>
-                <w:rFonts w:ascii="思源黑体" w:eastAsia="思源黑体" w:hAnsi="思源黑体" w:cs="思源黑体" w:hint="eastAsia"/>
+                <w:rFonts w:hint="eastAsia" w:ascii="思源黑体" w:hAnsi="思源黑体" w:eastAsia="思源黑体" w:cs="思源黑体"/>
                 <w:sz w:val="18"/>
                 <w:szCs w:val="18"/>
                 <w:lang w:eastAsia="en-US"/>
@@ -841,7 +1055,7 @@
             </w:pPr>
             <w:r>
               <w:rPr>
-                <w:rFonts w:ascii="思源黑体" w:eastAsia="思源黑体" w:hAnsi="思源黑体" w:cs="思源黑体" w:hint="eastAsia"/>
+                <w:rFonts w:hint="eastAsia" w:ascii="思源黑体" w:hAnsi="思源黑体" w:eastAsia="思源黑体" w:cs="思源黑体"/>
                 <w:sz w:val="18"/>
                 <w:szCs w:val="18"/>
               </w:rPr>
@@ -853,7 +1067,8 @@
           <w:tcPr>
             <w:tcW w:w="3664" w:type="pct"/>
             <w:gridSpan w:val="2"/>
-            <w:vMerge/>
+            <w:vMerge w:val="continue"/>
+            <w:noWrap w:val="0"/>
             <w:vAlign w:val="center"/>
           </w:tcPr>
           <w:p>
@@ -862,7 +1077,7 @@
               <w:spacing w:after="240"/>
               <w:jc w:val="left"/>
               <w:rPr>
-                <w:rFonts w:ascii="思源黑体" w:eastAsia="思源黑体" w:hAnsi="思源黑体" w:cs="思源黑体" w:hint="eastAsia"/>
+                <w:rFonts w:hint="eastAsia" w:ascii="思源黑体" w:hAnsi="思源黑体" w:eastAsia="思源黑体" w:cs="思源黑体"/>
                 <w:sz w:val="18"/>
                 <w:szCs w:val="18"/>
                 <w:lang w:eastAsia="en-US"/>
@@ -872,30 +1087,42 @@
         </w:tc>
       </w:tr>
       <w:tr>
+        <w:tblPrEx>
+          <w:tblCellMar>
+            <w:top w:w="0" w:type="dxa"/>
+            <w:left w:w="70" w:type="dxa"/>
+            <w:bottom w:w="0" w:type="dxa"/>
+            <w:right w:w="70" w:type="dxa"/>
+          </w:tblCellMar>
+        </w:tblPrEx>
         <w:trPr>
-          <w:trHeight w:hRule="exact" w:val="340"/>
+          <w:trHeight w:val="340" w:hRule="exact"/>
           <w:jc w:val="center"/>
         </w:trPr>
         <w:tc>
           <w:tcPr>
             <w:tcW w:w="1335" w:type="pct"/>
             <w:shd w:val="clear" w:color="auto" w:fill="F1F1F1"/>
-          </w:tcPr>
-          <w:p>
-            <w:pPr>
-              <w:snapToGrid w:val="0"/>
-              <w:jc w:val="left"/>
-              <w:rPr>
-                <w:rFonts w:ascii="思源黑体" w:eastAsia="思源黑体" w:hAnsi="思源黑体" w:cs="思源黑体" w:hint="eastAsia"/>
-                <w:sz w:val="18"/>
-                <w:szCs w:val="18"/>
-              </w:rPr>
-            </w:pPr>
-            <w:r>
-              <w:rPr>
-                <w:rFonts w:ascii="思源黑体" w:eastAsia="思源黑体" w:hAnsi="思源黑体" w:cs="思源黑体" w:hint="eastAsia"/>
-                <w:sz w:val="18"/>
-                <w:szCs w:val="18"/>
+            <w:noWrap w:val="0"/>
+            <w:vAlign w:val="top"/>
+          </w:tcPr>
+          <w:p>
+            <w:pPr>
+              <w:snapToGrid w:val="0"/>
+              <w:jc w:val="left"/>
+              <w:rPr>
+                <w:rFonts w:hint="eastAsia" w:ascii="思源黑体" w:hAnsi="思源黑体" w:eastAsia="思源黑体" w:cs="思源黑体"/>
+                <w:sz w:val="18"/>
+                <w:szCs w:val="18"/>
+                <w:lang w:val="en-US" w:eastAsia="zh-CN"/>
+              </w:rPr>
+            </w:pPr>
+            <w:r>
+              <w:rPr>
+                <w:rFonts w:hint="eastAsia" w:ascii="思源黑体" w:hAnsi="思源黑体" w:eastAsia="思源黑体" w:cs="思源黑体"/>
+                <w:sz w:val="18"/>
+                <w:szCs w:val="18"/>
+                <w:lang w:val="en-US" w:eastAsia="zh-CN"/>
               </w:rPr>
               <w:t>Revision Date:</w:t>
             </w:r>
@@ -906,6 +1133,7 @@
             <w:tcW w:w="3664" w:type="pct"/>
             <w:gridSpan w:val="2"/>
             <w:vMerge w:val="restart"/>
+            <w:noWrap w:val="0"/>
             <w:vAlign w:val="center"/>
           </w:tcPr>
           <w:p>
@@ -913,36 +1141,47 @@
               <w:snapToGrid w:val="0"/>
               <w:jc w:val="left"/>
               <w:rPr>
-                <w:rFonts w:ascii="思源黑体" w:eastAsia="思源黑体" w:hAnsi="思源黑体" w:cs="思源黑体"/>
-                <w:sz w:val="18"/>
-                <w:szCs w:val="18"/>
+                <w:rFonts w:hint="default" w:ascii="思源黑体" w:hAnsi="思源黑体" w:eastAsia="思源黑体" w:cs="思源黑体"/>
+                <w:sz w:val="18"/>
+                <w:szCs w:val="18"/>
+                <w:lang w:val="en-US" w:eastAsia="zh-CN"/>
               </w:rPr>
             </w:pPr>
             <w:bookmarkStart w:id="2" w:name="Auf1"/>
-            <w:bookmarkStart w:id="3" w:name="Seit1"/>
-            <w:bookmarkStart w:id="4" w:name="Der1"/>
             <w:bookmarkEnd w:id="2"/>
+            <w:bookmarkStart w:id="3" w:name="Der1"/>
             <w:bookmarkEnd w:id="3"/>
+            <w:bookmarkStart w:id="4" w:name="Seit1"/>
             <w:bookmarkEnd w:id="4"/>
           </w:p>
         </w:tc>
       </w:tr>
       <w:tr>
+        <w:tblPrEx>
+          <w:tblCellMar>
+            <w:top w:w="0" w:type="dxa"/>
+            <w:left w:w="70" w:type="dxa"/>
+            <w:bottom w:w="0" w:type="dxa"/>
+            <w:right w:w="70" w:type="dxa"/>
+          </w:tblCellMar>
+        </w:tblPrEx>
         <w:trPr>
-          <w:trHeight w:hRule="exact" w:val="340"/>
+          <w:trHeight w:val="340" w:hRule="exact"/>
           <w:jc w:val="center"/>
         </w:trPr>
         <w:tc>
           <w:tcPr>
             <w:tcW w:w="1335" w:type="pct"/>
             <w:shd w:val="clear" w:color="auto" w:fill="F1F1F1"/>
-          </w:tcPr>
-          <w:p>
-            <w:pPr>
-              <w:snapToGrid w:val="0"/>
-              <w:jc w:val="left"/>
-              <w:rPr>
-                <w:rFonts w:ascii="思源黑体" w:eastAsia="思源黑体" w:hAnsi="思源黑体" w:cs="思源黑体" w:hint="eastAsia"/>
+            <w:noWrap w:val="0"/>
+            <w:vAlign w:val="top"/>
+          </w:tcPr>
+          <w:p>
+            <w:pPr>
+              <w:snapToGrid w:val="0"/>
+              <w:jc w:val="left"/>
+              <w:rPr>
+                <w:rFonts w:hint="eastAsia" w:ascii="思源黑体" w:hAnsi="思源黑体" w:eastAsia="思源黑体" w:cs="思源黑体"/>
                 <w:sz w:val="18"/>
                 <w:szCs w:val="18"/>
                 <w:lang w:eastAsia="en-US"/>
@@ -950,7 +1189,7 @@
             </w:pPr>
             <w:r>
               <w:rPr>
-                <w:rFonts w:ascii="思源黑体" w:eastAsia="思源黑体" w:hAnsi="思源黑体" w:cs="思源黑体" w:hint="eastAsia"/>
+                <w:rFonts w:hint="eastAsia" w:ascii="思源黑体" w:hAnsi="思源黑体" w:eastAsia="思源黑体" w:cs="思源黑体"/>
                 <w:sz w:val="18"/>
                 <w:szCs w:val="18"/>
               </w:rPr>
@@ -962,7 +1201,8 @@
           <w:tcPr>
             <w:tcW w:w="3664" w:type="pct"/>
             <w:gridSpan w:val="2"/>
-            <w:vMerge/>
+            <w:vMerge w:val="continue"/>
+            <w:noWrap w:val="0"/>
             <w:vAlign w:val="center"/>
           </w:tcPr>
           <w:p>
@@ -971,7 +1211,7 @@
               <w:spacing w:after="240"/>
               <w:jc w:val="left"/>
               <w:rPr>
-                <w:rFonts w:ascii="思源黑体" w:eastAsia="思源黑体" w:hAnsi="思源黑体" w:cs="思源黑体" w:hint="eastAsia"/>
+                <w:rFonts w:hint="eastAsia" w:ascii="思源黑体" w:hAnsi="思源黑体" w:eastAsia="思源黑体" w:cs="思源黑体"/>
                 <w:sz w:val="18"/>
                 <w:szCs w:val="18"/>
                 <w:lang w:eastAsia="en-US"/>
@@ -981,8 +1221,16 @@
         </w:tc>
       </w:tr>
       <w:tr>
+        <w:tblPrEx>
+          <w:tblCellMar>
+            <w:top w:w="0" w:type="dxa"/>
+            <w:left w:w="70" w:type="dxa"/>
+            <w:bottom w:w="0" w:type="dxa"/>
+            <w:right w:w="70" w:type="dxa"/>
+          </w:tblCellMar>
+        </w:tblPrEx>
         <w:trPr>
-          <w:trHeight w:hRule="exact" w:val="397"/>
+          <w:trHeight w:val="397" w:hRule="exact"/>
           <w:jc w:val="center"/>
         </w:trPr>
         <w:tc>
@@ -990,6 +1238,7 @@
             <w:tcW w:w="5000" w:type="pct"/>
             <w:gridSpan w:val="3"/>
             <w:shd w:val="clear" w:color="auto" w:fill="F9BE00"/>
+            <w:noWrap w:val="0"/>
             <w:vAlign w:val="center"/>
           </w:tcPr>
           <w:p>
@@ -997,7 +1246,7 @@
               <w:snapToGrid w:val="0"/>
               <w:jc w:val="left"/>
               <w:rPr>
-                <w:rFonts w:ascii="思源黑体" w:eastAsia="思源黑体" w:hAnsi="思源黑体" w:cs="思源黑体" w:hint="eastAsia"/>
+                <w:rFonts w:hint="eastAsia" w:ascii="思源黑体" w:hAnsi="思源黑体" w:eastAsia="思源黑体" w:cs="思源黑体"/>
                 <w:b/>
                 <w:sz w:val="18"/>
                 <w:szCs w:val="18"/>
@@ -1006,7 +1255,7 @@
             </w:pPr>
             <w:r>
               <w:rPr>
-                <w:rFonts w:ascii="思源黑体" w:eastAsia="思源黑体" w:hAnsi="思源黑体" w:cs="思源黑体" w:hint="eastAsia"/>
+                <w:rFonts w:hint="eastAsia" w:ascii="思源黑体" w:hAnsi="思源黑体" w:eastAsia="思源黑体" w:cs="思源黑体"/>
                 <w:b/>
                 <w:sz w:val="18"/>
                 <w:szCs w:val="18"/>
@@ -1018,8 +1267,16 @@
         </w:tc>
       </w:tr>
       <w:tr>
+        <w:tblPrEx>
+          <w:tblCellMar>
+            <w:top w:w="0" w:type="dxa"/>
+            <w:left w:w="70" w:type="dxa"/>
+            <w:bottom w:w="0" w:type="dxa"/>
+            <w:right w:w="70" w:type="dxa"/>
+          </w:tblCellMar>
+        </w:tblPrEx>
         <w:trPr>
-          <w:trHeight w:hRule="exact" w:val="397"/>
+          <w:trHeight w:val="397" w:hRule="exact"/>
           <w:jc w:val="center"/>
         </w:trPr>
         <w:tc>
@@ -1027,6 +1284,7 @@
             <w:tcW w:w="5000" w:type="pct"/>
             <w:gridSpan w:val="3"/>
             <w:shd w:val="clear" w:color="auto" w:fill="F9BE00"/>
+            <w:noWrap w:val="0"/>
             <w:vAlign w:val="center"/>
           </w:tcPr>
           <w:p>
@@ -1034,70 +1292,87 @@
               <w:snapToGrid w:val="0"/>
               <w:jc w:val="left"/>
               <w:rPr>
-                <w:rFonts w:ascii="思源黑体" w:eastAsia="思源黑体" w:hAnsi="思源黑体" w:cs="思源黑体" w:hint="eastAsia"/>
-                <w:b/>
-                <w:sz w:val="18"/>
-                <w:szCs w:val="18"/>
-              </w:rPr>
-            </w:pPr>
-            <w:r>
-              <w:rPr>
-                <w:rFonts w:ascii="思源黑体" w:eastAsia="思源黑体" w:hAnsi="思源黑体" w:cs="思源黑体" w:hint="eastAsia"/>
-                <w:b/>
-                <w:sz w:val="18"/>
-                <w:szCs w:val="18"/>
-              </w:rPr>
-              <w:t>岗位目的</w:t>
-            </w:r>
-            <w:r>
-              <w:rPr>
-                <w:rFonts w:ascii="思源黑体" w:eastAsia="思源黑体" w:hAnsi="思源黑体" w:cs="思源黑体" w:hint="eastAsia"/>
-                <w:b/>
-                <w:sz w:val="18"/>
-                <w:szCs w:val="18"/>
-              </w:rPr>
-              <w:t xml:space="preserve"> </w:t>
-            </w:r>
-            <w:r>
-              <w:rPr>
-                <w:rFonts w:ascii="思源黑体" w:eastAsia="思源黑体" w:hAnsi="思源黑体" w:cs="思源黑体" w:hint="eastAsia"/>
-                <w:b/>
-                <w:sz w:val="18"/>
-                <w:szCs w:val="18"/>
-              </w:rPr>
-              <w:t>（表明该职位基本作用的简要陈述）</w:t>
+                <w:rFonts w:hint="eastAsia" w:ascii="思源黑体" w:hAnsi="思源黑体" w:eastAsia="思源黑体" w:cs="思源黑体"/>
+                <w:b/>
+                <w:sz w:val="18"/>
+                <w:szCs w:val="18"/>
+              </w:rPr>
+            </w:pPr>
+            <w:r>
+              <w:rPr>
+                <w:rFonts w:hint="eastAsia" w:ascii="思源黑体" w:hAnsi="思源黑体" w:eastAsia="思源黑体" w:cs="思源黑体"/>
+                <w:b/>
+                <w:sz w:val="18"/>
+                <w:szCs w:val="18"/>
+              </w:rPr>
+              <w:t>岗位目的 （表明该职位基本作用的简要陈述）</w:t>
             </w:r>
           </w:p>
         </w:tc>
       </w:tr>
       <w:tr>
+        <w:tblPrEx>
+          <w:tblCellMar>
+            <w:top w:w="0" w:type="dxa"/>
+            <w:left w:w="70" w:type="dxa"/>
+            <w:bottom w:w="0" w:type="dxa"/>
+            <w:right w:w="70" w:type="dxa"/>
+          </w:tblCellMar>
+        </w:tblPrEx>
         <w:trPr>
-          <w:trHeight w:val="340"/>
+          <w:trHeight w:val="340" w:hRule="atLeast"/>
           <w:jc w:val="center"/>
         </w:trPr>
         <w:tc>
           <w:tcPr>
             <w:tcW w:w="5000" w:type="pct"/>
             <w:gridSpan w:val="3"/>
-          </w:tcPr>
-          <w:p>
-            <w:pPr>
+            <w:noWrap w:val="0"/>
+            <w:vAlign w:val="top"/>
+          </w:tcPr>
+          <w:p>
+            <w:pPr>
+              <w:numPr>
+                <w:ilvl w:val="0"/>
+                <w:numId w:val="0"/>
+              </w:numPr>
               <w:autoSpaceDE w:val="0"/>
               <w:autoSpaceDN w:val="0"/>
               <w:snapToGrid w:val="0"/>
-              <w:jc w:val="left"/>
-              <w:rPr>
-                <w:rFonts w:ascii="思源黑体" w:eastAsia="思源黑体" w:hAnsi="思源黑体" w:cs="思源黑体" w:hint="eastAsia"/>
-                <w:sz w:val="18"/>
-                <w:szCs w:val="18"/>
-              </w:rPr>
-            </w:pPr>
+              <w:spacing w:line="240" w:lineRule="auto"/>
+              <w:ind w:leftChars="0"/>
+              <w:jc w:val="left"/>
+              <w:rPr>
+                <w:rFonts w:hint="eastAsia" w:ascii="思源黑体" w:hAnsi="思源黑体" w:eastAsia="思源黑体" w:cs="思源黑体"/>
+                <w:sz w:val="18"/>
+                <w:szCs w:val="18"/>
+              </w:rPr>
+            </w:pPr>
+            <w:r>
+              <w:rPr>
+                <w:rStyle w:val="14"/>
+                <w:rFonts w:ascii="宋体" w:hAnsi="宋体" w:eastAsia="宋体" w:cs="宋体"/>
+                <w:color w:val="000000"/>
+                <w:sz w:val="12"/>
+                <w:szCs w:val="12"/>
+                <w:bdr w:val="none" w:color="auto" w:sz="0" w:space="0"/>
+              </w:rPr>
+              <w:t>{{position_purpose}}</w:t>
+            </w:r>
           </w:p>
         </w:tc>
       </w:tr>
       <w:tr>
+        <w:tblPrEx>
+          <w:tblCellMar>
+            <w:top w:w="0" w:type="dxa"/>
+            <w:left w:w="70" w:type="dxa"/>
+            <w:bottom w:w="0" w:type="dxa"/>
+            <w:right w:w="70" w:type="dxa"/>
+          </w:tblCellMar>
+        </w:tblPrEx>
         <w:trPr>
-          <w:trHeight w:hRule="exact" w:val="397"/>
+          <w:trHeight w:val="397" w:hRule="exact"/>
           <w:jc w:val="center"/>
         </w:trPr>
         <w:tc>
@@ -1105,6 +1380,7 @@
             <w:tcW w:w="5000" w:type="pct"/>
             <w:gridSpan w:val="3"/>
             <w:shd w:val="clear" w:color="auto" w:fill="F9BE00"/>
+            <w:noWrap w:val="0"/>
             <w:vAlign w:val="center"/>
           </w:tcPr>
           <w:p>
@@ -1113,7 +1389,7 @@
               <w:spacing w:before="96"/>
               <w:jc w:val="left"/>
               <w:rPr>
-                <w:rFonts w:ascii="思源黑体" w:eastAsia="思源黑体" w:hAnsi="思源黑体" w:cs="思源黑体" w:hint="eastAsia"/>
+                <w:rFonts w:hint="eastAsia" w:ascii="思源黑体" w:hAnsi="思源黑体" w:eastAsia="思源黑体" w:cs="思源黑体"/>
                 <w:sz w:val="18"/>
                 <w:szCs w:val="18"/>
                 <w:lang w:eastAsia="en-US"/>
@@ -1121,7 +1397,7 @@
             </w:pPr>
             <w:r>
               <w:rPr>
-                <w:rFonts w:ascii="思源黑体" w:eastAsia="思源黑体" w:hAnsi="思源黑体" w:cs="思源黑体" w:hint="eastAsia"/>
+                <w:rFonts w:hint="eastAsia" w:ascii="思源黑体" w:hAnsi="思源黑体" w:eastAsia="思源黑体" w:cs="思源黑体"/>
                 <w:b/>
                 <w:sz w:val="18"/>
                 <w:szCs w:val="18"/>
@@ -1131,7 +1407,7 @@
             </w:r>
             <w:r>
               <w:rPr>
-                <w:rFonts w:ascii="思源黑体" w:eastAsia="思源黑体" w:hAnsi="思源黑体" w:cs="思源黑体" w:hint="eastAsia"/>
+                <w:rFonts w:hint="eastAsia" w:ascii="思源黑体" w:hAnsi="思源黑体" w:eastAsia="思源黑体" w:cs="思源黑体"/>
                 <w:sz w:val="18"/>
                 <w:szCs w:val="18"/>
                 <w:lang w:eastAsia="en-US"/>
@@ -1142,8 +1418,16 @@
         </w:tc>
       </w:tr>
       <w:tr>
+        <w:tblPrEx>
+          <w:tblCellMar>
+            <w:top w:w="0" w:type="dxa"/>
+            <w:left w:w="70" w:type="dxa"/>
+            <w:bottom w:w="0" w:type="dxa"/>
+            <w:right w:w="70" w:type="dxa"/>
+          </w:tblCellMar>
+        </w:tblPrEx>
         <w:trPr>
-          <w:trHeight w:hRule="exact" w:val="397"/>
+          <w:trHeight w:val="397" w:hRule="exact"/>
           <w:jc w:val="center"/>
         </w:trPr>
         <w:tc>
@@ -1151,6 +1435,7 @@
             <w:tcW w:w="5000" w:type="pct"/>
             <w:gridSpan w:val="3"/>
             <w:shd w:val="clear" w:color="auto" w:fill="F9BE00"/>
+            <w:noWrap w:val="0"/>
             <w:vAlign w:val="center"/>
           </w:tcPr>
           <w:p>
@@ -1159,14 +1444,14 @@
               <w:spacing w:before="96"/>
               <w:jc w:val="left"/>
               <w:rPr>
-                <w:rFonts w:ascii="思源黑体" w:eastAsia="思源黑体" w:hAnsi="思源黑体" w:cs="思源黑体" w:hint="eastAsia"/>
-                <w:sz w:val="18"/>
-                <w:szCs w:val="18"/>
-              </w:rPr>
-            </w:pPr>
-            <w:r>
-              <w:rPr>
-                <w:rFonts w:ascii="思源黑体" w:eastAsia="思源黑体" w:hAnsi="思源黑体" w:cs="思源黑体" w:hint="eastAsia"/>
+                <w:rFonts w:hint="eastAsia" w:ascii="思源黑体" w:hAnsi="思源黑体" w:eastAsia="思源黑体" w:cs="思源黑体"/>
+                <w:sz w:val="18"/>
+                <w:szCs w:val="18"/>
+              </w:rPr>
+            </w:pPr>
+            <w:r>
+              <w:rPr>
+                <w:rFonts w:hint="eastAsia" w:ascii="思源黑体" w:hAnsi="思源黑体" w:eastAsia="思源黑体" w:cs="思源黑体"/>
                 <w:b/>
                 <w:sz w:val="18"/>
                 <w:szCs w:val="18"/>
@@ -1175,7 +1460,7 @@
             </w:r>
             <w:r>
               <w:rPr>
-                <w:rFonts w:ascii="思源黑体" w:eastAsia="思源黑体" w:hAnsi="思源黑体" w:cs="思源黑体" w:hint="eastAsia"/>
+                <w:rFonts w:hint="eastAsia" w:ascii="思源黑体" w:hAnsi="思源黑体" w:eastAsia="思源黑体" w:cs="思源黑体"/>
                 <w:sz w:val="18"/>
                 <w:szCs w:val="18"/>
               </w:rPr>
@@ -1188,7 +1473,7 @@
               <w:spacing w:before="96"/>
               <w:jc w:val="left"/>
               <w:rPr>
-                <w:rFonts w:ascii="思源黑体" w:eastAsia="思源黑体" w:hAnsi="思源黑体" w:cs="思源黑体" w:hint="eastAsia"/>
+                <w:rFonts w:hint="eastAsia" w:ascii="思源黑体" w:hAnsi="思源黑体" w:eastAsia="思源黑体" w:cs="思源黑体"/>
                 <w:b/>
                 <w:sz w:val="18"/>
                 <w:szCs w:val="18"/>
@@ -1199,34 +1484,65 @@
         </w:tc>
       </w:tr>
       <w:tr>
+        <w:tblPrEx>
+          <w:tblCellMar>
+            <w:top w:w="0" w:type="dxa"/>
+            <w:left w:w="70" w:type="dxa"/>
+            <w:bottom w:w="0" w:type="dxa"/>
+            <w:right w:w="70" w:type="dxa"/>
+          </w:tblCellMar>
+        </w:tblPrEx>
         <w:trPr>
-          <w:trHeight w:val="2021"/>
+          <w:trHeight w:val="2021" w:hRule="atLeast"/>
           <w:jc w:val="center"/>
         </w:trPr>
         <w:tc>
           <w:tcPr>
             <w:tcW w:w="5000" w:type="pct"/>
             <w:gridSpan w:val="3"/>
+            <w:noWrap w:val="0"/>
             <w:vAlign w:val="center"/>
           </w:tcPr>
           <w:p>
             <w:pPr>
+              <w:numPr>
+                <w:ilvl w:val="0"/>
+                <w:numId w:val="0"/>
+              </w:numPr>
               <w:autoSpaceDE w:val="0"/>
               <w:autoSpaceDN w:val="0"/>
               <w:snapToGrid w:val="0"/>
-              <w:jc w:val="left"/>
-              <w:rPr>
-                <w:rFonts w:ascii="思源黑体" w:eastAsia="思源黑体" w:hAnsi="思源黑体" w:cs="思源黑体" w:hint="eastAsia"/>
-                <w:sz w:val="18"/>
-                <w:szCs w:val="18"/>
-              </w:rPr>
-            </w:pPr>
+              <w:spacing w:line="240" w:lineRule="auto"/>
+              <w:ind w:leftChars="0"/>
+              <w:jc w:val="left"/>
+              <w:rPr>
+                <w:rFonts w:hint="eastAsia" w:ascii="思源黑体" w:hAnsi="思源黑体" w:eastAsia="思源黑体" w:cs="思源黑体"/>
+                <w:sz w:val="18"/>
+                <w:szCs w:val="18"/>
+              </w:rPr>
+            </w:pPr>
+            <w:r>
+              <w:rPr>
+                <w:rFonts w:ascii="宋体" w:hAnsi="宋体" w:eastAsia="宋体" w:cs="宋体"/>
+                <w:sz w:val="24"/>
+                <w:szCs w:val="24"/>
+              </w:rPr>
+              <w:t>{{responsibilities}}</w:t>
+            </w:r>
           </w:p>
         </w:tc>
       </w:tr>
       <w:tr>
+        <w:tblPrEx>
+          <w:tblCellMar>
+            <w:top w:w="0" w:type="dxa"/>
+            <w:left w:w="70" w:type="dxa"/>
+            <w:bottom w:w="0" w:type="dxa"/>
+            <w:right w:w="70" w:type="dxa"/>
+          </w:tblCellMar>
+        </w:tblPrEx>
         <w:trPr>
-          <w:trHeight w:hRule="exact" w:val="397"/>
+          <w:trHeight w:val="397" w:hRule="exact"/>
           <w:jc w:val="center"/>
         </w:trPr>
         <w:tc>
@@ -1234,13 +1550,15 @@
             <w:tcW w:w="5000" w:type="pct"/>
             <w:gridSpan w:val="3"/>
             <w:shd w:val="clear" w:color="auto" w:fill="F9BE00"/>
-          </w:tcPr>
-          <w:p>
-            <w:pPr>
-              <w:snapToGrid w:val="0"/>
-              <w:jc w:val="left"/>
-              <w:rPr>
-                <w:rFonts w:ascii="思源黑体" w:eastAsia="思源黑体" w:hAnsi="思源黑体" w:cs="思源黑体" w:hint="eastAsia"/>
+            <w:noWrap w:val="0"/>
+            <w:vAlign w:val="top"/>
+          </w:tcPr>
+          <w:p>
+            <w:pPr>
+              <w:snapToGrid w:val="0"/>
+              <w:jc w:val="left"/>
+              <w:rPr>
+                <w:rFonts w:hint="eastAsia" w:ascii="思源黑体" w:hAnsi="思源黑体" w:eastAsia="思源黑体" w:cs="思源黑体"/>
                 <w:b/>
                 <w:bCs/>
                 <w:sz w:val="18"/>
@@ -1250,7 +1568,7 @@
             </w:pPr>
             <w:r>
               <w:rPr>
-                <w:rFonts w:ascii="思源黑体" w:eastAsia="思源黑体" w:hAnsi="思源黑体" w:cs="思源黑体" w:hint="eastAsia"/>
+                <w:rFonts w:hint="eastAsia" w:ascii="思源黑体" w:hAnsi="思源黑体" w:eastAsia="思源黑体" w:cs="思源黑体"/>
                 <w:b/>
                 <w:bCs/>
                 <w:sz w:val="18"/>
@@ -1261,7 +1579,7 @@
             </w:r>
             <w:r>
               <w:rPr>
-                <w:rFonts w:ascii="思源黑体" w:eastAsia="思源黑体" w:hAnsi="思源黑体" w:cs="思源黑体" w:hint="eastAsia"/>
+                <w:rFonts w:hint="eastAsia" w:ascii="思源黑体" w:hAnsi="思源黑体" w:eastAsia="思源黑体" w:cs="思源黑体"/>
                 <w:b/>
                 <w:bCs/>
                 <w:sz w:val="18"/>
@@ -1271,7 +1589,7 @@
             </w:r>
             <w:r>
               <w:rPr>
-                <w:rFonts w:ascii="思源黑体" w:eastAsia="思源黑体" w:hAnsi="思源黑体" w:cs="思源黑体" w:hint="eastAsia"/>
+                <w:rFonts w:hint="eastAsia" w:ascii="思源黑体" w:hAnsi="思源黑体" w:eastAsia="思源黑体" w:cs="思源黑体"/>
                 <w:b/>
                 <w:bCs/>
                 <w:sz w:val="18"/>
@@ -1284,8 +1602,16 @@
         </w:tc>
       </w:tr>
       <w:tr>
+        <w:tblPrEx>
+          <w:tblCellMar>
+            <w:top w:w="0" w:type="dxa"/>
+            <w:left w:w="70" w:type="dxa"/>
+            <w:bottom w:w="0" w:type="dxa"/>
+            <w:right w:w="70" w:type="dxa"/>
+          </w:tblCellMar>
+        </w:tblPrEx>
         <w:trPr>
-          <w:trHeight w:hRule="exact" w:val="397"/>
+          <w:trHeight w:val="397" w:hRule="exact"/>
           <w:jc w:val="center"/>
         </w:trPr>
         <w:tc>
@@ -1293,182 +1619,174 @@
             <w:tcW w:w="5000" w:type="pct"/>
             <w:gridSpan w:val="3"/>
             <w:shd w:val="clear" w:color="auto" w:fill="F9BE00"/>
-          </w:tcPr>
-          <w:p>
-            <w:pPr>
-              <w:snapToGrid w:val="0"/>
-              <w:jc w:val="left"/>
-              <w:rPr>
-                <w:rFonts w:ascii="思源黑体" w:eastAsia="思源黑体" w:hAnsi="思源黑体" w:cs="思源黑体" w:hint="eastAsia"/>
-                <w:b/>
-                <w:bCs/>
-                <w:sz w:val="18"/>
-                <w:szCs w:val="18"/>
-              </w:rPr>
-            </w:pPr>
-            <w:r>
-              <w:rPr>
-                <w:rFonts w:ascii="思源黑体" w:eastAsia="思源黑体" w:hAnsi="思源黑体" w:cs="思源黑体" w:hint="eastAsia"/>
-                <w:b/>
-                <w:bCs/>
-                <w:sz w:val="18"/>
-                <w:szCs w:val="18"/>
-              </w:rPr>
-              <w:t>任职要求</w:t>
-            </w:r>
-            <w:r>
-              <w:rPr>
-                <w:rFonts w:ascii="思源黑体" w:eastAsia="思源黑体" w:hAnsi="思源黑体" w:cs="思源黑体" w:hint="eastAsia"/>
-                <w:b/>
-                <w:bCs/>
-                <w:sz w:val="18"/>
-                <w:szCs w:val="18"/>
-              </w:rPr>
-              <w:t>(</w:t>
-            </w:r>
-            <w:r>
-              <w:rPr>
-                <w:rFonts w:ascii="思源黑体" w:eastAsia="思源黑体" w:hAnsi="思源黑体" w:cs="思源黑体" w:hint="eastAsia"/>
-                <w:b/>
-                <w:bCs/>
-                <w:sz w:val="18"/>
-                <w:szCs w:val="18"/>
-              </w:rPr>
-              <w:t>教育，技能，经验以及能力</w:t>
-            </w:r>
-            <w:r>
-              <w:rPr>
-                <w:rFonts w:ascii="思源黑体" w:eastAsia="思源黑体" w:hAnsi="思源黑体" w:cs="思源黑体" w:hint="eastAsia"/>
-                <w:b/>
-                <w:bCs/>
-                <w:sz w:val="18"/>
-                <w:szCs w:val="18"/>
-              </w:rPr>
-              <w:t>)</w:t>
+            <w:noWrap w:val="0"/>
+            <w:vAlign w:val="top"/>
+          </w:tcPr>
+          <w:p>
+            <w:pPr>
+              <w:snapToGrid w:val="0"/>
+              <w:jc w:val="left"/>
+              <w:rPr>
+                <w:rFonts w:hint="eastAsia" w:ascii="思源黑体" w:hAnsi="思源黑体" w:eastAsia="思源黑体" w:cs="思源黑体"/>
+                <w:b/>
+                <w:bCs/>
+                <w:sz w:val="18"/>
+                <w:szCs w:val="18"/>
+              </w:rPr>
+            </w:pPr>
+            <w:r>
+              <w:rPr>
+                <w:rFonts w:hint="eastAsia" w:ascii="思源黑体" w:hAnsi="思源黑体" w:eastAsia="思源黑体" w:cs="思源黑体"/>
+                <w:b/>
+                <w:bCs/>
+                <w:sz w:val="18"/>
+                <w:szCs w:val="18"/>
+              </w:rPr>
+              <w:t>任职要求(教育，技能，经验以及能力)</w:t>
             </w:r>
           </w:p>
         </w:tc>
       </w:tr>
       <w:tr>
+        <w:tblPrEx>
+          <w:tblCellMar>
+            <w:top w:w="0" w:type="dxa"/>
+            <w:left w:w="70" w:type="dxa"/>
+            <w:bottom w:w="0" w:type="dxa"/>
+            <w:right w:w="70" w:type="dxa"/>
+          </w:tblCellMar>
+        </w:tblPrEx>
         <w:trPr>
-          <w:trHeight w:hRule="exact" w:val="3518"/>
+          <w:trHeight w:val="3518" w:hRule="exact"/>
           <w:jc w:val="center"/>
         </w:trPr>
         <w:tc>
           <w:tcPr>
             <w:tcW w:w="5000" w:type="pct"/>
             <w:gridSpan w:val="3"/>
-          </w:tcPr>
-          <w:p>
-            <w:pPr>
-              <w:snapToGrid w:val="0"/>
-              <w:jc w:val="left"/>
-              <w:rPr>
-                <w:rFonts w:ascii="思源黑体" w:eastAsia="思源黑体" w:hAnsi="思源黑体" w:cs="思源黑体" w:hint="eastAsia"/>
-                <w:b/>
-                <w:bCs/>
-                <w:sz w:val="18"/>
-                <w:szCs w:val="18"/>
-              </w:rPr>
-            </w:pPr>
-          </w:p>
-          <w:p>
-            <w:pPr>
-              <w:snapToGrid w:val="0"/>
-              <w:jc w:val="left"/>
-              <w:rPr>
-                <w:rFonts w:ascii="思源黑体" w:eastAsia="思源黑体" w:hAnsi="思源黑体" w:cs="思源黑体" w:hint="eastAsia"/>
-                <w:b/>
-                <w:bCs/>
-                <w:sz w:val="18"/>
-                <w:szCs w:val="18"/>
-              </w:rPr>
-            </w:pPr>
-          </w:p>
-          <w:p>
-            <w:pPr>
-              <w:snapToGrid w:val="0"/>
-              <w:jc w:val="left"/>
-              <w:rPr>
-                <w:rFonts w:ascii="思源黑体" w:eastAsia="思源黑体" w:hAnsi="思源黑体" w:cs="思源黑体" w:hint="eastAsia"/>
-                <w:b/>
-                <w:bCs/>
-                <w:sz w:val="18"/>
-                <w:szCs w:val="18"/>
-              </w:rPr>
-            </w:pPr>
-          </w:p>
-          <w:p>
-            <w:pPr>
-              <w:snapToGrid w:val="0"/>
-              <w:jc w:val="left"/>
-              <w:rPr>
-                <w:rFonts w:ascii="思源黑体" w:eastAsia="思源黑体" w:hAnsi="思源黑体" w:cs="思源黑体" w:hint="eastAsia"/>
-                <w:b/>
-                <w:bCs/>
-                <w:sz w:val="18"/>
-                <w:szCs w:val="18"/>
-              </w:rPr>
-            </w:pPr>
-          </w:p>
-          <w:p>
-            <w:pPr>
-              <w:snapToGrid w:val="0"/>
-              <w:jc w:val="left"/>
-              <w:rPr>
-                <w:rFonts w:ascii="思源黑体" w:eastAsia="思源黑体" w:hAnsi="思源黑体" w:cs="思源黑体" w:hint="eastAsia"/>
-                <w:b/>
-                <w:bCs/>
-                <w:sz w:val="18"/>
-                <w:szCs w:val="18"/>
-              </w:rPr>
-            </w:pPr>
-          </w:p>
-          <w:p>
-            <w:pPr>
-              <w:snapToGrid w:val="0"/>
-              <w:jc w:val="left"/>
-              <w:rPr>
-                <w:rFonts w:ascii="思源黑体" w:eastAsia="思源黑体" w:hAnsi="思源黑体" w:cs="思源黑体" w:hint="eastAsia"/>
-                <w:b/>
-                <w:bCs/>
-                <w:sz w:val="18"/>
-                <w:szCs w:val="18"/>
-              </w:rPr>
-            </w:pPr>
-          </w:p>
-          <w:p>
-            <w:pPr>
-              <w:snapToGrid w:val="0"/>
-              <w:jc w:val="left"/>
-              <w:rPr>
-                <w:rFonts w:ascii="思源黑体" w:eastAsia="思源黑体" w:hAnsi="思源黑体" w:cs="思源黑体" w:hint="eastAsia"/>
-                <w:b/>
-                <w:bCs/>
-                <w:sz w:val="18"/>
-                <w:szCs w:val="18"/>
-              </w:rPr>
-            </w:pPr>
-          </w:p>
-          <w:p>
-            <w:pPr>
-              <w:snapToGrid w:val="0"/>
-              <w:jc w:val="left"/>
-              <w:rPr>
-                <w:rFonts w:ascii="思源黑体" w:eastAsia="思源黑体" w:hAnsi="思源黑体" w:cs="思源黑体" w:hint="eastAsia"/>
-                <w:b/>
-                <w:bCs/>
-                <w:sz w:val="18"/>
-                <w:szCs w:val="18"/>
-              </w:rPr>
-            </w:pPr>
-          </w:p>
-          <w:p>
-            <w:pPr>
-              <w:snapToGrid w:val="0"/>
-              <w:jc w:val="left"/>
-              <w:rPr>
-                <w:rFonts w:ascii="思源黑体" w:eastAsia="思源黑体" w:hAnsi="思源黑体" w:cs="思源黑体" w:hint="eastAsia"/>
+            <w:noWrap w:val="0"/>
+            <w:vAlign w:val="top"/>
+          </w:tcPr>
+          <w:p>
+            <w:pPr>
+              <w:snapToGrid w:val="0"/>
+              <w:jc w:val="left"/>
+              <w:rPr>
+                <w:rFonts w:hint="eastAsia" w:ascii="思源黑体" w:hAnsi="思源黑体" w:eastAsia="思源黑体" w:cs="思源黑体"/>
+                <w:b/>
+                <w:bCs/>
+                <w:sz w:val="18"/>
+                <w:szCs w:val="18"/>
+              </w:rPr>
+            </w:pPr>
+          </w:p>
+          <w:p>
+            <w:pPr>
+              <w:snapToGrid w:val="0"/>
+              <w:jc w:val="left"/>
+              <w:rPr>
+                <w:rFonts w:hint="eastAsia" w:ascii="思源黑体" w:hAnsi="思源黑体" w:eastAsia="思源黑体" w:cs="思源黑体"/>
+                <w:b/>
+                <w:bCs/>
+                <w:sz w:val="18"/>
+                <w:szCs w:val="18"/>
+              </w:rPr>
+            </w:pPr>
+            <w:r>
+              <w:rPr>
+                <w:rFonts w:ascii="宋体" w:hAnsi="宋体" w:eastAsia="宋体" w:cs="宋体"/>
+                <w:sz w:val="24"/>
+                <w:szCs w:val="24"/>
+              </w:rPr>
+              <w:t>{{qualifications}}</w:t>
+            </w:r>
+            <w:bookmarkStart w:id="5" w:name="_GoBack"/>
+            <w:bookmarkEnd w:id="5"/>
+          </w:p>
+          <w:p>
+            <w:pPr>
+              <w:snapToGrid w:val="0"/>
+              <w:jc w:val="left"/>
+              <w:rPr>
+                <w:rFonts w:hint="eastAsia" w:ascii="思源黑体" w:hAnsi="思源黑体" w:eastAsia="思源黑体" w:cs="思源黑体"/>
+                <w:b/>
+                <w:bCs/>
+                <w:sz w:val="18"/>
+                <w:szCs w:val="18"/>
+              </w:rPr>
+            </w:pPr>
+          </w:p>
+          <w:p>
+            <w:pPr>
+              <w:snapToGrid w:val="0"/>
+              <w:jc w:val="left"/>
+              <w:rPr>
+                <w:rFonts w:hint="eastAsia" w:ascii="思源黑体" w:hAnsi="思源黑体" w:eastAsia="思源黑体" w:cs="思源黑体"/>
+                <w:b/>
+                <w:bCs/>
+                <w:sz w:val="18"/>
+                <w:szCs w:val="18"/>
+              </w:rPr>
+            </w:pPr>
+          </w:p>
+          <w:p>
+            <w:pPr>
+              <w:snapToGrid w:val="0"/>
+              <w:jc w:val="left"/>
+              <w:rPr>
+                <w:rFonts w:hint="eastAsia" w:ascii="思源黑体" w:hAnsi="思源黑体" w:eastAsia="思源黑体" w:cs="思源黑体"/>
+                <w:b/>
+                <w:bCs/>
+                <w:sz w:val="18"/>
+                <w:szCs w:val="18"/>
+              </w:rPr>
+            </w:pPr>
+          </w:p>
+          <w:p>
+            <w:pPr>
+              <w:snapToGrid w:val="0"/>
+              <w:jc w:val="left"/>
+              <w:rPr>
+                <w:rFonts w:hint="eastAsia" w:ascii="思源黑体" w:hAnsi="思源黑体" w:eastAsia="思源黑体" w:cs="思源黑体"/>
+                <w:b/>
+                <w:bCs/>
+                <w:sz w:val="18"/>
+                <w:szCs w:val="18"/>
+              </w:rPr>
+            </w:pPr>
+          </w:p>
+          <w:p>
+            <w:pPr>
+              <w:snapToGrid w:val="0"/>
+              <w:jc w:val="left"/>
+              <w:rPr>
+                <w:rFonts w:hint="eastAsia" w:ascii="思源黑体" w:hAnsi="思源黑体" w:eastAsia="思源黑体" w:cs="思源黑体"/>
+                <w:b/>
+                <w:bCs/>
+                <w:sz w:val="18"/>
+                <w:szCs w:val="18"/>
+              </w:rPr>
+            </w:pPr>
+          </w:p>
+          <w:p>
+            <w:pPr>
+              <w:snapToGrid w:val="0"/>
+              <w:jc w:val="left"/>
+              <w:rPr>
+                <w:rFonts w:hint="eastAsia" w:ascii="思源黑体" w:hAnsi="思源黑体" w:eastAsia="思源黑体" w:cs="思源黑体"/>
+                <w:b/>
+                <w:bCs/>
+                <w:sz w:val="18"/>
+                <w:szCs w:val="18"/>
+              </w:rPr>
+            </w:pPr>
+          </w:p>
+          <w:p>
+            <w:pPr>
+              <w:snapToGrid w:val="0"/>
+              <w:jc w:val="left"/>
+              <w:rPr>
+                <w:rFonts w:hint="eastAsia" w:ascii="思源黑体" w:hAnsi="思源黑体" w:eastAsia="思源黑体" w:cs="思源黑体"/>
                 <w:b/>
                 <w:bCs/>
                 <w:sz w:val="18"/>
@@ -1479,13 +1797,23 @@
         </w:tc>
       </w:tr>
       <w:tr>
+        <w:tblPrEx>
+          <w:tblCellMar>
+            <w:top w:w="0" w:type="dxa"/>
+            <w:left w:w="70" w:type="dxa"/>
+            <w:bottom w:w="0" w:type="dxa"/>
+            <w:right w:w="70" w:type="dxa"/>
+          </w:tblCellMar>
+        </w:tblPrEx>
         <w:trPr>
-          <w:trHeight w:hRule="exact" w:val="794"/>
+          <w:trHeight w:val="794" w:hRule="exact"/>
           <w:jc w:val="center"/>
         </w:trPr>
         <w:tc>
           <w:tcPr>
             <w:tcW w:w="1335" w:type="pct"/>
+            <w:noWrap w:val="0"/>
+            <w:vAlign w:val="top"/>
           </w:tcPr>
           <w:p>
             <w:pPr>
@@ -1496,7 +1824,7 @@
               <w:spacing w:before="40"/>
               <w:jc w:val="left"/>
               <w:rPr>
-                <w:rFonts w:ascii="思源黑体" w:eastAsia="思源黑体" w:hAnsi="思源黑体" w:cs="思源黑体" w:hint="eastAsia"/>
+                <w:rFonts w:hint="eastAsia" w:ascii="思源黑体" w:hAnsi="思源黑体" w:eastAsia="思源黑体" w:cs="思源黑体"/>
                 <w:sz w:val="18"/>
                 <w:szCs w:val="18"/>
                 <w:lang w:val="de-DE" w:eastAsia="en-US"/>
@@ -1504,7 +1832,7 @@
             </w:pPr>
             <w:r>
               <w:rPr>
-                <w:rFonts w:ascii="思源黑体" w:eastAsia="思源黑体" w:hAnsi="思源黑体" w:cs="思源黑体" w:hint="eastAsia"/>
+                <w:rFonts w:hint="eastAsia" w:ascii="思源黑体" w:hAnsi="思源黑体" w:eastAsia="思源黑体" w:cs="思源黑体"/>
                 <w:sz w:val="18"/>
                 <w:szCs w:val="18"/>
                 <w:lang w:eastAsia="en-US"/>
@@ -1513,7 +1841,7 @@
             </w:r>
             <w:r>
               <w:rPr>
-                <w:rFonts w:ascii="思源黑体" w:eastAsia="思源黑体" w:hAnsi="思源黑体" w:cs="思源黑体" w:hint="eastAsia"/>
+                <w:rFonts w:hint="eastAsia" w:ascii="思源黑体" w:hAnsi="思源黑体" w:eastAsia="思源黑体" w:cs="思源黑体"/>
                 <w:sz w:val="18"/>
                 <w:szCs w:val="18"/>
               </w:rPr>
@@ -1521,7 +1849,7 @@
             </w:r>
             <w:r>
               <w:rPr>
-                <w:rFonts w:ascii="思源黑体" w:eastAsia="思源黑体" w:hAnsi="思源黑体" w:cs="思源黑体" w:hint="eastAsia"/>
+                <w:rFonts w:hint="eastAsia" w:ascii="思源黑体" w:hAnsi="思源黑体" w:eastAsia="思源黑体" w:cs="思源黑体"/>
                 <w:sz w:val="18"/>
                 <w:szCs w:val="18"/>
                 <w:lang w:eastAsia="en-US"/>
@@ -1530,16 +1858,16 @@
             </w:r>
             <w:r>
               <w:rPr>
-                <w:rFonts w:ascii="思源黑体" w:eastAsia="思源黑体" w:hAnsi="思源黑体" w:cs="思源黑体" w:hint="eastAsia"/>
+                <w:rFonts w:hint="eastAsia" w:ascii="思源黑体" w:hAnsi="思源黑体" w:eastAsia="思源黑体" w:cs="思源黑体"/>
                 <w:sz w:val="18"/>
                 <w:szCs w:val="18"/>
                 <w:lang w:val="de-DE" w:eastAsia="en-US"/>
               </w:rPr>
-              <w:br/>
-            </w:r>
-            <w:r>
-              <w:rPr>
-                <w:rFonts w:ascii="思源黑体" w:eastAsia="思源黑体" w:hAnsi="思源黑体" w:cs="思源黑体" w:hint="eastAsia"/>
+              <w:br w:type="textWrapping"/>
+            </w:r>
+            <w:r>
+              <w:rPr>
+                <w:rFonts w:hint="eastAsia" w:ascii="思源黑体" w:hAnsi="思源黑体" w:eastAsia="思源黑体" w:cs="思源黑体"/>
                 <w:sz w:val="18"/>
                 <w:szCs w:val="18"/>
                 <w:lang w:val="de-DE"/>
@@ -1551,6 +1879,8 @@
         <w:tc>
           <w:tcPr>
             <w:tcW w:w="1220" w:type="pct"/>
+            <w:noWrap w:val="0"/>
+            <w:vAlign w:val="top"/>
           </w:tcPr>
           <w:p>
             <w:pPr>
@@ -1558,7 +1888,7 @@
               <w:spacing w:after="240"/>
               <w:jc w:val="left"/>
               <w:rPr>
-                <w:rFonts w:ascii="思源黑体" w:eastAsia="思源黑体" w:hAnsi="思源黑体" w:cs="思源黑体" w:hint="eastAsia"/>
+                <w:rFonts w:hint="eastAsia" w:ascii="思源黑体" w:hAnsi="思源黑体" w:eastAsia="思源黑体" w:cs="思源黑体"/>
                 <w:sz w:val="18"/>
                 <w:szCs w:val="18"/>
                 <w:lang w:val="de-DE" w:eastAsia="en-US"/>
@@ -1569,17 +1899,17 @@
             <w:pPr>
               <w:snapToGrid w:val="0"/>
               <w:rPr>
-                <w:rFonts w:ascii="思源黑体" w:eastAsia="思源黑体" w:hAnsi="思源黑体" w:cs="思源黑体" w:hint="eastAsia"/>
-                <w:sz w:val="18"/>
-                <w:szCs w:val="18"/>
-              </w:rPr>
-            </w:pPr>
-          </w:p>
-          <w:p>
-            <w:pPr>
-              <w:snapToGrid w:val="0"/>
-              <w:rPr>
-                <w:rFonts w:ascii="思源黑体" w:eastAsia="思源黑体" w:hAnsi="思源黑体" w:cs="思源黑体" w:hint="eastAsia"/>
+                <w:rFonts w:hint="eastAsia" w:ascii="思源黑体" w:hAnsi="思源黑体" w:eastAsia="思源黑体" w:cs="思源黑体"/>
+                <w:sz w:val="18"/>
+                <w:szCs w:val="18"/>
+              </w:rPr>
+            </w:pPr>
+          </w:p>
+          <w:p>
+            <w:pPr>
+              <w:snapToGrid w:val="0"/>
+              <w:rPr>
+                <w:rFonts w:hint="eastAsia" w:ascii="思源黑体" w:hAnsi="思源黑体" w:eastAsia="思源黑体" w:cs="思源黑体"/>
                 <w:sz w:val="18"/>
                 <w:szCs w:val="18"/>
                 <w:lang w:val="de-DE" w:eastAsia="en-US"/>
@@ -1590,6 +1920,8 @@
         <w:tc>
           <w:tcPr>
             <w:tcW w:w="2444" w:type="pct"/>
+            <w:noWrap w:val="0"/>
+            <w:vAlign w:val="top"/>
           </w:tcPr>
           <w:p>
             <w:pPr>
@@ -1600,7 +1932,7 @@
               <w:spacing w:before="40"/>
               <w:jc w:val="left"/>
               <w:rPr>
-                <w:rFonts w:ascii="思源黑体" w:eastAsia="思源黑体" w:hAnsi="思源黑体" w:cs="思源黑体" w:hint="eastAsia"/>
+                <w:rFonts w:hint="eastAsia" w:ascii="思源黑体" w:hAnsi="思源黑体" w:eastAsia="思源黑体" w:cs="思源黑体"/>
                 <w:sz w:val="18"/>
                 <w:szCs w:val="18"/>
                 <w:lang w:eastAsia="en-US"/>
@@ -1608,7 +1940,7 @@
             </w:pPr>
             <w:r>
               <w:rPr>
-                <w:rFonts w:ascii="思源黑体" w:eastAsia="思源黑体" w:hAnsi="思源黑体" w:cs="思源黑体" w:hint="eastAsia"/>
+                <w:rFonts w:hint="eastAsia" w:ascii="思源黑体" w:hAnsi="思源黑体" w:eastAsia="思源黑体" w:cs="思源黑体"/>
                 <w:sz w:val="18"/>
                 <w:szCs w:val="18"/>
                 <w:lang w:eastAsia="en-US"/>
@@ -1617,7 +1949,7 @@
             </w:r>
             <w:r>
               <w:rPr>
-                <w:rFonts w:ascii="思源黑体" w:eastAsia="思源黑体" w:hAnsi="思源黑体" w:cs="思源黑体" w:hint="eastAsia"/>
+                <w:rFonts w:hint="eastAsia" w:ascii="思源黑体" w:hAnsi="思源黑体" w:eastAsia="思源黑体" w:cs="思源黑体"/>
                 <w:sz w:val="18"/>
                 <w:szCs w:val="18"/>
               </w:rPr>
@@ -1625,7 +1957,7 @@
             </w:r>
             <w:r>
               <w:rPr>
-                <w:rFonts w:ascii="思源黑体" w:eastAsia="思源黑体" w:hAnsi="思源黑体" w:cs="思源黑体" w:hint="eastAsia"/>
+                <w:rFonts w:hint="eastAsia" w:ascii="思源黑体" w:hAnsi="思源黑体" w:eastAsia="思源黑体" w:cs="思源黑体"/>
                 <w:sz w:val="18"/>
                 <w:szCs w:val="18"/>
                 <w:lang w:eastAsia="en-US"/>
@@ -1634,7 +1966,7 @@
             </w:r>
             <w:r>
               <w:rPr>
-                <w:rFonts w:ascii="思源黑体" w:eastAsia="思源黑体" w:hAnsi="思源黑体" w:cs="思源黑体" w:hint="eastAsia"/>
+                <w:rFonts w:hint="eastAsia" w:ascii="思源黑体" w:hAnsi="思源黑体" w:eastAsia="思源黑体" w:cs="思源黑体"/>
                 <w:sz w:val="18"/>
                 <w:szCs w:val="18"/>
               </w:rPr>
@@ -1642,7 +1974,7 @@
             </w:r>
             <w:r>
               <w:rPr>
-                <w:rFonts w:ascii="思源黑体" w:eastAsia="思源黑体" w:hAnsi="思源黑体" w:cs="思源黑体" w:hint="eastAsia"/>
+                <w:rFonts w:hint="eastAsia" w:ascii="思源黑体" w:hAnsi="思源黑体" w:eastAsia="思源黑体" w:cs="思源黑体"/>
                 <w:sz w:val="18"/>
                 <w:szCs w:val="18"/>
                 <w:lang w:eastAsia="en-US"/>
@@ -1651,16 +1983,16 @@
             </w:r>
             <w:r>
               <w:rPr>
-                <w:rFonts w:ascii="思源黑体" w:eastAsia="思源黑体" w:hAnsi="思源黑体" w:cs="思源黑体" w:hint="eastAsia"/>
+                <w:rFonts w:hint="eastAsia" w:ascii="思源黑体" w:hAnsi="思源黑体" w:eastAsia="思源黑体" w:cs="思源黑体"/>
                 <w:sz w:val="18"/>
                 <w:szCs w:val="18"/>
                 <w:lang w:eastAsia="en-US"/>
               </w:rPr>
-              <w:br/>
-            </w:r>
-            <w:r>
-              <w:rPr>
-                <w:rFonts w:ascii="思源黑体" w:eastAsia="思源黑体" w:hAnsi="思源黑体" w:cs="思源黑体" w:hint="eastAsia"/>
+              <w:br w:type="textWrapping"/>
+            </w:r>
+            <w:r>
+              <w:rPr>
+                <w:rFonts w:hint="eastAsia" w:ascii="思源黑体" w:hAnsi="思源黑体" w:eastAsia="思源黑体" w:cs="思源黑体"/>
                 <w:sz w:val="18"/>
                 <w:szCs w:val="18"/>
               </w:rPr>
@@ -1673,14 +2005,15 @@
     <w:p>
       <w:pPr>
         <w:rPr>
-          <w:rFonts w:ascii="思源黑体" w:eastAsia="思源黑体" w:hAnsi="思源黑体" w:cs="思源黑体" w:hint="eastAsia"/>
+          <w:rFonts w:hint="eastAsia" w:ascii="思源黑体" w:hAnsi="思源黑体" w:eastAsia="思源黑体" w:cs="思源黑体"/>
         </w:rPr>
       </w:pPr>
     </w:p>
     <w:p>
       <w:pPr>
         <w:rPr>
-          <w:rFonts w:ascii="思源黑体" w:eastAsia="思源黑体" w:hAnsi="思源黑体" w:cs="思源黑体"/>
+          <w:rFonts w:hint="default" w:ascii="思源黑体" w:hAnsi="思源黑体" w:eastAsia="思源黑体" w:cs="思源黑体"/>
+          <w:lang w:val="en-US" w:eastAsia="zh-CN"/>
         </w:rPr>
       </w:pPr>
     </w:p>
@@ -1688,7 +2021,7 @@
       <w:pPr>
         <w:spacing w:line="120" w:lineRule="auto"/>
         <w:rPr>
-          <w:rFonts w:ascii="思源黑体" w:eastAsia="思源黑体" w:hAnsi="思源黑体" w:cs="思源黑体" w:hint="eastAsia"/>
+          <w:rFonts w:hint="eastAsia" w:ascii="思源黑体" w:hAnsi="思源黑体" w:eastAsia="思源黑体" w:cs="思源黑体"/>
           <w:color w:val="FF0000"/>
         </w:rPr>
       </w:pPr>
@@ -1696,7 +2029,7 @@
     <w:p>
       <w:pPr>
         <w:rPr>
-          <w:rFonts w:ascii="思源黑体" w:eastAsia="思源黑体" w:hAnsi="思源黑体" w:cs="思源黑体" w:hint="eastAsia"/>
+          <w:rFonts w:hint="eastAsia" w:ascii="思源黑体" w:hAnsi="思源黑体" w:eastAsia="思源黑体" w:cs="思源黑体"/>
           <w:color w:val="FF0000"/>
         </w:rPr>
       </w:pPr>
@@ -1704,27 +2037,27 @@
     <w:p>
       <w:pPr>
         <w:rPr>
-          <w:rFonts w:ascii="思源黑体" w:eastAsia="思源黑体" w:hAnsi="思源黑体" w:cs="思源黑体" w:hint="eastAsia"/>
+          <w:rFonts w:hint="eastAsia" w:ascii="思源黑体" w:hAnsi="思源黑体" w:eastAsia="思源黑体" w:cs="思源黑体"/>
           <w:color w:val="FF0000"/>
         </w:rPr>
         <w:sectPr>
-          <w:headerReference w:type="default" r:id="rId7"/>
-          <w:footerReference w:type="default" r:id="rId8"/>
-          <w:headerReference w:type="first" r:id="rId9"/>
+          <w:headerReference r:id="rId4" w:type="first"/>
+          <w:headerReference r:id="rId3" w:type="default"/>
+          <w:footerReference r:id="rId5" w:type="default"/>
           <w:type w:val="continuous"/>
           <w:pgSz w:w="11906" w:h="16838"/>
           <w:pgMar w:top="1531" w:right="1134" w:bottom="2381" w:left="1134" w:header="680" w:footer="1134" w:gutter="0"/>
           <w:pgNumType w:start="1"/>
-          <w:cols w:space="720"/>
+          <w:cols w:space="720" w:num="1"/>
           <w:titlePg/>
-          <w:docGrid w:type="lines" w:linePitch="312"/>
+          <w:docGrid w:type="lines" w:linePitch="312" w:charSpace="0"/>
         </w:sectPr>
       </w:pPr>
     </w:p>
     <w:p>
       <w:pPr>
         <w:rPr>
-          <w:rFonts w:ascii="思源黑体" w:eastAsia="思源黑体" w:hAnsi="思源黑体" w:cs="思源黑体" w:hint="eastAsia"/>
+          <w:rFonts w:hint="eastAsia" w:ascii="思源黑体" w:hAnsi="思源黑体" w:eastAsia="思源黑体" w:cs="思源黑体"/>
           <w:sz w:val="28"/>
           <w:szCs w:val="28"/>
         </w:rPr>
@@ -1732,24 +2065,39 @@
     </w:p>
     <w:tbl>
       <w:tblPr>
+        <w:tblStyle w:val="9"/>
         <w:tblW w:w="9752" w:type="dxa"/>
         <w:tblInd w:w="100" w:type="dxa"/>
         <w:tblLayout w:type="fixed"/>
-        <w:tblLook w:val="0000" w:firstRow="0" w:lastRow="0" w:firstColumn="0" w:lastColumn="0" w:noHBand="0" w:noVBand="0"/>
+        <w:tblCellMar>
+          <w:top w:w="0" w:type="dxa"/>
+          <w:left w:w="108" w:type="dxa"/>
+          <w:bottom w:w="0" w:type="dxa"/>
+          <w:right w:w="108" w:type="dxa"/>
+        </w:tblCellMar>
       </w:tblPr>
       <w:tblGrid>
         <w:gridCol w:w="2809"/>
         <w:gridCol w:w="6943"/>
       </w:tblGrid>
       <w:tr>
+        <w:tblPrEx>
+          <w:tblCellMar>
+            <w:top w:w="0" w:type="dxa"/>
+            <w:left w:w="108" w:type="dxa"/>
+            <w:bottom w:w="0" w:type="dxa"/>
+            <w:right w:w="108" w:type="dxa"/>
+          </w:tblCellMar>
+        </w:tblPrEx>
         <w:trPr>
-          <w:trHeight w:val="567"/>
+          <w:trHeight w:val="567" w:hRule="atLeast"/>
         </w:trPr>
         <w:tc>
           <w:tcPr>
             <w:tcW w:w="9752" w:type="dxa"/>
             <w:gridSpan w:val="2"/>
             <w:shd w:val="clear" w:color="auto" w:fill="F9BE00"/>
+            <w:noWrap w:val="0"/>
             <w:vAlign w:val="center"/>
           </w:tcPr>
           <w:p>
@@ -1760,7 +2108,7 @@
               <w:jc w:val="center"/>
               <w:textAlignment w:val="center"/>
               <w:rPr>
-                <w:rFonts w:ascii="思源黑体" w:eastAsia="思源黑体" w:hAnsi="思源黑体" w:cs="思源黑体" w:hint="eastAsia"/>
+                <w:rFonts w:hint="eastAsia" w:ascii="思源黑体" w:hAnsi="思源黑体" w:eastAsia="思源黑体" w:cs="思源黑体"/>
                 <w:b/>
                 <w:bCs/>
                 <w:kern w:val="0"/>
@@ -1771,7 +2119,7 @@
             </w:pPr>
             <w:r>
               <w:rPr>
-                <w:rFonts w:ascii="思源黑体" w:eastAsia="思源黑体" w:hAnsi="思源黑体" w:cs="思源黑体" w:hint="eastAsia"/>
+                <w:rFonts w:hint="eastAsia" w:ascii="思源黑体" w:hAnsi="思源黑体" w:eastAsia="思源黑体" w:cs="思源黑体"/>
                 <w:b/>
                 <w:bCs/>
                 <w:kern w:val="0"/>
@@ -1779,31 +2127,28 @@
                 <w:szCs w:val="32"/>
                 <w:lang w:bidi="ar"/>
               </w:rPr>
-              <w:t>科林价值观</w:t>
-            </w:r>
-            <w:r>
-              <w:rPr>
-                <w:rFonts w:ascii="思源黑体" w:eastAsia="思源黑体" w:hAnsi="思源黑体" w:cs="思源黑体" w:hint="eastAsia"/>
-                <w:b/>
-                <w:bCs/>
-                <w:kern w:val="0"/>
-                <w:sz w:val="32"/>
-                <w:szCs w:val="32"/>
-                <w:lang w:bidi="ar"/>
-              </w:rPr>
-              <w:t>IQCIS</w:t>
+              <w:t>科林价值观IQCIS</w:t>
             </w:r>
           </w:p>
         </w:tc>
       </w:tr>
       <w:tr>
+        <w:tblPrEx>
+          <w:tblCellMar>
+            <w:top w:w="0" w:type="dxa"/>
+            <w:left w:w="108" w:type="dxa"/>
+            <w:bottom w:w="0" w:type="dxa"/>
+            <w:right w:w="108" w:type="dxa"/>
+          </w:tblCellMar>
+        </w:tblPrEx>
         <w:trPr>
-          <w:trHeight w:val="985"/>
+          <w:trHeight w:val="985" w:hRule="atLeast"/>
         </w:trPr>
         <w:tc>
           <w:tcPr>
             <w:tcW w:w="2809" w:type="dxa"/>
             <w:shd w:val="clear" w:color="auto" w:fill="F9BE00"/>
+            <w:noWrap w:val="0"/>
             <w:vAlign w:val="center"/>
           </w:tcPr>
           <w:p>
@@ -1814,7 +2159,7 @@
               <w:jc w:val="center"/>
               <w:textAlignment w:val="center"/>
               <w:rPr>
-                <w:rFonts w:ascii="思源黑体" w:eastAsia="思源黑体" w:hAnsi="思源黑体" w:cs="思源黑体" w:hint="eastAsia"/>
+                <w:rFonts w:hint="eastAsia" w:ascii="思源黑体" w:hAnsi="思源黑体" w:eastAsia="思源黑体" w:cs="思源黑体"/>
                 <w:b/>
                 <w:bCs/>
                 <w:kern w:val="0"/>
@@ -1825,7 +2170,7 @@
             </w:pPr>
             <w:r>
               <w:rPr>
-                <w:rFonts w:ascii="思源黑体" w:eastAsia="思源黑体" w:hAnsi="思源黑体" w:cs="思源黑体" w:hint="eastAsia"/>
+                <w:rFonts w:hint="eastAsia" w:ascii="思源黑体" w:hAnsi="思源黑体" w:eastAsia="思源黑体" w:cs="思源黑体"/>
                 <w:b/>
                 <w:bCs/>
                 <w:kern w:val="0"/>
@@ -1844,7 +2189,7 @@
               <w:jc w:val="center"/>
               <w:textAlignment w:val="center"/>
               <w:rPr>
-                <w:rFonts w:ascii="思源黑体" w:eastAsia="思源黑体" w:hAnsi="思源黑体" w:cs="思源黑体" w:hint="eastAsia"/>
+                <w:rFonts w:hint="eastAsia" w:ascii="思源黑体" w:hAnsi="思源黑体" w:eastAsia="思源黑体" w:cs="思源黑体"/>
                 <w:b/>
                 <w:bCs/>
                 <w:sz w:val="20"/>
@@ -1853,7 +2198,7 @@
             </w:pPr>
             <w:r>
               <w:rPr>
-                <w:rFonts w:ascii="思源黑体" w:eastAsia="思源黑体" w:hAnsi="思源黑体" w:cs="思源黑体" w:hint="eastAsia"/>
+                <w:rFonts w:hint="eastAsia" w:ascii="思源黑体" w:hAnsi="思源黑体" w:eastAsia="思源黑体" w:cs="思源黑体"/>
                 <w:b/>
                 <w:bCs/>
                 <w:kern w:val="0"/>
@@ -1869,6 +2214,7 @@
           <w:tcPr>
             <w:tcW w:w="6943" w:type="dxa"/>
             <w:shd w:val="clear" w:color="auto" w:fill="F9BE00"/>
+            <w:noWrap w:val="0"/>
             <w:vAlign w:val="center"/>
           </w:tcPr>
           <w:p>
@@ -1879,7 +2225,7 @@
               <w:jc w:val="center"/>
               <w:textAlignment w:val="center"/>
               <w:rPr>
-                <w:rFonts w:ascii="思源黑体" w:eastAsia="思源黑体" w:hAnsi="思源黑体" w:cs="思源黑体" w:hint="eastAsia"/>
+                <w:rFonts w:hint="eastAsia" w:ascii="思源黑体" w:hAnsi="思源黑体" w:eastAsia="思源黑体" w:cs="思源黑体"/>
                 <w:b/>
                 <w:bCs/>
                 <w:kern w:val="0"/>
@@ -1890,7 +2236,7 @@
             </w:pPr>
             <w:r>
               <w:rPr>
-                <w:rFonts w:ascii="思源黑体" w:eastAsia="思源黑体" w:hAnsi="思源黑体" w:cs="思源黑体" w:hint="eastAsia"/>
+                <w:rFonts w:hint="eastAsia" w:ascii="思源黑体" w:hAnsi="思源黑体" w:eastAsia="思源黑体" w:cs="思源黑体"/>
                 <w:b/>
                 <w:bCs/>
                 <w:kern w:val="0"/>
@@ -1909,7 +2255,7 @@
               <w:jc w:val="center"/>
               <w:textAlignment w:val="center"/>
               <w:rPr>
-                <w:rFonts w:ascii="思源黑体" w:eastAsia="思源黑体" w:hAnsi="思源黑体" w:cs="思源黑体" w:hint="eastAsia"/>
+                <w:rFonts w:hint="eastAsia" w:ascii="思源黑体" w:hAnsi="思源黑体" w:eastAsia="思源黑体" w:cs="思源黑体"/>
                 <w:b/>
                 <w:bCs/>
                 <w:sz w:val="20"/>
@@ -1918,7 +2264,7 @@
             </w:pPr>
             <w:r>
               <w:rPr>
-                <w:rFonts w:ascii="思源黑体" w:eastAsia="思源黑体" w:hAnsi="思源黑体" w:cs="思源黑体" w:hint="eastAsia"/>
+                <w:rFonts w:hint="eastAsia" w:ascii="思源黑体" w:hAnsi="思源黑体" w:eastAsia="思源黑体" w:cs="思源黑体"/>
                 <w:b/>
                 <w:bCs/>
                 <w:kern w:val="0"/>
@@ -1932,13 +2278,22 @@
         </w:tc>
       </w:tr>
       <w:tr>
+        <w:tblPrEx>
+          <w:tblCellMar>
+            <w:top w:w="0" w:type="dxa"/>
+            <w:left w:w="108" w:type="dxa"/>
+            <w:bottom w:w="0" w:type="dxa"/>
+            <w:right w:w="108" w:type="dxa"/>
+          </w:tblCellMar>
+        </w:tblPrEx>
         <w:trPr>
-          <w:trHeight w:val="1928"/>
+          <w:trHeight w:val="1928" w:hRule="atLeast"/>
         </w:trPr>
         <w:tc>
           <w:tcPr>
             <w:tcW w:w="2809" w:type="dxa"/>
             <w:shd w:val="clear" w:color="auto" w:fill="F1F1F1"/>
+            <w:noWrap w:val="0"/>
             <w:vAlign w:val="center"/>
           </w:tcPr>
           <w:p>
@@ -1949,7 +2304,7 @@
               <w:jc w:val="center"/>
               <w:textAlignment w:val="center"/>
               <w:rPr>
-                <w:rFonts w:ascii="思源黑体" w:eastAsia="思源黑体" w:hAnsi="思源黑体" w:cs="思源黑体" w:hint="eastAsia"/>
+                <w:rFonts w:hint="eastAsia" w:ascii="思源黑体" w:hAnsi="思源黑体" w:eastAsia="思源黑体" w:cs="思源黑体"/>
                 <w:b/>
                 <w:bCs/>
                 <w:kern w:val="0"/>
@@ -1960,7 +2315,7 @@
             </w:pPr>
             <w:r>
               <w:rPr>
-                <w:rFonts w:ascii="思源黑体" w:eastAsia="思源黑体" w:hAnsi="思源黑体" w:cs="思源黑体" w:hint="eastAsia"/>
+                <w:rFonts w:hint="eastAsia" w:ascii="思源黑体" w:hAnsi="思源黑体" w:eastAsia="思源黑体" w:cs="思源黑体"/>
                 <w:b/>
                 <w:bCs/>
                 <w:kern w:val="0"/>
@@ -1979,7 +2334,7 @@
               <w:jc w:val="center"/>
               <w:textAlignment w:val="center"/>
               <w:rPr>
-                <w:rFonts w:ascii="思源黑体" w:eastAsia="思源黑体" w:hAnsi="思源黑体" w:cs="思源黑体" w:hint="eastAsia"/>
+                <w:rFonts w:hint="eastAsia" w:ascii="思源黑体" w:hAnsi="思源黑体" w:eastAsia="思源黑体" w:cs="思源黑体"/>
                 <w:b/>
                 <w:bCs/>
                 <w:kern w:val="0"/>
@@ -1990,7 +2345,7 @@
             </w:pPr>
             <w:r>
               <w:rPr>
-                <w:rFonts w:ascii="思源黑体" w:eastAsia="思源黑体" w:hAnsi="思源黑体" w:cs="思源黑体" w:hint="eastAsia"/>
+                <w:rFonts w:hint="eastAsia" w:ascii="思源黑体" w:hAnsi="思源黑体" w:eastAsia="思源黑体" w:cs="思源黑体"/>
                 <w:b/>
                 <w:bCs/>
                 <w:kern w:val="0"/>
@@ -2005,6 +2360,7 @@
         <w:tc>
           <w:tcPr>
             <w:tcW w:w="6943" w:type="dxa"/>
+            <w:noWrap w:val="0"/>
             <w:vAlign w:val="center"/>
           </w:tcPr>
           <w:p>
@@ -2015,16 +2371,16 @@
               <w:jc w:val="left"/>
               <w:textAlignment w:val="center"/>
               <w:rPr>
-                <w:rFonts w:ascii="思源黑体" w:eastAsia="思源黑体" w:hAnsi="思源黑体" w:cs="思源黑体" w:hint="eastAsia"/>
-                <w:kern w:val="0"/>
-                <w:sz w:val="18"/>
-                <w:szCs w:val="18"/>
-                <w:lang w:bidi="ar"/>
-              </w:rPr>
-            </w:pPr>
-            <w:r>
-              <w:rPr>
-                <w:rFonts w:ascii="思源黑体" w:eastAsia="思源黑体" w:hAnsi="思源黑体" w:cs="思源黑体" w:hint="eastAsia"/>
+                <w:rFonts w:hint="eastAsia" w:ascii="思源黑体" w:hAnsi="思源黑体" w:eastAsia="思源黑体" w:cs="思源黑体"/>
+                <w:kern w:val="0"/>
+                <w:sz w:val="18"/>
+                <w:szCs w:val="18"/>
+                <w:lang w:bidi="ar"/>
+              </w:rPr>
+            </w:pPr>
+            <w:r>
+              <w:rPr>
+                <w:rFonts w:hint="eastAsia" w:ascii="思源黑体" w:hAnsi="思源黑体" w:eastAsia="思源黑体" w:cs="思源黑体"/>
                 <w:kern w:val="0"/>
                 <w:sz w:val="18"/>
                 <w:szCs w:val="18"/>
@@ -2041,14 +2397,14 @@
               <w:jc w:val="left"/>
               <w:textAlignment w:val="center"/>
               <w:rPr>
-                <w:rFonts w:ascii="思源黑体" w:eastAsia="思源黑体" w:hAnsi="思源黑体" w:cs="思源黑体" w:hint="eastAsia"/>
-                <w:sz w:val="18"/>
-                <w:szCs w:val="18"/>
-              </w:rPr>
-            </w:pPr>
-            <w:r>
-              <w:rPr>
-                <w:rFonts w:ascii="思源黑体" w:eastAsia="思源黑体" w:hAnsi="思源黑体" w:cs="思源黑体" w:hint="eastAsia"/>
+                <w:rFonts w:hint="eastAsia" w:ascii="思源黑体" w:hAnsi="思源黑体" w:eastAsia="思源黑体" w:cs="思源黑体"/>
+                <w:sz w:val="18"/>
+                <w:szCs w:val="18"/>
+              </w:rPr>
+            </w:pPr>
+            <w:r>
+              <w:rPr>
+                <w:rFonts w:hint="eastAsia" w:ascii="思源黑体" w:hAnsi="思源黑体" w:eastAsia="思源黑体" w:cs="思源黑体"/>
                 <w:kern w:val="0"/>
                 <w:sz w:val="18"/>
                 <w:szCs w:val="18"/>
@@ -2060,13 +2416,22 @@
         </w:tc>
       </w:tr>
       <w:tr>
+        <w:tblPrEx>
+          <w:tblCellMar>
+            <w:top w:w="0" w:type="dxa"/>
+            <w:left w:w="108" w:type="dxa"/>
+            <w:bottom w:w="0" w:type="dxa"/>
+            <w:right w:w="108" w:type="dxa"/>
+          </w:tblCellMar>
+        </w:tblPrEx>
         <w:trPr>
-          <w:trHeight w:val="1928"/>
+          <w:trHeight w:val="1928" w:hRule="atLeast"/>
         </w:trPr>
         <w:tc>
           <w:tcPr>
             <w:tcW w:w="2809" w:type="dxa"/>
             <w:shd w:val="clear" w:color="auto" w:fill="F1F1F1"/>
+            <w:noWrap w:val="0"/>
             <w:vAlign w:val="center"/>
           </w:tcPr>
           <w:p>
@@ -2077,7 +2442,7 @@
               <w:jc w:val="center"/>
               <w:textAlignment w:val="center"/>
               <w:rPr>
-                <w:rFonts w:ascii="思源黑体" w:eastAsia="思源黑体" w:hAnsi="思源黑体" w:cs="思源黑体" w:hint="eastAsia"/>
+                <w:rFonts w:hint="eastAsia" w:ascii="思源黑体" w:hAnsi="思源黑体" w:eastAsia="思源黑体" w:cs="思源黑体"/>
                 <w:b/>
                 <w:bCs/>
                 <w:kern w:val="0"/>
@@ -2088,7 +2453,7 @@
             </w:pPr>
             <w:r>
               <w:rPr>
-                <w:rFonts w:ascii="思源黑体" w:eastAsia="思源黑体" w:hAnsi="思源黑体" w:cs="思源黑体" w:hint="eastAsia"/>
+                <w:rFonts w:hint="eastAsia" w:ascii="思源黑体" w:hAnsi="思源黑体" w:eastAsia="思源黑体" w:cs="思源黑体"/>
                 <w:b/>
                 <w:bCs/>
                 <w:kern w:val="0"/>
@@ -2107,7 +2472,7 @@
               <w:jc w:val="center"/>
               <w:textAlignment w:val="center"/>
               <w:rPr>
-                <w:rFonts w:ascii="思源黑体" w:eastAsia="思源黑体" w:hAnsi="思源黑体" w:cs="思源黑体" w:hint="eastAsia"/>
+                <w:rFonts w:hint="eastAsia" w:ascii="思源黑体" w:hAnsi="思源黑体" w:eastAsia="思源黑体" w:cs="思源黑体"/>
                 <w:b/>
                 <w:bCs/>
                 <w:kern w:val="0"/>
@@ -2118,7 +2483,7 @@
             </w:pPr>
             <w:r>
               <w:rPr>
-                <w:rFonts w:ascii="思源黑体" w:eastAsia="思源黑体" w:hAnsi="思源黑体" w:cs="思源黑体" w:hint="eastAsia"/>
+                <w:rFonts w:hint="eastAsia" w:ascii="思源黑体" w:hAnsi="思源黑体" w:eastAsia="思源黑体" w:cs="思源黑体"/>
                 <w:b/>
                 <w:bCs/>
                 <w:kern w:val="0"/>
@@ -2133,6 +2498,7 @@
         <w:tc>
           <w:tcPr>
             <w:tcW w:w="6943" w:type="dxa"/>
+            <w:noWrap w:val="0"/>
             <w:vAlign w:val="center"/>
           </w:tcPr>
           <w:p>
@@ -2143,16 +2509,16 @@
               <w:jc w:val="left"/>
               <w:textAlignment w:val="center"/>
               <w:rPr>
-                <w:rFonts w:ascii="思源黑体" w:eastAsia="思源黑体" w:hAnsi="思源黑体" w:cs="思源黑体" w:hint="eastAsia"/>
-                <w:kern w:val="0"/>
-                <w:sz w:val="18"/>
-                <w:szCs w:val="18"/>
-                <w:lang w:bidi="ar"/>
-              </w:rPr>
-            </w:pPr>
-            <w:r>
-              <w:rPr>
-                <w:rFonts w:ascii="思源黑体" w:eastAsia="思源黑体" w:hAnsi="思源黑体" w:cs="思源黑体"/>
+                <w:rFonts w:hint="eastAsia" w:ascii="思源黑体" w:hAnsi="思源黑体" w:eastAsia="思源黑体" w:cs="思源黑体"/>
+                <w:kern w:val="0"/>
+                <w:sz w:val="18"/>
+                <w:szCs w:val="18"/>
+                <w:lang w:bidi="ar"/>
+              </w:rPr>
+            </w:pPr>
+            <w:r>
+              <w:rPr>
+                <w:rFonts w:ascii="思源黑体" w:hAnsi="思源黑体" w:eastAsia="思源黑体" w:cs="思源黑体"/>
                 <w:kern w:val="0"/>
                 <w:sz w:val="18"/>
                 <w:szCs w:val="18"/>
@@ -2162,7 +2528,7 @@
             </w:r>
             <w:r>
               <w:rPr>
-                <w:rFonts w:ascii="思源黑体" w:eastAsia="思源黑体" w:hAnsi="思源黑体" w:cs="思源黑体" w:hint="eastAsia"/>
+                <w:rFonts w:hint="eastAsia" w:ascii="思源黑体" w:hAnsi="思源黑体" w:eastAsia="思源黑体" w:cs="思源黑体"/>
                 <w:kern w:val="0"/>
                 <w:sz w:val="18"/>
                 <w:szCs w:val="18"/>
@@ -2179,14 +2545,14 @@
               <w:jc w:val="left"/>
               <w:textAlignment w:val="center"/>
               <w:rPr>
-                <w:rFonts w:ascii="思源黑体" w:eastAsia="思源黑体" w:hAnsi="思源黑体" w:cs="思源黑体" w:hint="eastAsia"/>
-                <w:sz w:val="18"/>
-                <w:szCs w:val="18"/>
-              </w:rPr>
-            </w:pPr>
-            <w:r>
-              <w:rPr>
-                <w:rFonts w:ascii="思源黑体" w:eastAsia="思源黑体" w:hAnsi="思源黑体" w:cs="思源黑体" w:hint="eastAsia"/>
+                <w:rFonts w:hint="eastAsia" w:ascii="思源黑体" w:hAnsi="思源黑体" w:eastAsia="思源黑体" w:cs="思源黑体"/>
+                <w:sz w:val="18"/>
+                <w:szCs w:val="18"/>
+              </w:rPr>
+            </w:pPr>
+            <w:r>
+              <w:rPr>
+                <w:rFonts w:hint="eastAsia" w:ascii="思源黑体" w:hAnsi="思源黑体" w:eastAsia="思源黑体" w:cs="思源黑体"/>
                 <w:kern w:val="0"/>
                 <w:sz w:val="18"/>
                 <w:szCs w:val="18"/>
@@ -2198,13 +2564,22 @@
         </w:tc>
       </w:tr>
       <w:tr>
+        <w:tblPrEx>
+          <w:tblCellMar>
+            <w:top w:w="0" w:type="dxa"/>
+            <w:left w:w="108" w:type="dxa"/>
+            <w:bottom w:w="0" w:type="dxa"/>
+            <w:right w:w="108" w:type="dxa"/>
+          </w:tblCellMar>
+        </w:tblPrEx>
         <w:trPr>
-          <w:trHeight w:val="1928"/>
+          <w:trHeight w:val="1928" w:hRule="atLeast"/>
         </w:trPr>
         <w:tc>
           <w:tcPr>
             <w:tcW w:w="2809" w:type="dxa"/>
             <w:shd w:val="clear" w:color="auto" w:fill="F1F1F1"/>
+            <w:noWrap w:val="0"/>
             <w:vAlign w:val="center"/>
           </w:tcPr>
           <w:p>
@@ -2215,7 +2590,7 @@
               <w:jc w:val="center"/>
               <w:textAlignment w:val="center"/>
               <w:rPr>
-                <w:rFonts w:ascii="思源黑体" w:eastAsia="思源黑体" w:hAnsi="思源黑体" w:cs="思源黑体" w:hint="eastAsia"/>
+                <w:rFonts w:hint="eastAsia" w:ascii="思源黑体" w:hAnsi="思源黑体" w:eastAsia="思源黑体" w:cs="思源黑体"/>
                 <w:b/>
                 <w:bCs/>
                 <w:kern w:val="0"/>
@@ -2226,7 +2601,7 @@
             </w:pPr>
             <w:r>
               <w:rPr>
-                <w:rFonts w:ascii="思源黑体" w:eastAsia="思源黑体" w:hAnsi="思源黑体" w:cs="思源黑体" w:hint="eastAsia"/>
+                <w:rFonts w:hint="eastAsia" w:ascii="思源黑体" w:hAnsi="思源黑体" w:eastAsia="思源黑体" w:cs="思源黑体"/>
                 <w:b/>
                 <w:bCs/>
                 <w:kern w:val="0"/>
@@ -2245,7 +2620,7 @@
               <w:jc w:val="center"/>
               <w:textAlignment w:val="center"/>
               <w:rPr>
-                <w:rFonts w:ascii="思源黑体" w:eastAsia="思源黑体" w:hAnsi="思源黑体" w:cs="思源黑体" w:hint="eastAsia"/>
+                <w:rFonts w:hint="eastAsia" w:ascii="思源黑体" w:hAnsi="思源黑体" w:eastAsia="思源黑体" w:cs="思源黑体"/>
                 <w:b/>
                 <w:bCs/>
                 <w:kern w:val="0"/>
@@ -2256,7 +2631,7 @@
             </w:pPr>
             <w:r>
               <w:rPr>
-                <w:rFonts w:ascii="思源黑体" w:eastAsia="思源黑体" w:hAnsi="思源黑体" w:cs="思源黑体" w:hint="eastAsia"/>
+                <w:rFonts w:hint="eastAsia" w:ascii="思源黑体" w:hAnsi="思源黑体" w:eastAsia="思源黑体" w:cs="思源黑体"/>
                 <w:b/>
                 <w:bCs/>
                 <w:kern w:val="0"/>
@@ -2271,6 +2646,7 @@
         <w:tc>
           <w:tcPr>
             <w:tcW w:w="6943" w:type="dxa"/>
+            <w:noWrap w:val="0"/>
             <w:vAlign w:val="center"/>
           </w:tcPr>
           <w:p>
@@ -2281,16 +2657,16 @@
               <w:jc w:val="left"/>
               <w:textAlignment w:val="center"/>
               <w:rPr>
-                <w:rFonts w:ascii="思源黑体" w:eastAsia="思源黑体" w:hAnsi="思源黑体" w:cs="思源黑体" w:hint="eastAsia"/>
-                <w:kern w:val="0"/>
-                <w:sz w:val="18"/>
-                <w:szCs w:val="18"/>
-                <w:lang w:bidi="ar"/>
-              </w:rPr>
-            </w:pPr>
-            <w:r>
-              <w:rPr>
-                <w:rFonts w:ascii="思源黑体" w:eastAsia="思源黑体" w:hAnsi="思源黑体" w:cs="思源黑体" w:hint="eastAsia"/>
+                <w:rFonts w:hint="eastAsia" w:ascii="思源黑体" w:hAnsi="思源黑体" w:eastAsia="思源黑体" w:cs="思源黑体"/>
+                <w:kern w:val="0"/>
+                <w:sz w:val="18"/>
+                <w:szCs w:val="18"/>
+                <w:lang w:bidi="ar"/>
+              </w:rPr>
+            </w:pPr>
+            <w:r>
+              <w:rPr>
+                <w:rFonts w:hint="eastAsia" w:ascii="思源黑体" w:hAnsi="思源黑体" w:eastAsia="思源黑体" w:cs="思源黑体"/>
                 <w:kern w:val="0"/>
                 <w:sz w:val="18"/>
                 <w:szCs w:val="18"/>
@@ -2307,14 +2683,14 @@
               <w:jc w:val="left"/>
               <w:textAlignment w:val="center"/>
               <w:rPr>
-                <w:rFonts w:ascii="思源黑体" w:eastAsia="思源黑体" w:hAnsi="思源黑体" w:cs="思源黑体" w:hint="eastAsia"/>
-                <w:sz w:val="18"/>
-                <w:szCs w:val="18"/>
-              </w:rPr>
-            </w:pPr>
-            <w:r>
-              <w:rPr>
-                <w:rFonts w:ascii="思源黑体" w:eastAsia="思源黑体" w:hAnsi="思源黑体" w:cs="思源黑体" w:hint="eastAsia"/>
+                <w:rFonts w:hint="eastAsia" w:ascii="思源黑体" w:hAnsi="思源黑体" w:eastAsia="思源黑体" w:cs="思源黑体"/>
+                <w:sz w:val="18"/>
+                <w:szCs w:val="18"/>
+              </w:rPr>
+            </w:pPr>
+            <w:r>
+              <w:rPr>
+                <w:rFonts w:hint="eastAsia" w:ascii="思源黑体" w:hAnsi="思源黑体" w:eastAsia="思源黑体" w:cs="思源黑体"/>
                 <w:kern w:val="0"/>
                 <w:sz w:val="18"/>
                 <w:szCs w:val="18"/>
@@ -2326,13 +2702,22 @@
         </w:tc>
       </w:tr>
       <w:tr>
+        <w:tblPrEx>
+          <w:tblCellMar>
+            <w:top w:w="0" w:type="dxa"/>
+            <w:left w:w="108" w:type="dxa"/>
+            <w:bottom w:w="0" w:type="dxa"/>
+            <w:right w:w="108" w:type="dxa"/>
+          </w:tblCellMar>
+        </w:tblPrEx>
         <w:trPr>
-          <w:trHeight w:val="1928"/>
+          <w:trHeight w:val="1928" w:hRule="atLeast"/>
         </w:trPr>
         <w:tc>
           <w:tcPr>
             <w:tcW w:w="2809" w:type="dxa"/>
             <w:shd w:val="clear" w:color="auto" w:fill="F1F1F1"/>
+            <w:noWrap w:val="0"/>
             <w:vAlign w:val="center"/>
           </w:tcPr>
           <w:p>
@@ -2343,7 +2728,7 @@
               <w:jc w:val="center"/>
               <w:textAlignment w:val="center"/>
               <w:rPr>
-                <w:rFonts w:ascii="思源黑体" w:eastAsia="思源黑体" w:hAnsi="思源黑体" w:cs="思源黑体" w:hint="eastAsia"/>
+                <w:rFonts w:hint="eastAsia" w:ascii="思源黑体" w:hAnsi="思源黑体" w:eastAsia="思源黑体" w:cs="思源黑体"/>
                 <w:b/>
                 <w:bCs/>
                 <w:kern w:val="0"/>
@@ -2354,7 +2739,7 @@
             </w:pPr>
             <w:r>
               <w:rPr>
-                <w:rFonts w:ascii="思源黑体" w:eastAsia="思源黑体" w:hAnsi="思源黑体" w:cs="思源黑体" w:hint="eastAsia"/>
+                <w:rFonts w:hint="eastAsia" w:ascii="思源黑体" w:hAnsi="思源黑体" w:eastAsia="思源黑体" w:cs="思源黑体"/>
                 <w:b/>
                 <w:bCs/>
                 <w:kern w:val="0"/>
@@ -2373,7 +2758,7 @@
               <w:jc w:val="center"/>
               <w:textAlignment w:val="center"/>
               <w:rPr>
-                <w:rFonts w:ascii="思源黑体" w:eastAsia="思源黑体" w:hAnsi="思源黑体" w:cs="思源黑体" w:hint="eastAsia"/>
+                <w:rFonts w:hint="eastAsia" w:ascii="思源黑体" w:hAnsi="思源黑体" w:eastAsia="思源黑体" w:cs="思源黑体"/>
                 <w:b/>
                 <w:bCs/>
                 <w:kern w:val="0"/>
@@ -2384,7 +2769,7 @@
             </w:pPr>
             <w:r>
               <w:rPr>
-                <w:rFonts w:ascii="思源黑体" w:eastAsia="思源黑体" w:hAnsi="思源黑体" w:cs="思源黑体" w:hint="eastAsia"/>
+                <w:rFonts w:hint="eastAsia" w:ascii="思源黑体" w:hAnsi="思源黑体" w:eastAsia="思源黑体" w:cs="思源黑体"/>
                 <w:b/>
                 <w:bCs/>
                 <w:kern w:val="0"/>
@@ -2399,6 +2784,7 @@
         <w:tc>
           <w:tcPr>
             <w:tcW w:w="6943" w:type="dxa"/>
+            <w:noWrap w:val="0"/>
             <w:vAlign w:val="center"/>
           </w:tcPr>
           <w:p>
@@ -2409,16 +2795,16 @@
               <w:jc w:val="left"/>
               <w:textAlignment w:val="center"/>
               <w:rPr>
-                <w:rFonts w:ascii="思源黑体" w:eastAsia="思源黑体" w:hAnsi="思源黑体" w:cs="思源黑体" w:hint="eastAsia"/>
-                <w:kern w:val="0"/>
-                <w:sz w:val="18"/>
-                <w:szCs w:val="18"/>
-                <w:lang w:bidi="ar"/>
-              </w:rPr>
-            </w:pPr>
-            <w:r>
-              <w:rPr>
-                <w:rFonts w:ascii="思源黑体" w:eastAsia="思源黑体" w:hAnsi="思源黑体" w:cs="思源黑体" w:hint="eastAsia"/>
+                <w:rFonts w:hint="eastAsia" w:ascii="思源黑体" w:hAnsi="思源黑体" w:eastAsia="思源黑体" w:cs="思源黑体"/>
+                <w:kern w:val="0"/>
+                <w:sz w:val="18"/>
+                <w:szCs w:val="18"/>
+                <w:lang w:bidi="ar"/>
+              </w:rPr>
+            </w:pPr>
+            <w:r>
+              <w:rPr>
+                <w:rFonts w:hint="eastAsia" w:ascii="思源黑体" w:hAnsi="思源黑体" w:eastAsia="思源黑体" w:cs="思源黑体"/>
                 <w:kern w:val="0"/>
                 <w:sz w:val="18"/>
                 <w:szCs w:val="18"/>
@@ -2435,16 +2821,16 @@
               <w:jc w:val="left"/>
               <w:textAlignment w:val="center"/>
               <w:rPr>
-                <w:rFonts w:ascii="思源黑体" w:eastAsia="思源黑体" w:hAnsi="思源黑体" w:cs="思源黑体" w:hint="eastAsia"/>
-                <w:kern w:val="0"/>
-                <w:sz w:val="18"/>
-                <w:szCs w:val="18"/>
-                <w:lang w:bidi="ar"/>
-              </w:rPr>
-            </w:pPr>
-            <w:r>
-              <w:rPr>
-                <w:rFonts w:ascii="思源黑体" w:eastAsia="思源黑体" w:hAnsi="思源黑体" w:cs="思源黑体" w:hint="eastAsia"/>
+                <w:rFonts w:hint="eastAsia" w:ascii="思源黑体" w:hAnsi="思源黑体" w:eastAsia="思源黑体" w:cs="思源黑体"/>
+                <w:kern w:val="0"/>
+                <w:sz w:val="18"/>
+                <w:szCs w:val="18"/>
+                <w:lang w:bidi="ar"/>
+              </w:rPr>
+            </w:pPr>
+            <w:r>
+              <w:rPr>
+                <w:rFonts w:hint="eastAsia" w:ascii="思源黑体" w:hAnsi="思源黑体" w:eastAsia="思源黑体" w:cs="思源黑体"/>
                 <w:kern w:val="0"/>
                 <w:sz w:val="18"/>
                 <w:szCs w:val="18"/>
@@ -2456,13 +2842,22 @@
         </w:tc>
       </w:tr>
       <w:tr>
+        <w:tblPrEx>
+          <w:tblCellMar>
+            <w:top w:w="0" w:type="dxa"/>
+            <w:left w:w="108" w:type="dxa"/>
+            <w:bottom w:w="0" w:type="dxa"/>
+            <w:right w:w="108" w:type="dxa"/>
+          </w:tblCellMar>
+        </w:tblPrEx>
         <w:trPr>
-          <w:trHeight w:val="1928"/>
+          <w:trHeight w:val="1928" w:hRule="atLeast"/>
         </w:trPr>
         <w:tc>
           <w:tcPr>
             <w:tcW w:w="2809" w:type="dxa"/>
             <w:shd w:val="clear" w:color="auto" w:fill="F1F1F1"/>
+            <w:noWrap w:val="0"/>
             <w:vAlign w:val="center"/>
           </w:tcPr>
           <w:p>
@@ -2473,7 +2868,7 @@
               <w:jc w:val="center"/>
               <w:textAlignment w:val="center"/>
               <w:rPr>
-                <w:rFonts w:ascii="思源黑体" w:eastAsia="思源黑体" w:hAnsi="思源黑体" w:cs="思源黑体" w:hint="eastAsia"/>
+                <w:rFonts w:hint="eastAsia" w:ascii="思源黑体" w:hAnsi="思源黑体" w:eastAsia="思源黑体" w:cs="思源黑体"/>
                 <w:b/>
                 <w:bCs/>
                 <w:kern w:val="0"/>
@@ -2484,7 +2879,7 @@
             </w:pPr>
             <w:r>
               <w:rPr>
-                <w:rFonts w:ascii="思源黑体" w:eastAsia="思源黑体" w:hAnsi="思源黑体" w:cs="思源黑体" w:hint="eastAsia"/>
+                <w:rFonts w:hint="eastAsia" w:ascii="思源黑体" w:hAnsi="思源黑体" w:eastAsia="思源黑体" w:cs="思源黑体"/>
                 <w:b/>
                 <w:bCs/>
                 <w:kern w:val="0"/>
@@ -2503,7 +2898,7 @@
               <w:jc w:val="center"/>
               <w:textAlignment w:val="center"/>
               <w:rPr>
-                <w:rFonts w:ascii="思源黑体" w:eastAsia="思源黑体" w:hAnsi="思源黑体" w:cs="思源黑体" w:hint="eastAsia"/>
+                <w:rFonts w:hint="eastAsia" w:ascii="思源黑体" w:hAnsi="思源黑体" w:eastAsia="思源黑体" w:cs="思源黑体"/>
                 <w:b/>
                 <w:bCs/>
                 <w:kern w:val="0"/>
@@ -2514,7 +2909,7 @@
             </w:pPr>
             <w:r>
               <w:rPr>
-                <w:rFonts w:ascii="思源黑体" w:eastAsia="思源黑体" w:hAnsi="思源黑体" w:cs="思源黑体" w:hint="eastAsia"/>
+                <w:rFonts w:hint="eastAsia" w:ascii="思源黑体" w:hAnsi="思源黑体" w:eastAsia="思源黑体" w:cs="思源黑体"/>
                 <w:b/>
                 <w:bCs/>
                 <w:kern w:val="0"/>
@@ -2529,6 +2924,7 @@
         <w:tc>
           <w:tcPr>
             <w:tcW w:w="6943" w:type="dxa"/>
+            <w:noWrap w:val="0"/>
             <w:vAlign w:val="center"/>
           </w:tcPr>
           <w:p>
@@ -2539,16 +2935,16 @@
               <w:jc w:val="left"/>
               <w:textAlignment w:val="center"/>
               <w:rPr>
-                <w:rFonts w:ascii="思源黑体" w:eastAsia="思源黑体" w:hAnsi="思源黑体" w:cs="思源黑体" w:hint="eastAsia"/>
-                <w:kern w:val="0"/>
-                <w:sz w:val="18"/>
-                <w:szCs w:val="18"/>
-                <w:lang w:bidi="ar"/>
-              </w:rPr>
-            </w:pPr>
-            <w:r>
-              <w:rPr>
-                <w:rFonts w:ascii="思源黑体" w:eastAsia="思源黑体" w:hAnsi="思源黑体" w:cs="思源黑体" w:hint="eastAsia"/>
+                <w:rFonts w:hint="eastAsia" w:ascii="思源黑体" w:hAnsi="思源黑体" w:eastAsia="思源黑体" w:cs="思源黑体"/>
+                <w:kern w:val="0"/>
+                <w:sz w:val="18"/>
+                <w:szCs w:val="18"/>
+                <w:lang w:bidi="ar"/>
+              </w:rPr>
+            </w:pPr>
+            <w:r>
+              <w:rPr>
+                <w:rFonts w:hint="eastAsia" w:ascii="思源黑体" w:hAnsi="思源黑体" w:eastAsia="思源黑体" w:cs="思源黑体"/>
                 <w:kern w:val="0"/>
                 <w:sz w:val="18"/>
                 <w:szCs w:val="18"/>
@@ -2565,14 +2961,14 @@
               <w:jc w:val="left"/>
               <w:textAlignment w:val="center"/>
               <w:rPr>
-                <w:rFonts w:ascii="思源黑体" w:eastAsia="思源黑体" w:hAnsi="思源黑体" w:cs="思源黑体" w:hint="eastAsia"/>
-                <w:sz w:val="18"/>
-                <w:szCs w:val="18"/>
-              </w:rPr>
-            </w:pPr>
-            <w:r>
-              <w:rPr>
-                <w:rFonts w:ascii="思源黑体" w:eastAsia="思源黑体" w:hAnsi="思源黑体" w:cs="思源黑体" w:hint="eastAsia"/>
+                <w:rFonts w:hint="eastAsia" w:ascii="思源黑体" w:hAnsi="思源黑体" w:eastAsia="思源黑体" w:cs="思源黑体"/>
+                <w:sz w:val="18"/>
+                <w:szCs w:val="18"/>
+              </w:rPr>
+            </w:pPr>
+            <w:r>
+              <w:rPr>
+                <w:rFonts w:hint="eastAsia" w:ascii="思源黑体" w:hAnsi="思源黑体" w:eastAsia="思源黑体" w:cs="思源黑体"/>
                 <w:kern w:val="0"/>
                 <w:sz w:val="18"/>
                 <w:szCs w:val="18"/>
@@ -2587,7 +2983,7 @@
     <w:p>
       <w:pPr>
         <w:rPr>
-          <w:rFonts w:ascii="思源黑体" w:eastAsia="思源黑体" w:hAnsi="思源黑体" w:cs="思源黑体" w:hint="eastAsia"/>
+          <w:rFonts w:hint="eastAsia" w:ascii="思源黑体" w:hAnsi="思源黑体" w:eastAsia="思源黑体" w:cs="思源黑体"/>
           <w:sz w:val="28"/>
           <w:szCs w:val="28"/>
         </w:rPr>
@@ -2597,43 +2993,24 @@
       <w:pgSz w:w="11906" w:h="16838"/>
       <w:pgMar w:top="1531" w:right="1134" w:bottom="2381" w:left="1134" w:header="680" w:footer="1134" w:gutter="0"/>
       <w:pgNumType w:start="1"/>
-      <w:cols w:space="720"/>
+      <w:cols w:space="720" w:num="1"/>
       <w:titlePg/>
-      <w:docGrid w:type="lines" w:linePitch="312"/>
+      <w:docGrid w:type="lines" w:linePitch="312" w:charSpace="0"/>
     </w:sectPr>
   </w:body>
 </w:document>
 </file>
 
-<file path=word/endnotes.xml><?xml version="1.0" encoding="utf-8"?>
-<w:endnotes xmlns:wpc="http://schemas.microsoft.com/office/word/2010/wordprocessingCanvas" xmlns:cx="http://schemas.microsoft.com/office/drawing/2014/chartex" xmlns:cx1="http://schemas.microsoft.com/office/drawing/2015/9/8/chartex" xmlns:cx2="http://schemas.microsoft.com/office/drawing/2015/10/21/chartex" xmlns:cx3="http://schemas.microsoft.com/office/drawing/2016/5/9/chartex" xmlns:cx4="http://schemas.microsoft.com/office/drawing/2016/5/10/chartex" xmlns:cx5="http://schemas.microsoft.com/office/drawing/2016/5/11/chartex" xmlns:cx6="http://schemas.microsoft.com/office/drawing/2016/5/12/chartex" xmlns:cx7="http://schemas.microsoft.com/office/drawing/2016/5/13/chartex" xmlns:cx8="http://schemas.microsoft.com/office/drawing/2016/5/14/chartex" xmlns:mc="http://schemas.openxmlformats.org/markup-compatibility/2006" xmlns:aink="http://schemas.microsoft.com/office/drawing/2016/ink" xmlns:am3d="http://schemas.microsoft.com/office/drawing/2017/model3d" xmlns:o="urn:schemas-microsoft-com:office:office" xmlns:oel="http://schemas.microsoft.com/office/2019/extlst" xmlns:r="http://schemas.openxmlformats.org/officeDocument/2006/relationships" xmlns:m="http://schemas.openxmlformats.org/officeDocument/2006/math" xmlns:v="urn:schemas-microsoft-com:vml" xmlns:wp14="http://schemas.microsoft.com/office/word/2010/wordprocessingDrawing" xmlns:wp="http://schemas.openxmlformats.org/drawingml/2006/wordprocessingDrawing" xmlns:w10="urn:schemas-microsoft-com:office:word" xmlns:w="http://schemas.openxmlformats.org/wordprocessingml/2006/main" xmlns:w14="http://schemas.microsoft.com/office/word/2010/wordml" xmlns:w15="http://schemas.microsoft.com/office/word/2012/wordml" xmlns:w16cex="http://schemas.microsoft.com/office/word/2018/wordml/cex" xmlns:w16cid="http://schemas.microsoft.com/office/word/2016/wordml/cid" xmlns:w16="http://schemas.microsoft.com/office/word/2018/wordml" xmlns:w16du="http://schemas.microsoft.com/office/word/2023/wordml/word16du" xmlns:w16sdtdh="http://schemas.microsoft.com/office/word/2020/wordml/sdtdatahash" xmlns:w16sdtfl="http://schemas.microsoft.com/office/word/2024/wordml/sdtformatlock" xmlns:w16se="http://schemas.microsoft.com/office/word/2015/wordml/symex" xmlns:wpg="http://schemas.microsoft.com/office/word/2010/wordprocessingGroup" xmlns:wpi="http://schemas.microsoft.com/office/word/2010/wordprocessingInk" xmlns:wne="http://schemas.microsoft.com/office/word/2006/wordml" xmlns:wps="http://schemas.microsoft.com/office/word/2010/wordprocessingShape" mc:Ignorable="w14 w15 w16se w16cid w16 w16cex w16sdtdh w16sdtfl w16du wp14">
-  <w:endnote w:type="separator" w:id="-1">
-    <w:p>
-      <w:r>
-        <w:separator/>
-      </w:r>
-    </w:p>
-  </w:endnote>
-  <w:endnote w:type="continuationSeparator" w:id="0">
-    <w:p>
-      <w:r>
-        <w:continuationSeparator/>
-      </w:r>
-    </w:p>
-  </w:endnote>
-</w:endnotes>
-</file>
-
 <file path=word/footer1.xml><?xml version="1.0" encoding="utf-8"?>
-<w:ftr xmlns:wpc="http://schemas.microsoft.com/office/word/2010/wordprocessingCanvas" xmlns:cx="http://schemas.microsoft.com/office/drawing/2014/chartex" xmlns:cx1="http://schemas.microsoft.com/office/drawing/2015/9/8/chartex" xmlns:cx2="http://schemas.microsoft.com/office/drawing/2015/10/21/chartex" xmlns:cx3="http://schemas.microsoft.com/office/drawing/2016/5/9/chartex" xmlns:cx4="http://schemas.microsoft.com/office/drawing/2016/5/10/chartex" xmlns:cx5="http://schemas.microsoft.com/office/drawing/2016/5/11/chartex" xmlns:cx6="http://schemas.microsoft.com/office/drawing/2016/5/12/chartex" xmlns:cx7="http://schemas.microsoft.com/office/drawing/2016/5/13/chartex" xmlns:cx8="http://schemas.microsoft.com/office/drawing/2016/5/14/chartex" xmlns:mc="http://schemas.openxmlformats.org/markup-compatibility/2006" xmlns:aink="http://schemas.microsoft.com/office/drawing/2016/ink" xmlns:am3d="http://schemas.microsoft.com/office/drawing/2017/model3d" xmlns:o="urn:schemas-microsoft-com:office:office" xmlns:oel="http://schemas.microsoft.com/office/2019/extlst" xmlns:r="http://schemas.openxmlformats.org/officeDocument/2006/relationships" xmlns:m="http://schemas.openxmlformats.org/officeDocument/2006/math" xmlns:v="urn:schemas-microsoft-com:vml" xmlns:wp14="http://schemas.microsoft.com/office/word/2010/wordprocessingDrawing" xmlns:wp="http://schemas.openxmlformats.org/drawingml/2006/wordprocessingDrawing" xmlns:w10="urn:schemas-microsoft-com:office:word" xmlns:w="http://schemas.openxmlformats.org/wordprocessingml/2006/main" xmlns:w14="http://schemas.microsoft.com/office/word/2010/wordml" xmlns:w15="http://schemas.microsoft.com/office/word/2012/wordml" xmlns:w16cex="http://schemas.microsoft.com/office/word/2018/wordml/cex" xmlns:w16cid="http://schemas.microsoft.com/office/word/2016/wordml/cid" xmlns:w16="http://schemas.microsoft.com/office/word/2018/wordml" xmlns:w16du="http://schemas.microsoft.com/office/word/2023/wordml/word16du" xmlns:w16sdtdh="http://schemas.microsoft.com/office/word/2020/wordml/sdtdatahash" xmlns:w16sdtfl="http://schemas.microsoft.com/office/word/2024/wordml/sdtformatlock" xmlns:w16se="http://schemas.microsoft.com/office/word/2015/wordml/symex" xmlns:wpg="http://schemas.microsoft.com/office/word/2010/wordprocessingGroup" xmlns:wpi="http://schemas.microsoft.com/office/word/2010/wordprocessingInk" xmlns:wne="http://schemas.microsoft.com/office/word/2006/wordml" xmlns:wps="http://schemas.microsoft.com/office/word/2010/wordprocessingShape" mc:Ignorable="w14 w15 w16se w16cid w16 w16cex w16sdtdh w16sdtfl w16du wp14">
+<w:ftr xmlns:wpc="http://schemas.microsoft.com/office/word/2010/wordprocessingCanvas" xmlns:mc="http://schemas.openxmlformats.org/markup-compatibility/2006" xmlns:o="urn:schemas-microsoft-com:office:office" xmlns:r="http://schemas.openxmlformats.org/officeDocument/2006/relationships" xmlns:m="http://schemas.openxmlformats.org/officeDocument/2006/math" xmlns:v="urn:schemas-microsoft-com:vml" xmlns:wp14="http://schemas.microsoft.com/office/word/2010/wordprocessingDrawing" xmlns:wp="http://schemas.openxmlformats.org/drawingml/2006/wordprocessingDrawing" xmlns:w10="urn:schemas-microsoft-com:office:word" xmlns:w="http://schemas.openxmlformats.org/wordprocessingml/2006/main" xmlns:w14="http://schemas.microsoft.com/office/word/2010/wordml" xmlns:w15="http://schemas.microsoft.com/office/word/2012/wordml" xmlns:wpg="http://schemas.microsoft.com/office/word/2010/wordprocessingGroup" xmlns:wpi="http://schemas.microsoft.com/office/word/2010/wordprocessingInk" xmlns:wne="http://schemas.microsoft.com/office/word/2006/wordml" xmlns:wps="http://schemas.microsoft.com/office/word/2010/wordprocessingShape" xmlns:wpsCustomData="http://www.wps.cn/officeDocument/2013/wpsCustomData" mc:Ignorable="w14 w15 wp14">
   <w:p>
     <w:pPr>
-      <w:pStyle w:val="a6"/>
+      <w:pStyle w:val="7"/>
       <w:tabs>
+        <w:tab w:val="center" w:pos="4819"/>
+        <w:tab w:val="right" w:pos="9071"/>
         <w:tab w:val="clear" w:pos="4153"/>
         <w:tab w:val="clear" w:pos="8306"/>
-        <w:tab w:val="center" w:pos="4819"/>
-        <w:tab w:val="right" w:pos="9071"/>
       </w:tabs>
       <w:jc w:val="both"/>
       <w:rPr>
@@ -2646,30 +3023,11 @@
 </w:ftr>
 </file>
 
-<file path=word/footnotes.xml><?xml version="1.0" encoding="utf-8"?>
-<w:footnotes xmlns:wpc="http://schemas.microsoft.com/office/word/2010/wordprocessingCanvas" xmlns:cx="http://schemas.microsoft.com/office/drawing/2014/chartex" xmlns:cx1="http://schemas.microsoft.com/office/drawing/2015/9/8/chartex" xmlns:cx2="http://schemas.microsoft.com/office/drawing/2015/10/21/chartex" xmlns:cx3="http://schemas.microsoft.com/office/drawing/2016/5/9/chartex" xmlns:cx4="http://schemas.microsoft.com/office/drawing/2016/5/10/chartex" xmlns:cx5="http://schemas.microsoft.com/office/drawing/2016/5/11/chartex" xmlns:cx6="http://schemas.microsoft.com/office/drawing/2016/5/12/chartex" xmlns:cx7="http://schemas.microsoft.com/office/drawing/2016/5/13/chartex" xmlns:cx8="http://schemas.microsoft.com/office/drawing/2016/5/14/chartex" xmlns:mc="http://schemas.openxmlformats.org/markup-compatibility/2006" xmlns:aink="http://schemas.microsoft.com/office/drawing/2016/ink" xmlns:am3d="http://schemas.microsoft.com/office/drawing/2017/model3d" xmlns:o="urn:schemas-microsoft-com:office:office" xmlns:oel="http://schemas.microsoft.com/office/2019/extlst" xmlns:r="http://schemas.openxmlformats.org/officeDocument/2006/relationships" xmlns:m="http://schemas.openxmlformats.org/officeDocument/2006/math" xmlns:v="urn:schemas-microsoft-com:vml" xmlns:wp14="http://schemas.microsoft.com/office/word/2010/wordprocessingDrawing" xmlns:wp="http://schemas.openxmlformats.org/drawingml/2006/wordprocessingDrawing" xmlns:w10="urn:schemas-microsoft-com:office:word" xmlns:w="http://schemas.openxmlformats.org/wordprocessingml/2006/main" xmlns:w14="http://schemas.microsoft.com/office/word/2010/wordml" xmlns:w15="http://schemas.microsoft.com/office/word/2012/wordml" xmlns:w16cex="http://schemas.microsoft.com/office/word/2018/wordml/cex" xmlns:w16cid="http://schemas.microsoft.com/office/word/2016/wordml/cid" xmlns:w16="http://schemas.microsoft.com/office/word/2018/wordml" xmlns:w16du="http://schemas.microsoft.com/office/word/2023/wordml/word16du" xmlns:w16sdtdh="http://schemas.microsoft.com/office/word/2020/wordml/sdtdatahash" xmlns:w16sdtfl="http://schemas.microsoft.com/office/word/2024/wordml/sdtformatlock" xmlns:w16se="http://schemas.microsoft.com/office/word/2015/wordml/symex" xmlns:wpg="http://schemas.microsoft.com/office/word/2010/wordprocessingGroup" xmlns:wpi="http://schemas.microsoft.com/office/word/2010/wordprocessingInk" xmlns:wne="http://schemas.microsoft.com/office/word/2006/wordml" xmlns:wps="http://schemas.microsoft.com/office/word/2010/wordprocessingShape" mc:Ignorable="w14 w15 w16se w16cid w16 w16cex w16sdtdh w16sdtfl w16du wp14">
-  <w:footnote w:type="separator" w:id="-1">
-    <w:p>
-      <w:r>
-        <w:separator/>
-      </w:r>
-    </w:p>
-  </w:footnote>
-  <w:footnote w:type="continuationSeparator" w:id="0">
-    <w:p>
-      <w:r>
-        <w:continuationSeparator/>
-      </w:r>
-    </w:p>
-  </w:footnote>
-</w:footnotes>
-</file>
-
 <file path=word/header1.xml><?xml version="1.0" encoding="utf-8"?>
-<w:hdr xmlns:wpc="http://schemas.microsoft.com/office/word/2010/wordprocessingCanvas" xmlns:cx="http://schemas.microsoft.com/office/drawing/2014/chartex" xmlns:cx1="http://schemas.microsoft.com/office/drawing/2015/9/8/chartex" xmlns:cx2="http://schemas.microsoft.com/office/drawing/2015/10/21/chartex" xmlns:cx3="http://schemas.microsoft.com/office/drawing/2016/5/9/chartex" xmlns:cx4="http://schemas.microsoft.com/office/drawing/2016/5/10/chartex" xmlns:cx5="http://schemas.microsoft.com/office/drawing/2016/5/11/chartex" xmlns:cx6="http://schemas.microsoft.com/office/drawing/2016/5/12/chartex" xmlns:cx7="http://schemas.microsoft.com/office/drawing/2016/5/13/chartex" xmlns:cx8="http://schemas.microsoft.com/office/drawing/2016/5/14/chartex" xmlns:mc="http://schemas.openxmlformats.org/markup-compatibility/2006" xmlns:aink="http://schemas.microsoft.com/office/drawing/2016/ink" xmlns:am3d="http://schemas.microsoft.com/office/drawing/2017/model3d" xmlns:o="urn:schemas-microsoft-com:office:office" xmlns:oel="http://schemas.microsoft.com/office/2019/extlst" xmlns:r="http://schemas.openxmlformats.org/officeDocument/2006/relationships" xmlns:m="http://schemas.openxmlformats.org/officeDocument/2006/math" xmlns:v="urn:schemas-microsoft-com:vml" xmlns:wp14="http://schemas.microsoft.com/office/word/2010/wordprocessingDrawing" xmlns:wp="http://schemas.openxmlformats.org/drawingml/2006/wordprocessingDrawing" xmlns:w10="urn:schemas-microsoft-com:office:word" xmlns:w="http://schemas.openxmlformats.org/wordprocessingml/2006/main" xmlns:w14="http://schemas.microsoft.com/office/word/2010/wordml" xmlns:w15="http://schemas.microsoft.com/office/word/2012/wordml" xmlns:w16cex="http://schemas.microsoft.com/office/word/2018/wordml/cex" xmlns:w16cid="http://schemas.microsoft.com/office/word/2016/wordml/cid" xmlns:w16="http://schemas.microsoft.com/office/word/2018/wordml" xmlns:w16du="http://schemas.microsoft.com/office/word/2023/wordml/word16du" xmlns:w16sdtdh="http://schemas.microsoft.com/office/word/2020/wordml/sdtdatahash" xmlns:w16sdtfl="http://schemas.microsoft.com/office/word/2024/wordml/sdtformatlock" xmlns:w16se="http://schemas.microsoft.com/office/word/2015/wordml/symex" xmlns:wpg="http://schemas.microsoft.com/office/word/2010/wordprocessingGroup" xmlns:wpi="http://schemas.microsoft.com/office/word/2010/wordprocessingInk" xmlns:wne="http://schemas.microsoft.com/office/word/2006/wordml" xmlns:wps="http://schemas.microsoft.com/office/word/2010/wordprocessingShape" mc:Ignorable="w14 w15 w16se w16cid w16 w16cex w16sdtdh w16sdtfl w16du wp14">
+<w:hdr xmlns:wpc="http://schemas.microsoft.com/office/word/2010/wordprocessingCanvas" xmlns:mc="http://schemas.openxmlformats.org/markup-compatibility/2006" xmlns:o="urn:schemas-microsoft-com:office:office" xmlns:r="http://schemas.openxmlformats.org/officeDocument/2006/relationships" xmlns:m="http://schemas.openxmlformats.org/officeDocument/2006/math" xmlns:v="urn:schemas-microsoft-com:vml" xmlns:wp14="http://schemas.microsoft.com/office/word/2010/wordprocessingDrawing" xmlns:wp="http://schemas.openxmlformats.org/drawingml/2006/wordprocessingDrawing" xmlns:w10="urn:schemas-microsoft-com:office:word" xmlns:w="http://schemas.openxmlformats.org/wordprocessingml/2006/main" xmlns:w14="http://schemas.microsoft.com/office/word/2010/wordml" xmlns:w15="http://schemas.microsoft.com/office/word/2012/wordml" xmlns:wpg="http://schemas.microsoft.com/office/word/2010/wordprocessingGroup" xmlns:wpi="http://schemas.microsoft.com/office/word/2010/wordprocessingInk" xmlns:wne="http://schemas.microsoft.com/office/word/2006/wordml" xmlns:wps="http://schemas.microsoft.com/office/word/2010/wordprocessingShape" xmlns:wpsCustomData="http://www.wps.cn/officeDocument/2013/wpsCustomData" mc:Ignorable="w14 w15 wp14">
   <w:p>
     <w:pPr>
-      <w:pStyle w:val="a8"/>
+      <w:pStyle w:val="8"/>
       <w:jc w:val="center"/>
       <w:rPr>
         <w:rFonts w:hint="eastAsia"/>
@@ -2680,58 +3038,74 @@
 </file>
 
 <file path=word/header2.xml><?xml version="1.0" encoding="utf-8"?>
-<w:hdr xmlns:wpc="http://schemas.microsoft.com/office/word/2010/wordprocessingCanvas" xmlns:cx="http://schemas.microsoft.com/office/drawing/2014/chartex" xmlns:cx1="http://schemas.microsoft.com/office/drawing/2015/9/8/chartex" xmlns:cx2="http://schemas.microsoft.com/office/drawing/2015/10/21/chartex" xmlns:cx3="http://schemas.microsoft.com/office/drawing/2016/5/9/chartex" xmlns:cx4="http://schemas.microsoft.com/office/drawing/2016/5/10/chartex" xmlns:cx5="http://schemas.microsoft.com/office/drawing/2016/5/11/chartex" xmlns:cx6="http://schemas.microsoft.com/office/drawing/2016/5/12/chartex" xmlns:cx7="http://schemas.microsoft.com/office/drawing/2016/5/13/chartex" xmlns:cx8="http://schemas.microsoft.com/office/drawing/2016/5/14/chartex" xmlns:mc="http://schemas.openxmlformats.org/markup-compatibility/2006" xmlns:aink="http://schemas.microsoft.com/office/drawing/2016/ink" xmlns:am3d="http://schemas.microsoft.com/office/drawing/2017/model3d" xmlns:o="urn:schemas-microsoft-com:office:office" xmlns:oel="http://schemas.microsoft.com/office/2019/extlst" xmlns:r="http://schemas.openxmlformats.org/officeDocument/2006/relationships" xmlns:m="http://schemas.openxmlformats.org/officeDocument/2006/math" xmlns:v="urn:schemas-microsoft-com:vml" xmlns:wp14="http://schemas.microsoft.com/office/word/2010/wordprocessingDrawing" xmlns:wp="http://schemas.openxmlformats.org/drawingml/2006/wordprocessingDrawing" xmlns:w10="urn:schemas-microsoft-com:office:word" xmlns:w="http://schemas.openxmlformats.org/wordprocessingml/2006/main" xmlns:w14="http://schemas.microsoft.com/office/word/2010/wordml" xmlns:w15="http://schemas.microsoft.com/office/word/2012/wordml" xmlns:w16cex="http://schemas.microsoft.com/office/word/2018/wordml/cex" xmlns:w16cid="http://schemas.microsoft.com/office/word/2016/wordml/cid" xmlns:w16="http://schemas.microsoft.com/office/word/2018/wordml" xmlns:w16du="http://schemas.microsoft.com/office/word/2023/wordml/word16du" xmlns:w16sdtdh="http://schemas.microsoft.com/office/word/2020/wordml/sdtdatahash" xmlns:w16sdtfl="http://schemas.microsoft.com/office/word/2024/wordml/sdtformatlock" xmlns:w16se="http://schemas.microsoft.com/office/word/2015/wordml/symex" xmlns:wpg="http://schemas.microsoft.com/office/word/2010/wordprocessingGroup" xmlns:wpi="http://schemas.microsoft.com/office/word/2010/wordprocessingInk" xmlns:wne="http://schemas.microsoft.com/office/word/2006/wordml" xmlns:wps="http://schemas.microsoft.com/office/word/2010/wordprocessingShape" mc:Ignorable="w14 w15 w16se w16cid w16 w16cex w16sdtdh w16sdtfl w16du wp14">
+<w:hdr xmlns:wpc="http://schemas.microsoft.com/office/word/2010/wordprocessingCanvas" xmlns:mc="http://schemas.openxmlformats.org/markup-compatibility/2006" xmlns:o="urn:schemas-microsoft-com:office:office" xmlns:r="http://schemas.openxmlformats.org/officeDocument/2006/relationships" xmlns:m="http://schemas.openxmlformats.org/officeDocument/2006/math" xmlns:v="urn:schemas-microsoft-com:vml" xmlns:wp14="http://schemas.microsoft.com/office/word/2010/wordprocessingDrawing" xmlns:wp="http://schemas.openxmlformats.org/drawingml/2006/wordprocessingDrawing" xmlns:w10="urn:schemas-microsoft-com:office:word" xmlns:w="http://schemas.openxmlformats.org/wordprocessingml/2006/main" xmlns:w14="http://schemas.microsoft.com/office/word/2010/wordml" xmlns:w15="http://schemas.microsoft.com/office/word/2012/wordml" xmlns:wpg="http://schemas.microsoft.com/office/word/2010/wordprocessingGroup" xmlns:wpi="http://schemas.microsoft.com/office/word/2010/wordprocessingInk" xmlns:wne="http://schemas.microsoft.com/office/word/2006/wordml" xmlns:wps="http://schemas.microsoft.com/office/word/2010/wordprocessingShape" xmlns:wpsCustomData="http://www.wps.cn/officeDocument/2013/wpsCustomData" mc:Ignorable="w14 w15 wp14">
   <w:p>
     <w:pPr>
-      <w:pStyle w:val="a8"/>
+      <w:pStyle w:val="8"/>
       <w:jc w:val="center"/>
     </w:pPr>
     <w:r>
-      <w:pict w14:anchorId="293CF569">
-        <v:shapetype id="_x0000_t75" coordsize="21600,21600" o:spt="75" o:preferrelative="t" path="m@4@5l@4@11@9@11@9@5xe" filled="f" stroked="f">
-          <v:stroke joinstyle="miter"/>
-          <v:formulas>
-            <v:f eqn="if lineDrawn pixelLineWidth 0"/>
-            <v:f eqn="sum @0 1 0"/>
-            <v:f eqn="sum 0 0 @1"/>
-            <v:f eqn="prod @2 1 2"/>
-            <v:f eqn="prod @3 21600 pixelWidth"/>
-            <v:f eqn="prod @3 21600 pixelHeight"/>
-            <v:f eqn="sum @0 0 1"/>
-            <v:f eqn="prod @6 1 2"/>
-            <v:f eqn="prod @7 21600 pixelWidth"/>
-            <v:f eqn="sum @8 21600 0"/>
-            <v:f eqn="prod @7 21600 pixelHeight"/>
-            <v:f eqn="sum @10 21600 0"/>
-          </v:formulas>
-          <v:path o:extrusionok="f" gradientshapeok="t" o:connecttype="rect"/>
-          <o:lock v:ext="edit" aspectratio="t"/>
-        </v:shapetype>
-        <v:shape id="图片 9" o:spid="_x0000_s1033" type="#_x0000_t75" style="width:89.25pt;height:53.85pt;mso-wrap-style:square;mso-position-horizontal-relative:char;mso-position-vertical-relative:line">
-          <v:imagedata r:id="rId1" o:title=""/>
-          <w10:wrap type="none"/>
-          <w10:anchorlock/>
-        </v:shape>
-      </w:pict>
+      <w:drawing>
+        <wp:inline distT="0" distB="0" distL="114300" distR="114300">
+          <wp:extent cx="1133475" cy="683895"/>
+          <wp:effectExtent l="0" t="0" r="0" b="0"/>
+          <wp:docPr id="1" name="图片 9"/>
+          <wp:cNvGraphicFramePr>
+            <a:graphicFrameLocks xmlns:a="http://schemas.openxmlformats.org/drawingml/2006/main" noChangeAspect="1"/>
+          </wp:cNvGraphicFramePr>
+          <a:graphic xmlns:a="http://schemas.openxmlformats.org/drawingml/2006/main">
+            <a:graphicData uri="http://schemas.openxmlformats.org/drawingml/2006/picture">
+              <pic:pic xmlns:pic="http://schemas.openxmlformats.org/drawingml/2006/picture">
+                <pic:nvPicPr>
+                  <pic:cNvPr id="1" name="图片 9"/>
+                  <pic:cNvPicPr>
+                    <a:picLocks noRot="1" noChangeAspect="1"/>
+                  </pic:cNvPicPr>
+                </pic:nvPicPr>
+                <pic:blipFill>
+                  <a:blip r:embed="rId1"/>
+                  <a:stretch>
+                    <a:fillRect/>
+                  </a:stretch>
+                </pic:blipFill>
+                <pic:spPr>
+                  <a:xfrm>
+                    <a:off x="0" y="0"/>
+                    <a:ext cx="1133475" cy="683895"/>
+                  </a:xfrm>
+                  <a:prstGeom prst="rect">
+                    <a:avLst/>
+                  </a:prstGeom>
+                  <a:noFill/>
+                  <a:ln>
+                    <a:noFill/>
+                  </a:ln>
+                </pic:spPr>
+              </pic:pic>
+            </a:graphicData>
+          </a:graphic>
+        </wp:inline>
+      </w:drawing>
     </w:r>
   </w:p>
 </w:hdr>
 </file>
 
 <file path=word/numbering.xml><?xml version="1.0" encoding="utf-8"?>
-<w:numbering xmlns:wpc="http://schemas.microsoft.com/office/word/2010/wordprocessingCanvas" xmlns:cx="http://schemas.microsoft.com/office/drawing/2014/chartex" xmlns:cx1="http://schemas.microsoft.com/office/drawing/2015/9/8/chartex" xmlns:cx2="http://schemas.microsoft.com/office/drawing/2015/10/21/chartex" xmlns:cx3="http://schemas.microsoft.com/office/drawing/2016/5/9/chartex" xmlns:cx4="http://schemas.microsoft.com/office/drawing/2016/5/10/chartex" xmlns:cx5="http://schemas.microsoft.com/office/drawing/2016/5/11/chartex" xmlns:cx6="http://schemas.microsoft.com/office/drawing/2016/5/12/chartex" xmlns:cx7="http://schemas.microsoft.com/office/drawing/2016/5/13/chartex" xmlns:cx8="http://schemas.microsoft.com/office/drawing/2016/5/14/chartex" xmlns:mc="http://schemas.openxmlformats.org/markup-compatibility/2006" xmlns:aink="http://schemas.microsoft.com/office/drawing/2016/ink" xmlns:am3d="http://schemas.microsoft.com/office/drawing/2017/model3d" xmlns:o="urn:schemas-microsoft-com:office:office" xmlns:oel="http://schemas.microsoft.com/office/2019/extlst" xmlns:r="http://schemas.openxmlformats.org/officeDocument/2006/relationships" xmlns:m="http://schemas.openxmlformats.org/officeDocument/2006/math" xmlns:v="urn:schemas-microsoft-com:vml" xmlns:wp14="http://schemas.microsoft.com/office/word/2010/wordprocessingDrawing" xmlns:wp="http://schemas.openxmlformats.org/drawingml/2006/wordprocessingDrawing" xmlns:w10="urn:schemas-microsoft-com:office:word" xmlns:w="http://schemas.openxmlformats.org/wordprocessingml/2006/main" xmlns:w14="http://schemas.microsoft.com/office/word/2010/wordml" xmlns:w15="http://schemas.microsoft.com/office/word/2012/wordml" xmlns:w16cex="http://schemas.microsoft.com/office/word/2018/wordml/cex" xmlns:w16cid="http://schemas.microsoft.com/office/word/2016/wordml/cid" xmlns:w16="http://schemas.microsoft.com/office/word/2018/wordml" xmlns:w16du="http://schemas.microsoft.com/office/word/2023/wordml/word16du" xmlns:w16sdtdh="http://schemas.microsoft.com/office/word/2020/wordml/sdtdatahash" xmlns:w16sdtfl="http://schemas.microsoft.com/office/word/2024/wordml/sdtformatlock" xmlns:w16se="http://schemas.microsoft.com/office/word/2015/wordml/symex" xmlns:wpg="http://schemas.microsoft.com/office/word/2010/wordprocessingGroup" xmlns:wpi="http://schemas.microsoft.com/office/word/2010/wordprocessingInk" xmlns:wne="http://schemas.microsoft.com/office/word/2006/wordml" xmlns:wps="http://schemas.microsoft.com/office/word/2010/wordprocessingShape" mc:Ignorable="w14 w15 w16se w16cid w16 w16cex w16sdtdh w16sdtfl w16du wp14">
-  <w:abstractNum w:abstractNumId="0" w15:restartNumberingAfterBreak="0">
+<w:numbering xmlns:wpc="http://schemas.microsoft.com/office/word/2010/wordprocessingCanvas" xmlns:mc="http://schemas.openxmlformats.org/markup-compatibility/2006" xmlns:o="urn:schemas-microsoft-com:office:office" xmlns:r="http://schemas.openxmlformats.org/officeDocument/2006/relationships" xmlns:m="http://schemas.openxmlformats.org/officeDocument/2006/math" xmlns:v="urn:schemas-microsoft-com:vml" xmlns:wp14="http://schemas.microsoft.com/office/word/2010/wordprocessingDrawing" xmlns:wp="http://schemas.openxmlformats.org/drawingml/2006/wordprocessingDrawing" xmlns:w10="urn:schemas-microsoft-com:office:word" xmlns:w="http://schemas.openxmlformats.org/wordprocessingml/2006/main" xmlns:w14="http://schemas.microsoft.com/office/word/2010/wordml" xmlns:wpg="http://schemas.microsoft.com/office/word/2010/wordprocessingGroup" xmlns:wpi="http://schemas.microsoft.com/office/word/2010/wordprocessingInk" xmlns:wne="http://schemas.microsoft.com/office/word/2006/wordml" xmlns:wps="http://schemas.microsoft.com/office/word/2010/wordprocessingShape" xmlns:wpsCustomData="http://www.wps.cn/officeDocument/2013/wpsCustomData" mc:Ignorable="w14 wp14">
+  <w:abstractNum w:abstractNumId="0">
     <w:nsid w:val="13AD0305"/>
     <w:multiLevelType w:val="multilevel"/>
     <w:tmpl w:val="13AD0305"/>
-    <w:lvl w:ilvl="0">
+    <w:lvl w:ilvl="0" w:tentative="0">
       <w:start w:val="1"/>
       <w:numFmt w:val="decimal"/>
+      <w:pStyle w:val="22"/>
       <w:lvlText w:val="%1."/>
       <w:lvlJc w:val="left"/>
       <w:pPr>
         <w:tabs>
-          <w:tab w:val="num" w:pos="567"/>
+          <w:tab w:val="left" w:pos="567"/>
         </w:tabs>
         <w:ind w:left="567" w:hanging="567"/>
       </w:pPr>
@@ -2739,116 +3113,117 @@
         <w:rFonts w:hint="eastAsia"/>
       </w:rPr>
     </w:lvl>
-    <w:lvl w:ilvl="1">
+    <w:lvl w:ilvl="1" w:tentative="0">
       <w:start w:val="1"/>
       <w:numFmt w:val="lowerLetter"/>
       <w:lvlText w:val="%2)"/>
       <w:lvlJc w:val="left"/>
       <w:pPr>
         <w:tabs>
-          <w:tab w:val="num" w:pos="840"/>
+          <w:tab w:val="left" w:pos="840"/>
         </w:tabs>
         <w:ind w:left="840" w:hanging="420"/>
       </w:pPr>
     </w:lvl>
-    <w:lvl w:ilvl="2">
+    <w:lvl w:ilvl="2" w:tentative="0">
       <w:start w:val="1"/>
       <w:numFmt w:val="lowerRoman"/>
       <w:lvlText w:val="%3."/>
       <w:lvlJc w:val="right"/>
       <w:pPr>
         <w:tabs>
-          <w:tab w:val="num" w:pos="1260"/>
+          <w:tab w:val="left" w:pos="1260"/>
         </w:tabs>
         <w:ind w:left="1260" w:hanging="420"/>
       </w:pPr>
     </w:lvl>
-    <w:lvl w:ilvl="3">
+    <w:lvl w:ilvl="3" w:tentative="0">
       <w:start w:val="1"/>
       <w:numFmt w:val="decimal"/>
       <w:lvlText w:val="%4."/>
       <w:lvlJc w:val="left"/>
       <w:pPr>
         <w:tabs>
-          <w:tab w:val="num" w:pos="1680"/>
+          <w:tab w:val="left" w:pos="1680"/>
         </w:tabs>
         <w:ind w:left="1680" w:hanging="420"/>
       </w:pPr>
     </w:lvl>
-    <w:lvl w:ilvl="4">
+    <w:lvl w:ilvl="4" w:tentative="0">
       <w:start w:val="1"/>
       <w:numFmt w:val="lowerLetter"/>
       <w:lvlText w:val="%5)"/>
       <w:lvlJc w:val="left"/>
       <w:pPr>
         <w:tabs>
-          <w:tab w:val="num" w:pos="2100"/>
+          <w:tab w:val="left" w:pos="2100"/>
         </w:tabs>
         <w:ind w:left="2100" w:hanging="420"/>
       </w:pPr>
     </w:lvl>
-    <w:lvl w:ilvl="5">
+    <w:lvl w:ilvl="5" w:tentative="0">
       <w:start w:val="1"/>
       <w:numFmt w:val="lowerRoman"/>
       <w:lvlText w:val="%6."/>
       <w:lvlJc w:val="right"/>
       <w:pPr>
         <w:tabs>
-          <w:tab w:val="num" w:pos="2520"/>
+          <w:tab w:val="left" w:pos="2520"/>
         </w:tabs>
         <w:ind w:left="2520" w:hanging="420"/>
       </w:pPr>
     </w:lvl>
-    <w:lvl w:ilvl="6">
+    <w:lvl w:ilvl="6" w:tentative="0">
       <w:start w:val="1"/>
       <w:numFmt w:val="decimal"/>
       <w:lvlText w:val="%7."/>
       <w:lvlJc w:val="left"/>
       <w:pPr>
         <w:tabs>
-          <w:tab w:val="num" w:pos="2940"/>
+          <w:tab w:val="left" w:pos="2940"/>
         </w:tabs>
         <w:ind w:left="2940" w:hanging="420"/>
       </w:pPr>
     </w:lvl>
-    <w:lvl w:ilvl="7">
+    <w:lvl w:ilvl="7" w:tentative="0">
       <w:start w:val="1"/>
       <w:numFmt w:val="lowerLetter"/>
       <w:lvlText w:val="%8)"/>
       <w:lvlJc w:val="left"/>
       <w:pPr>
         <w:tabs>
-          <w:tab w:val="num" w:pos="3360"/>
+          <w:tab w:val="left" w:pos="3360"/>
         </w:tabs>
         <w:ind w:left="3360" w:hanging="420"/>
       </w:pPr>
     </w:lvl>
-    <w:lvl w:ilvl="8">
+    <w:lvl w:ilvl="8" w:tentative="0">
       <w:start w:val="1"/>
       <w:numFmt w:val="lowerRoman"/>
       <w:lvlText w:val="%9."/>
       <w:lvlJc w:val="right"/>
       <w:pPr>
         <w:tabs>
-          <w:tab w:val="num" w:pos="3780"/>
+          <w:tab w:val="left" w:pos="3780"/>
         </w:tabs>
         <w:ind w:left="3780" w:hanging="420"/>
       </w:pPr>
     </w:lvl>
   </w:abstractNum>
-  <w:abstractNum w:abstractNumId="1" w15:restartNumberingAfterBreak="0">
+  <w:abstractNum w:abstractNumId="1">
     <w:nsid w:val="156E58A6"/>
     <w:multiLevelType w:val="multilevel"/>
     <w:tmpl w:val="156E58A6"/>
-    <w:lvl w:ilvl="0">
+    <w:lvl w:ilvl="0" w:tentative="0">
       <w:start w:val="1"/>
       <w:numFmt w:val="decimal"/>
+      <w:pStyle w:val="2"/>
       <w:isLgl/>
       <w:lvlText w:val="%1."/>
       <w:lvlJc w:val="left"/>
       <w:pPr>
         <w:tabs>
-          <w:tab w:val="num" w:pos="567"/>
+          <w:tab w:val="left" w:pos="567"/>
         </w:tabs>
         <w:ind w:left="567" w:hanging="567"/>
       </w:pPr>
@@ -2856,14 +3231,14 @@
         <w:rFonts w:hint="eastAsia"/>
       </w:rPr>
     </w:lvl>
-    <w:lvl w:ilvl="1">
+    <w:lvl w:ilvl="1" w:tentative="0">
       <w:start w:val="1"/>
       <w:numFmt w:val="decimal"/>
       <w:lvlText w:val="%1.%2"/>
       <w:lvlJc w:val="left"/>
       <w:pPr>
         <w:tabs>
-          <w:tab w:val="num" w:pos="567"/>
+          <w:tab w:val="left" w:pos="567"/>
         </w:tabs>
         <w:ind w:left="567" w:hanging="567"/>
       </w:pPr>
@@ -2871,14 +3246,15 @@
         <w:rFonts w:hint="eastAsia"/>
       </w:rPr>
     </w:lvl>
-    <w:lvl w:ilvl="2">
+    <w:lvl w:ilvl="2" w:tentative="0">
       <w:start w:val="1"/>
       <w:numFmt w:val="decimal"/>
+      <w:pStyle w:val="21"/>
       <w:lvlText w:val="%1.%2.%3"/>
       <w:lvlJc w:val="left"/>
       <w:pPr>
         <w:tabs>
-          <w:tab w:val="num" w:pos="567"/>
+          <w:tab w:val="left" w:pos="567"/>
         </w:tabs>
         <w:ind w:left="567" w:hanging="567"/>
       </w:pPr>
@@ -2886,14 +3262,14 @@
         <w:rFonts w:hint="eastAsia"/>
       </w:rPr>
     </w:lvl>
-    <w:lvl w:ilvl="3">
+    <w:lvl w:ilvl="3" w:tentative="0">
       <w:start w:val="1"/>
       <w:numFmt w:val="decimal"/>
       <w:lvlText w:val="%1.%2.%3.%4."/>
       <w:lvlJc w:val="left"/>
       <w:pPr>
         <w:tabs>
-          <w:tab w:val="num" w:pos="851"/>
+          <w:tab w:val="left" w:pos="851"/>
         </w:tabs>
         <w:ind w:left="851" w:hanging="851"/>
       </w:pPr>
@@ -2901,14 +3277,14 @@
         <w:rFonts w:hint="eastAsia"/>
       </w:rPr>
     </w:lvl>
-    <w:lvl w:ilvl="4">
+    <w:lvl w:ilvl="4" w:tentative="0">
       <w:start w:val="1"/>
       <w:numFmt w:val="decimal"/>
       <w:lvlText w:val="%1.%2.%3.%4.%5."/>
       <w:lvlJc w:val="left"/>
       <w:pPr>
         <w:tabs>
-          <w:tab w:val="num" w:pos="992"/>
+          <w:tab w:val="left" w:pos="992"/>
         </w:tabs>
         <w:ind w:left="992" w:hanging="992"/>
       </w:pPr>
@@ -2916,14 +3292,14 @@
         <w:rFonts w:hint="eastAsia"/>
       </w:rPr>
     </w:lvl>
-    <w:lvl w:ilvl="5">
+    <w:lvl w:ilvl="5" w:tentative="0">
       <w:start w:val="1"/>
       <w:numFmt w:val="decimal"/>
       <w:lvlText w:val="%1.%2.%3.%4.%5.%6."/>
       <w:lvlJc w:val="left"/>
       <w:pPr>
         <w:tabs>
-          <w:tab w:val="num" w:pos="1134"/>
+          <w:tab w:val="left" w:pos="1134"/>
         </w:tabs>
         <w:ind w:left="1134" w:hanging="1134"/>
       </w:pPr>
@@ -2931,14 +3307,14 @@
         <w:rFonts w:hint="eastAsia"/>
       </w:rPr>
     </w:lvl>
-    <w:lvl w:ilvl="6">
+    <w:lvl w:ilvl="6" w:tentative="0">
       <w:start w:val="1"/>
       <w:numFmt w:val="decimal"/>
       <w:lvlText w:val="%1.%2.%3.%4.%5.%6.%7."/>
       <w:lvlJc w:val="left"/>
       <w:pPr>
         <w:tabs>
-          <w:tab w:val="num" w:pos="1276"/>
+          <w:tab w:val="left" w:pos="1276"/>
         </w:tabs>
         <w:ind w:left="1276" w:hanging="1276"/>
       </w:pPr>
@@ -2946,14 +3322,14 @@
         <w:rFonts w:hint="eastAsia"/>
       </w:rPr>
     </w:lvl>
-    <w:lvl w:ilvl="7">
+    <w:lvl w:ilvl="7" w:tentative="0">
       <w:start w:val="1"/>
       <w:numFmt w:val="decimal"/>
       <w:lvlText w:val="%1.%2.%3.%4.%5.%6.%7.%8."/>
       <w:lvlJc w:val="left"/>
       <w:pPr>
         <w:tabs>
-          <w:tab w:val="num" w:pos="1418"/>
+          <w:tab w:val="left" w:pos="1418"/>
         </w:tabs>
         <w:ind w:left="1418" w:hanging="1418"/>
       </w:pPr>
@@ -2961,14 +3337,14 @@
         <w:rFonts w:hint="eastAsia"/>
       </w:rPr>
     </w:lvl>
-    <w:lvl w:ilvl="8">
+    <w:lvl w:ilvl="8" w:tentative="0">
       <w:start w:val="1"/>
       <w:numFmt w:val="decimal"/>
       <w:lvlText w:val="%1.%2.%3.%4.%5.%6.%7.%8.%9."/>
       <w:lvlJc w:val="left"/>
       <w:pPr>
         <w:tabs>
-          <w:tab w:val="num" w:pos="1559"/>
+          <w:tab w:val="left" w:pos="1559"/>
         </w:tabs>
         <w:ind w:left="1559" w:hanging="1559"/>
       </w:pPr>
@@ -2977,276 +3353,280 @@
       </w:rPr>
     </w:lvl>
   </w:abstractNum>
-  <w:num w:numId="1" w16cid:durableId="1011029119">
+  <w:num w:numId="1">
     <w:abstractNumId w:val="1"/>
   </w:num>
-  <w:num w:numId="2" w16cid:durableId="240067302">
+  <w:num w:numId="2">
     <w:abstractNumId w:val="0"/>
   </w:num>
 </w:numbering>
 </file>
 
 <file path=word/styles.xml><?xml version="1.0" encoding="utf-8"?>
-<w:styles xmlns:mc="http://schemas.openxmlformats.org/markup-compatibility/2006" xmlns:r="http://schemas.openxmlformats.org/officeDocument/2006/relationships" xmlns:w="http://schemas.openxmlformats.org/wordprocessingml/2006/main" xmlns:w14="http://schemas.microsoft.com/office/word/2010/wordml" xmlns:w15="http://schemas.microsoft.com/office/word/2012/wordml" xmlns:w16cex="http://schemas.microsoft.com/office/word/2018/wordml/cex" xmlns:w16cid="http://schemas.microsoft.com/office/word/2016/wordml/cid" xmlns:w16="http://schemas.microsoft.com/office/word/2018/wordml" xmlns:w16du="http://schemas.microsoft.com/office/word/2023/wordml/word16du" xmlns:w16sdtdh="http://schemas.microsoft.com/office/word/2020/wordml/sdtdatahash" xmlns:w16sdtfl="http://schemas.microsoft.com/office/word/2024/wordml/sdtformatlock" xmlns:w16se="http://schemas.microsoft.com/office/word/2015/wordml/symex" mc:Ignorable="w14 w15 w16se w16cid w16 w16cex w16sdtdh w16sdtfl w16du">
+<w:styles xmlns:mc="http://schemas.openxmlformats.org/markup-compatibility/2006" xmlns:o="urn:schemas-microsoft-com:office:office" xmlns:r="http://schemas.openxmlformats.org/officeDocument/2006/relationships" xmlns:m="http://schemas.openxmlformats.org/officeDocument/2006/math" xmlns:v="urn:schemas-microsoft-com:vml" xmlns:w="http://schemas.openxmlformats.org/wordprocessingml/2006/main" xmlns:w14="http://schemas.microsoft.com/office/word/2010/wordml" xmlns:w10="urn:schemas-microsoft-com:office:word" xmlns:sl="http://schemas.openxmlformats.org/schemaLibrary/2006/main" xmlns:wpsCustomData="http://www.wps.cn/officeDocument/2013/wpsCustomData" mc:Ignorable="w14">
   <w:docDefaults>
     <w:rPrDefault>
       <w:rPr>
-        <w:rFonts w:ascii="Times New Roman" w:eastAsia="宋体" w:hAnsi="Times New Roman" w:cs="Times New Roman"/>
-        <w:lang w:val="en-US" w:eastAsia="zh-CN" w:bidi="ar-SA"/>
+        <w:rFonts w:ascii="Times New Roman" w:hAnsi="Times New Roman" w:eastAsia="宋体" w:cs="Times New Roman"/>
       </w:rPr>
     </w:rPrDefault>
     <w:pPrDefault/>
   </w:docDefaults>
-  <w:latentStyles w:defLockedState="0" w:defUIPriority="0" w:defSemiHidden="0" w:defUnhideWhenUsed="0" w:defQFormat="0" w:count="376">
-    <w:lsdException w:name="Normal" w:qFormat="1"/>
-    <w:lsdException w:name="heading 1" w:qFormat="1"/>
-    <w:lsdException w:name="heading 2" w:qFormat="1"/>
-    <w:lsdException w:name="heading 3" w:qFormat="1"/>
-    <w:lsdException w:name="heading 4" w:semiHidden="1" w:unhideWhenUsed="1" w:qFormat="1"/>
-    <w:lsdException w:name="heading 5" w:semiHidden="1" w:unhideWhenUsed="1" w:qFormat="1"/>
-    <w:lsdException w:name="heading 6" w:semiHidden="1" w:unhideWhenUsed="1" w:qFormat="1"/>
-    <w:lsdException w:name="heading 7" w:semiHidden="1" w:unhideWhenUsed="1" w:qFormat="1"/>
-    <w:lsdException w:name="heading 8" w:semiHidden="1" w:unhideWhenUsed="1" w:qFormat="1"/>
-    <w:lsdException w:name="heading 9" w:semiHidden="1" w:unhideWhenUsed="1" w:qFormat="1"/>
-    <w:lsdException w:name="footer" w:uiPriority="99"/>
-    <w:lsdException w:name="caption" w:semiHidden="1" w:unhideWhenUsed="1" w:qFormat="1"/>
-    <w:lsdException w:name="Title" w:qFormat="1"/>
-    <w:lsdException w:name="Default Paragraph Font" w:semiHidden="1"/>
-    <w:lsdException w:name="Subtitle" w:qFormat="1"/>
-    <w:lsdException w:name="Strong" w:qFormat="1"/>
-    <w:lsdException w:name="Emphasis" w:qFormat="1"/>
-    <w:lsdException w:name="HTML Top of Form" w:semiHidden="1" w:uiPriority="99" w:unhideWhenUsed="1"/>
-    <w:lsdException w:name="HTML Bottom of Form" w:semiHidden="1" w:uiPriority="99" w:unhideWhenUsed="1"/>
-    <w:lsdException w:name="Normal Table" w:semiHidden="1"/>
-    <w:lsdException w:name="No List" w:semiHidden="1" w:uiPriority="99" w:unhideWhenUsed="1"/>
-    <w:lsdException w:name="Outline List 1" w:semiHidden="1" w:uiPriority="99" w:unhideWhenUsed="1"/>
-    <w:lsdException w:name="Outline List 2" w:semiHidden="1" w:uiPriority="99" w:unhideWhenUsed="1"/>
-    <w:lsdException w:name="Outline List 3" w:semiHidden="1" w:uiPriority="99" w:unhideWhenUsed="1"/>
-    <w:lsdException w:name="Balloon Text" w:semiHidden="1"/>
-    <w:lsdException w:name="Placeholder Text" w:semiHidden="1" w:uiPriority="99" w:unhideWhenUsed="1"/>
-    <w:lsdException w:name="No Spacing" w:uiPriority="99" w:qFormat="1"/>
-    <w:lsdException w:name="Light Shading" w:uiPriority="60"/>
-    <w:lsdException w:name="Light List" w:uiPriority="61"/>
-    <w:lsdException w:name="Light Grid" w:uiPriority="62"/>
-    <w:lsdException w:name="Medium Shading 1" w:uiPriority="63"/>
-    <w:lsdException w:name="Medium Shading 2" w:uiPriority="64"/>
-    <w:lsdException w:name="Medium List 1" w:uiPriority="65"/>
-    <w:lsdException w:name="Medium List 2" w:uiPriority="66"/>
-    <w:lsdException w:name="Medium Grid 1" w:uiPriority="67"/>
-    <w:lsdException w:name="Medium Grid 2" w:uiPriority="68"/>
-    <w:lsdException w:name="Medium Grid 3" w:uiPriority="69"/>
-    <w:lsdException w:name="Dark List" w:uiPriority="70"/>
-    <w:lsdException w:name="Colorful Shading" w:uiPriority="71"/>
-    <w:lsdException w:name="Colorful List" w:uiPriority="72"/>
-    <w:lsdException w:name="Colorful Grid" w:uiPriority="73"/>
-    <w:lsdException w:name="Light Shading Accent 1" w:uiPriority="60"/>
-    <w:lsdException w:name="Light List Accent 1" w:uiPriority="61"/>
-    <w:lsdException w:name="Light Grid Accent 1" w:uiPriority="62"/>
-    <w:lsdException w:name="Medium Shading 1 Accent 1" w:uiPriority="63"/>
-    <w:lsdException w:name="Medium Shading 2 Accent 1" w:uiPriority="64"/>
-    <w:lsdException w:name="Medium List 1 Accent 1" w:uiPriority="65"/>
-    <w:lsdException w:name="Revision" w:semiHidden="1" w:uiPriority="99" w:unhideWhenUsed="1"/>
-    <w:lsdException w:name="List Paragraph" w:uiPriority="34" w:qFormat="1"/>
-    <w:lsdException w:name="Quote" w:uiPriority="99" w:qFormat="1"/>
-    <w:lsdException w:name="Intense Quote" w:uiPriority="99" w:qFormat="1"/>
-    <w:lsdException w:name="Medium List 2 Accent 1" w:uiPriority="66"/>
-    <w:lsdException w:name="Medium Grid 1 Accent 1" w:uiPriority="67"/>
-    <w:lsdException w:name="Medium Grid 2 Accent 1" w:uiPriority="68"/>
-    <w:lsdException w:name="Medium Grid 3 Accent 1" w:uiPriority="69"/>
-    <w:lsdException w:name="Dark List Accent 1" w:uiPriority="70"/>
-    <w:lsdException w:name="Colorful Shading Accent 1" w:uiPriority="71"/>
-    <w:lsdException w:name="Colorful List Accent 1" w:uiPriority="72"/>
-    <w:lsdException w:name="Colorful Grid Accent 1" w:uiPriority="73"/>
-    <w:lsdException w:name="Light Shading Accent 2" w:uiPriority="60"/>
-    <w:lsdException w:name="Light List Accent 2" w:uiPriority="61"/>
-    <w:lsdException w:name="Light Grid Accent 2" w:uiPriority="62"/>
-    <w:lsdException w:name="Medium Shading 1 Accent 2" w:uiPriority="63"/>
-    <w:lsdException w:name="Medium Shading 2 Accent 2" w:uiPriority="64"/>
-    <w:lsdException w:name="Medium List 1 Accent 2" w:uiPriority="65"/>
-    <w:lsdException w:name="Medium List 2 Accent 2" w:uiPriority="66"/>
-    <w:lsdException w:name="Medium Grid 1 Accent 2" w:uiPriority="67"/>
-    <w:lsdException w:name="Medium Grid 2 Accent 2" w:uiPriority="68"/>
-    <w:lsdException w:name="Medium Grid 3 Accent 2" w:uiPriority="69"/>
-    <w:lsdException w:name="Dark List Accent 2" w:uiPriority="70"/>
-    <w:lsdException w:name="Colorful Shading Accent 2" w:uiPriority="71"/>
-    <w:lsdException w:name="Colorful List Accent 2" w:uiPriority="72"/>
-    <w:lsdException w:name="Colorful Grid Accent 2" w:uiPriority="73"/>
-    <w:lsdException w:name="Light Shading Accent 3" w:uiPriority="60"/>
-    <w:lsdException w:name="Light List Accent 3" w:uiPriority="61"/>
-    <w:lsdException w:name="Light Grid Accent 3" w:uiPriority="62"/>
-    <w:lsdException w:name="Medium Shading 1 Accent 3" w:uiPriority="63"/>
-    <w:lsdException w:name="Medium Shading 2 Accent 3" w:uiPriority="64"/>
-    <w:lsdException w:name="Medium List 1 Accent 3" w:uiPriority="65"/>
-    <w:lsdException w:name="Medium List 2 Accent 3" w:uiPriority="66"/>
-    <w:lsdException w:name="Medium Grid 1 Accent 3" w:uiPriority="67"/>
-    <w:lsdException w:name="Medium Grid 2 Accent 3" w:uiPriority="68"/>
-    <w:lsdException w:name="Medium Grid 3 Accent 3" w:uiPriority="69"/>
-    <w:lsdException w:name="Dark List Accent 3" w:uiPriority="70"/>
-    <w:lsdException w:name="Colorful Shading Accent 3" w:uiPriority="71"/>
-    <w:lsdException w:name="Colorful List Accent 3" w:uiPriority="72"/>
-    <w:lsdException w:name="Colorful Grid Accent 3" w:uiPriority="73"/>
-    <w:lsdException w:name="Light Shading Accent 4" w:uiPriority="60"/>
-    <w:lsdException w:name="Light List Accent 4" w:uiPriority="61"/>
-    <w:lsdException w:name="Light Grid Accent 4" w:uiPriority="62"/>
-    <w:lsdException w:name="Medium Shading 1 Accent 4" w:uiPriority="63"/>
-    <w:lsdException w:name="Medium Shading 2 Accent 4" w:uiPriority="64"/>
-    <w:lsdException w:name="Medium List 1 Accent 4" w:uiPriority="65"/>
-    <w:lsdException w:name="Medium List 2 Accent 4" w:uiPriority="66"/>
-    <w:lsdException w:name="Medium Grid 1 Accent 4" w:uiPriority="67"/>
-    <w:lsdException w:name="Medium Grid 2 Accent 4" w:uiPriority="68"/>
-    <w:lsdException w:name="Medium Grid 3 Accent 4" w:uiPriority="69"/>
-    <w:lsdException w:name="Dark List Accent 4" w:uiPriority="70"/>
-    <w:lsdException w:name="Colorful Shading Accent 4" w:uiPriority="71"/>
-    <w:lsdException w:name="Colorful List Accent 4" w:uiPriority="72"/>
-    <w:lsdException w:name="Colorful Grid Accent 4" w:uiPriority="73"/>
-    <w:lsdException w:name="Light Shading Accent 5" w:uiPriority="60"/>
-    <w:lsdException w:name="Light List Accent 5" w:uiPriority="61"/>
-    <w:lsdException w:name="Light Grid Accent 5" w:uiPriority="62"/>
-    <w:lsdException w:name="Medium Shading 1 Accent 5" w:uiPriority="63"/>
-    <w:lsdException w:name="Medium Shading 2 Accent 5" w:uiPriority="64"/>
-    <w:lsdException w:name="Medium List 1 Accent 5" w:uiPriority="65"/>
-    <w:lsdException w:name="Medium List 2 Accent 5" w:uiPriority="66"/>
-    <w:lsdException w:name="Medium Grid 1 Accent 5" w:uiPriority="67"/>
-    <w:lsdException w:name="Medium Grid 2 Accent 5" w:uiPriority="68"/>
-    <w:lsdException w:name="Medium Grid 3 Accent 5" w:uiPriority="69"/>
-    <w:lsdException w:name="Dark List Accent 5" w:uiPriority="70"/>
-    <w:lsdException w:name="Colorful Shading Accent 5" w:uiPriority="71"/>
-    <w:lsdException w:name="Colorful List Accent 5" w:uiPriority="72"/>
-    <w:lsdException w:name="Colorful Grid Accent 5" w:uiPriority="73"/>
-    <w:lsdException w:name="Light Shading Accent 6" w:uiPriority="60"/>
-    <w:lsdException w:name="Light List Accent 6" w:uiPriority="61"/>
-    <w:lsdException w:name="Light Grid Accent 6" w:uiPriority="62"/>
-    <w:lsdException w:name="Medium Shading 1 Accent 6" w:uiPriority="63"/>
-    <w:lsdException w:name="Medium Shading 2 Accent 6" w:uiPriority="64"/>
-    <w:lsdException w:name="Medium List 1 Accent 6" w:uiPriority="65"/>
-    <w:lsdException w:name="Medium List 2 Accent 6" w:uiPriority="66"/>
-    <w:lsdException w:name="Medium Grid 1 Accent 6" w:uiPriority="67"/>
-    <w:lsdException w:name="Medium Grid 2 Accent 6" w:uiPriority="68"/>
-    <w:lsdException w:name="Medium Grid 3 Accent 6" w:uiPriority="69"/>
-    <w:lsdException w:name="Dark List Accent 6" w:uiPriority="70"/>
-    <w:lsdException w:name="Colorful Shading Accent 6" w:uiPriority="71"/>
-    <w:lsdException w:name="Colorful List Accent 6" w:uiPriority="72"/>
-    <w:lsdException w:name="Colorful Grid Accent 6" w:uiPriority="73"/>
-    <w:lsdException w:name="Subtle Emphasis" w:uiPriority="19" w:qFormat="1"/>
-    <w:lsdException w:name="Intense Emphasis" w:uiPriority="21" w:qFormat="1"/>
-    <w:lsdException w:name="Subtle Reference" w:uiPriority="31" w:qFormat="1"/>
-    <w:lsdException w:name="Intense Reference" w:uiPriority="32" w:qFormat="1"/>
-    <w:lsdException w:name="Book Title" w:uiPriority="33" w:qFormat="1"/>
-    <w:lsdException w:name="Bibliography" w:semiHidden="1" w:uiPriority="37" w:unhideWhenUsed="1"/>
-    <w:lsdException w:name="TOC Heading" w:semiHidden="1" w:uiPriority="39" w:unhideWhenUsed="1" w:qFormat="1"/>
-    <w:lsdException w:name="Plain Table 1" w:uiPriority="41"/>
-    <w:lsdException w:name="Plain Table 2" w:uiPriority="42"/>
-    <w:lsdException w:name="Plain Table 3" w:uiPriority="43"/>
-    <w:lsdException w:name="Plain Table 4" w:uiPriority="44"/>
-    <w:lsdException w:name="Plain Table 5" w:uiPriority="45"/>
-    <w:lsdException w:name="Grid Table Light" w:uiPriority="40"/>
-    <w:lsdException w:name="Grid Table 1 Light" w:uiPriority="46"/>
-    <w:lsdException w:name="Grid Table 2" w:uiPriority="47"/>
-    <w:lsdException w:name="Grid Table 3" w:uiPriority="48"/>
-    <w:lsdException w:name="Grid Table 4" w:uiPriority="49"/>
-    <w:lsdException w:name="Grid Table 5 Dark" w:uiPriority="50"/>
-    <w:lsdException w:name="Grid Table 6 Colorful" w:uiPriority="51"/>
-    <w:lsdException w:name="Grid Table 7 Colorful" w:uiPriority="52"/>
-    <w:lsdException w:name="Grid Table 1 Light Accent 1" w:uiPriority="46"/>
-    <w:lsdException w:name="Grid Table 2 Accent 1" w:uiPriority="47"/>
-    <w:lsdException w:name="Grid Table 3 Accent 1" w:uiPriority="48"/>
-    <w:lsdException w:name="Grid Table 4 Accent 1" w:uiPriority="49"/>
-    <w:lsdException w:name="Grid Table 5 Dark Accent 1" w:uiPriority="50"/>
-    <w:lsdException w:name="Grid Table 6 Colorful Accent 1" w:uiPriority="51"/>
-    <w:lsdException w:name="Grid Table 7 Colorful Accent 1" w:uiPriority="52"/>
-    <w:lsdException w:name="Grid Table 1 Light Accent 2" w:uiPriority="46"/>
-    <w:lsdException w:name="Grid Table 2 Accent 2" w:uiPriority="47"/>
-    <w:lsdException w:name="Grid Table 3 Accent 2" w:uiPriority="48"/>
-    <w:lsdException w:name="Grid Table 4 Accent 2" w:uiPriority="49"/>
-    <w:lsdException w:name="Grid Table 5 Dark Accent 2" w:uiPriority="50"/>
-    <w:lsdException w:name="Grid Table 6 Colorful Accent 2" w:uiPriority="51"/>
-    <w:lsdException w:name="Grid Table 7 Colorful Accent 2" w:uiPriority="52"/>
-    <w:lsdException w:name="Grid Table 1 Light Accent 3" w:uiPriority="46"/>
-    <w:lsdException w:name="Grid Table 2 Accent 3" w:uiPriority="47"/>
-    <w:lsdException w:name="Grid Table 3 Accent 3" w:uiPriority="48"/>
-    <w:lsdException w:name="Grid Table 4 Accent 3" w:uiPriority="49"/>
-    <w:lsdException w:name="Grid Table 5 Dark Accent 3" w:uiPriority="50"/>
-    <w:lsdException w:name="Grid Table 6 Colorful Accent 3" w:uiPriority="51"/>
-    <w:lsdException w:name="Grid Table 7 Colorful Accent 3" w:uiPriority="52"/>
-    <w:lsdException w:name="Grid Table 1 Light Accent 4" w:uiPriority="46"/>
-    <w:lsdException w:name="Grid Table 2 Accent 4" w:uiPriority="47"/>
-    <w:lsdException w:name="Grid Table 3 Accent 4" w:uiPriority="48"/>
-    <w:lsdException w:name="Grid Table 4 Accent 4" w:uiPriority="49"/>
-    <w:lsdException w:name="Grid Table 5 Dark Accent 4" w:uiPriority="50"/>
-    <w:lsdException w:name="Grid Table 6 Colorful Accent 4" w:uiPriority="51"/>
-    <w:lsdException w:name="Grid Table 7 Colorful Accent 4" w:uiPriority="52"/>
-    <w:lsdException w:name="Grid Table 1 Light Accent 5" w:uiPriority="46"/>
-    <w:lsdException w:name="Grid Table 2 Accent 5" w:uiPriority="47"/>
-    <w:lsdException w:name="Grid Table 3 Accent 5" w:uiPriority="48"/>
-    <w:lsdException w:name="Grid Table 4 Accent 5" w:uiPriority="49"/>
-    <w:lsdException w:name="Grid Table 5 Dark Accent 5" w:uiPriority="50"/>
-    <w:lsdException w:name="Grid Table 6 Colorful Accent 5" w:uiPriority="51"/>
-    <w:lsdException w:name="Grid Table 7 Colorful Accent 5" w:uiPriority="52"/>
-    <w:lsdException w:name="Grid Table 1 Light Accent 6" w:uiPriority="46"/>
-    <w:lsdException w:name="Grid Table 2 Accent 6" w:uiPriority="47"/>
-    <w:lsdException w:name="Grid Table 3 Accent 6" w:uiPriority="48"/>
-    <w:lsdException w:name="Grid Table 4 Accent 6" w:uiPriority="49"/>
-    <w:lsdException w:name="Grid Table 5 Dark Accent 6" w:uiPriority="50"/>
-    <w:lsdException w:name="Grid Table 6 Colorful Accent 6" w:uiPriority="51"/>
-    <w:lsdException w:name="Grid Table 7 Colorful Accent 6" w:uiPriority="52"/>
-    <w:lsdException w:name="List Table 1 Light" w:uiPriority="46"/>
-    <w:lsdException w:name="List Table 2" w:uiPriority="47"/>
-    <w:lsdException w:name="List Table 3" w:uiPriority="48"/>
-    <w:lsdException w:name="List Table 4" w:uiPriority="49"/>
-    <w:lsdException w:name="List Table 5 Dark" w:uiPriority="50"/>
-    <w:lsdException w:name="List Table 6 Colorful" w:uiPriority="51"/>
-    <w:lsdException w:name="List Table 7 Colorful" w:uiPriority="52"/>
-    <w:lsdException w:name="List Table 1 Light Accent 1" w:uiPriority="46"/>
-    <w:lsdException w:name="List Table 2 Accent 1" w:uiPriority="47"/>
-    <w:lsdException w:name="List Table 3 Accent 1" w:uiPriority="48"/>
-    <w:lsdException w:name="List Table 4 Accent 1" w:uiPriority="49"/>
-    <w:lsdException w:name="List Table 5 Dark Accent 1" w:uiPriority="50"/>
-    <w:lsdException w:name="List Table 6 Colorful Accent 1" w:uiPriority="51"/>
-    <w:lsdException w:name="List Table 7 Colorful Accent 1" w:uiPriority="52"/>
-    <w:lsdException w:name="List Table 1 Light Accent 2" w:uiPriority="46"/>
-    <w:lsdException w:name="List Table 2 Accent 2" w:uiPriority="47"/>
-    <w:lsdException w:name="List Table 3 Accent 2" w:uiPriority="48"/>
-    <w:lsdException w:name="List Table 4 Accent 2" w:uiPriority="49"/>
-    <w:lsdException w:name="List Table 5 Dark Accent 2" w:uiPriority="50"/>
-    <w:lsdException w:name="List Table 6 Colorful Accent 2" w:uiPriority="51"/>
-    <w:lsdException w:name="List Table 7 Colorful Accent 2" w:uiPriority="52"/>
-    <w:lsdException w:name="List Table 1 Light Accent 3" w:uiPriority="46"/>
-    <w:lsdException w:name="List Table 2 Accent 3" w:uiPriority="47"/>
-    <w:lsdException w:name="List Table 3 Accent 3" w:uiPriority="48"/>
-    <w:lsdException w:name="List Table 4 Accent 3" w:uiPriority="49"/>
-    <w:lsdException w:name="List Table 5 Dark Accent 3" w:uiPriority="50"/>
-    <w:lsdException w:name="List Table 6 Colorful Accent 3" w:uiPriority="51"/>
-    <w:lsdException w:name="List Table 7 Colorful Accent 3" w:uiPriority="52"/>
-    <w:lsdException w:name="List Table 1 Light Accent 4" w:uiPriority="46"/>
-    <w:lsdException w:name="List Table 2 Accent 4" w:uiPriority="47"/>
-    <w:lsdException w:name="List Table 3 Accent 4" w:uiPriority="48"/>
-    <w:lsdException w:name="List Table 4 Accent 4" w:uiPriority="49"/>
-    <w:lsdException w:name="List Table 5 Dark Accent 4" w:uiPriority="50"/>
-    <w:lsdException w:name="List Table 6 Colorful Accent 4" w:uiPriority="51"/>
-    <w:lsdException w:name="List Table 7 Colorful Accent 4" w:uiPriority="52"/>
-    <w:lsdException w:name="List Table 1 Light Accent 5" w:uiPriority="46"/>
-    <w:lsdException w:name="List Table 2 Accent 5" w:uiPriority="47"/>
-    <w:lsdException w:name="List Table 3 Accent 5" w:uiPriority="48"/>
-    <w:lsdException w:name="List Table 4 Accent 5" w:uiPriority="49"/>
-    <w:lsdException w:name="List Table 5 Dark Accent 5" w:uiPriority="50"/>
-    <w:lsdException w:name="List Table 6 Colorful Accent 5" w:uiPriority="51"/>
-    <w:lsdException w:name="List Table 7 Colorful Accent 5" w:uiPriority="52"/>
-    <w:lsdException w:name="List Table 1 Light Accent 6" w:uiPriority="46"/>
-    <w:lsdException w:name="List Table 2 Accent 6" w:uiPriority="47"/>
-    <w:lsdException w:name="List Table 3 Accent 6" w:uiPriority="48"/>
-    <w:lsdException w:name="List Table 4 Accent 6" w:uiPriority="49"/>
-    <w:lsdException w:name="List Table 5 Dark Accent 6" w:uiPriority="50"/>
-    <w:lsdException w:name="List Table 6 Colorful Accent 6" w:uiPriority="51"/>
-    <w:lsdException w:name="List Table 7 Colorful Accent 6" w:uiPriority="52"/>
-    <w:lsdException w:name="Mention" w:semiHidden="1" w:uiPriority="99" w:unhideWhenUsed="1"/>
-    <w:lsdException w:name="Smart Hyperlink" w:semiHidden="1" w:uiPriority="99" w:unhideWhenUsed="1"/>
-    <w:lsdException w:name="Hashtag" w:semiHidden="1" w:uiPriority="99" w:unhideWhenUsed="1"/>
-    <w:lsdException w:name="Unresolved Mention" w:semiHidden="1" w:uiPriority="99" w:unhideWhenUsed="1"/>
-    <w:lsdException w:name="Smart Link" w:semiHidden="1" w:uiPriority="99" w:unhideWhenUsed="1"/>
+  <w:latentStyles w:count="260" w:defQFormat="0" w:defUnhideWhenUsed="1" w:defSemiHidden="1" w:defUIPriority="99" w:defLockedState="0">
+    <w:lsdException w:qFormat="1" w:unhideWhenUsed="0" w:uiPriority="0" w:semiHidden="0" w:name="Normal"/>
+    <w:lsdException w:qFormat="1" w:unhideWhenUsed="0" w:uiPriority="0" w:semiHidden="0" w:name="heading 1"/>
+    <w:lsdException w:qFormat="1" w:unhideWhenUsed="0" w:uiPriority="0" w:semiHidden="0" w:name="heading 2"/>
+    <w:lsdException w:qFormat="1" w:unhideWhenUsed="0" w:uiPriority="0" w:semiHidden="0" w:name="heading 3"/>
+    <w:lsdException w:qFormat="1" w:uiPriority="0" w:name="heading 4"/>
+    <w:lsdException w:qFormat="1" w:uiPriority="0" w:name="heading 5"/>
+    <w:lsdException w:qFormat="1" w:uiPriority="0" w:name="heading 6"/>
+    <w:lsdException w:qFormat="1" w:uiPriority="0" w:name="heading 7"/>
+    <w:lsdException w:qFormat="1" w:uiPriority="0" w:name="heading 8"/>
+    <w:lsdException w:qFormat="1" w:uiPriority="0" w:name="heading 9"/>
+    <w:lsdException w:unhideWhenUsed="0" w:uiPriority="0" w:semiHidden="0" w:name="index 1"/>
+    <w:lsdException w:unhideWhenUsed="0" w:uiPriority="0" w:semiHidden="0" w:name="index 2"/>
+    <w:lsdException w:unhideWhenUsed="0" w:uiPriority="0" w:semiHidden="0" w:name="index 3"/>
+    <w:lsdException w:unhideWhenUsed="0" w:uiPriority="0" w:semiHidden="0" w:name="index 4"/>
+    <w:lsdException w:unhideWhenUsed="0" w:uiPriority="0" w:semiHidden="0" w:name="index 5"/>
+    <w:lsdException w:unhideWhenUsed="0" w:uiPriority="0" w:semiHidden="0" w:name="index 6"/>
+    <w:lsdException w:unhideWhenUsed="0" w:uiPriority="0" w:semiHidden="0" w:name="index 7"/>
+    <w:lsdException w:unhideWhenUsed="0" w:uiPriority="0" w:semiHidden="0" w:name="index 8"/>
+    <w:lsdException w:unhideWhenUsed="0" w:uiPriority="0" w:semiHidden="0" w:name="index 9"/>
+    <w:lsdException w:unhideWhenUsed="0" w:uiPriority="0" w:semiHidden="0" w:name="toc 1"/>
+    <w:lsdException w:unhideWhenUsed="0" w:uiPriority="0" w:semiHidden="0" w:name="toc 2"/>
+    <w:lsdException w:unhideWhenUsed="0" w:uiPriority="0" w:semiHidden="0" w:name="toc 3"/>
+    <w:lsdException w:unhideWhenUsed="0" w:uiPriority="0" w:semiHidden="0" w:name="toc 4"/>
+    <w:lsdException w:unhideWhenUsed="0" w:uiPriority="0" w:semiHidden="0" w:name="toc 5"/>
+    <w:lsdException w:unhideWhenUsed="0" w:uiPriority="0" w:semiHidden="0" w:name="toc 6"/>
+    <w:lsdException w:unhideWhenUsed="0" w:uiPriority="0" w:semiHidden="0" w:name="toc 7"/>
+    <w:lsdException w:unhideWhenUsed="0" w:uiPriority="0" w:semiHidden="0" w:name="toc 8"/>
+    <w:lsdException w:unhideWhenUsed="0" w:uiPriority="0" w:semiHidden="0" w:name="toc 9"/>
+    <w:lsdException w:unhideWhenUsed="0" w:uiPriority="0" w:semiHidden="0" w:name="Normal Indent"/>
+    <w:lsdException w:unhideWhenUsed="0" w:uiPriority="0" w:semiHidden="0" w:name="footnote text"/>
+    <w:lsdException w:unhideWhenUsed="0" w:uiPriority="0" w:semiHidden="0" w:name="annotation text"/>
+    <w:lsdException w:unhideWhenUsed="0" w:uiPriority="0" w:semiHidden="0" w:name="header"/>
+    <w:lsdException w:unhideWhenUsed="0" w:uiPriority="99" w:semiHidden="0" w:name="footer"/>
+    <w:lsdException w:unhideWhenUsed="0" w:uiPriority="0" w:semiHidden="0" w:name="index heading"/>
+    <w:lsdException w:qFormat="1" w:uiPriority="0" w:name="caption"/>
+    <w:lsdException w:unhideWhenUsed="0" w:uiPriority="0" w:semiHidden="0" w:name="table of figures"/>
+    <w:lsdException w:unhideWhenUsed="0" w:uiPriority="0" w:semiHidden="0" w:name="envelope address"/>
+    <w:lsdException w:unhideWhenUsed="0" w:uiPriority="0" w:semiHidden="0" w:name="envelope return"/>
+    <w:lsdException w:unhideWhenUsed="0" w:uiPriority="0" w:semiHidden="0" w:name="footnote reference"/>
+    <w:lsdException w:unhideWhenUsed="0" w:uiPriority="0" w:semiHidden="0" w:name="annotation reference"/>
+    <w:lsdException w:unhideWhenUsed="0" w:uiPriority="0" w:semiHidden="0" w:name="line number"/>
+    <w:lsdException w:unhideWhenUsed="0" w:uiPriority="0" w:semiHidden="0" w:name="page number"/>
+    <w:lsdException w:unhideWhenUsed="0" w:uiPriority="0" w:semiHidden="0" w:name="endnote reference"/>
+    <w:lsdException w:unhideWhenUsed="0" w:uiPriority="0" w:semiHidden="0" w:name="endnote text"/>
+    <w:lsdException w:unhideWhenUsed="0" w:uiPriority="0" w:semiHidden="0" w:name="table of authorities"/>
+    <w:lsdException w:unhideWhenUsed="0" w:uiPriority="0" w:semiHidden="0" w:name="macro"/>
+    <w:lsdException w:unhideWhenUsed="0" w:uiPriority="0" w:semiHidden="0" w:name="toa heading"/>
+    <w:lsdException w:unhideWhenUsed="0" w:uiPriority="0" w:semiHidden="0" w:name="List"/>
+    <w:lsdException w:unhideWhenUsed="0" w:uiPriority="0" w:semiHidden="0" w:name="List Bullet"/>
+    <w:lsdException w:unhideWhenUsed="0" w:uiPriority="0" w:semiHidden="0" w:name="List Number"/>
+    <w:lsdException w:unhideWhenUsed="0" w:uiPriority="0" w:semiHidden="0" w:name="List 2"/>
+    <w:lsdException w:unhideWhenUsed="0" w:uiPriority="0" w:semiHidden="0" w:name="List 3"/>
+    <w:lsdException w:unhideWhenUsed="0" w:uiPriority="0" w:semiHidden="0" w:name="List 4"/>
+    <w:lsdException w:unhideWhenUsed="0" w:uiPriority="0" w:semiHidden="0" w:name="List 5"/>
+    <w:lsdException w:unhideWhenUsed="0" w:uiPriority="0" w:semiHidden="0" w:name="List Bullet 2"/>
+    <w:lsdException w:unhideWhenUsed="0" w:uiPriority="0" w:semiHidden="0" w:name="List Bullet 3"/>
+    <w:lsdException w:unhideWhenUsed="0" w:uiPriority="0" w:semiHidden="0" w:name="List Bullet 4"/>
+    <w:lsdException w:unhideWhenUsed="0" w:uiPriority="0" w:semiHidden="0" w:name="List Bullet 5"/>
+    <w:lsdException w:unhideWhenUsed="0" w:uiPriority="0" w:semiHidden="0" w:name="List Number 2"/>
+    <w:lsdException w:unhideWhenUsed="0" w:uiPriority="0" w:semiHidden="0" w:name="List Number 3"/>
+    <w:lsdException w:unhideWhenUsed="0" w:uiPriority="0" w:semiHidden="0" w:name="List Number 4"/>
+    <w:lsdException w:unhideWhenUsed="0" w:uiPriority="0" w:semiHidden="0" w:name="List Number 5"/>
+    <w:lsdException w:qFormat="1" w:unhideWhenUsed="0" w:uiPriority="0" w:semiHidden="0" w:name="Title"/>
+    <w:lsdException w:unhideWhenUsed="0" w:uiPriority="0" w:semiHidden="0" w:name="Closing"/>
+    <w:lsdException w:unhideWhenUsed="0" w:uiPriority="0" w:semiHidden="0" w:name="Signature"/>
+    <w:lsdException w:unhideWhenUsed="0" w:uiPriority="0" w:name="Default Paragraph Font"/>
+    <w:lsdException w:unhideWhenUsed="0" w:uiPriority="0" w:semiHidden="0" w:name="Body Text"/>
+    <w:lsdException w:unhideWhenUsed="0" w:uiPriority="0" w:semiHidden="0" w:name="Body Text Indent"/>
+    <w:lsdException w:unhideWhenUsed="0" w:uiPriority="0" w:semiHidden="0" w:name="List Continue"/>
+    <w:lsdException w:unhideWhenUsed="0" w:uiPriority="0" w:semiHidden="0" w:name="List Continue 2"/>
+    <w:lsdException w:unhideWhenUsed="0" w:uiPriority="0" w:semiHidden="0" w:name="List Continue 3"/>
+    <w:lsdException w:unhideWhenUsed="0" w:uiPriority="0" w:semiHidden="0" w:name="List Continue 4"/>
+    <w:lsdException w:unhideWhenUsed="0" w:uiPriority="0" w:semiHidden="0" w:name="List Continue 5"/>
+    <w:lsdException w:unhideWhenUsed="0" w:uiPriority="0" w:semiHidden="0" w:name="Message Header"/>
+    <w:lsdException w:qFormat="1" w:unhideWhenUsed="0" w:uiPriority="0" w:semiHidden="0" w:name="Subtitle"/>
+    <w:lsdException w:unhideWhenUsed="0" w:uiPriority="0" w:semiHidden="0" w:name="Salutation"/>
+    <w:lsdException w:unhideWhenUsed="0" w:uiPriority="0" w:semiHidden="0" w:name="Date"/>
+    <w:lsdException w:unhideWhenUsed="0" w:uiPriority="0" w:semiHidden="0" w:name="Body Text First Indent"/>
+    <w:lsdException w:unhideWhenUsed="0" w:uiPriority="0" w:semiHidden="0" w:name="Body Text First Indent 2"/>
+    <w:lsdException w:unhideWhenUsed="0" w:uiPriority="0" w:semiHidden="0" w:name="Note Heading"/>
+    <w:lsdException w:unhideWhenUsed="0" w:uiPriority="0" w:semiHidden="0" w:name="Body Text 2"/>
+    <w:lsdException w:unhideWhenUsed="0" w:uiPriority="0" w:semiHidden="0" w:name="Body Text 3"/>
+    <w:lsdException w:unhideWhenUsed="0" w:uiPriority="0" w:semiHidden="0" w:name="Body Text Indent 2"/>
+    <w:lsdException w:unhideWhenUsed="0" w:uiPriority="0" w:semiHidden="0" w:name="Body Text Indent 3"/>
+    <w:lsdException w:unhideWhenUsed="0" w:uiPriority="0" w:semiHidden="0" w:name="Block Text"/>
+    <w:lsdException w:unhideWhenUsed="0" w:uiPriority="0" w:semiHidden="0" w:name="Hyperlink"/>
+    <w:lsdException w:unhideWhenUsed="0" w:uiPriority="0" w:semiHidden="0" w:name="FollowedHyperlink"/>
+    <w:lsdException w:qFormat="1" w:unhideWhenUsed="0" w:uiPriority="0" w:semiHidden="0" w:name="Strong"/>
+    <w:lsdException w:qFormat="1" w:unhideWhenUsed="0" w:uiPriority="0" w:semiHidden="0" w:name="Emphasis"/>
+    <w:lsdException w:unhideWhenUsed="0" w:uiPriority="0" w:semiHidden="0" w:name="Document Map"/>
+    <w:lsdException w:unhideWhenUsed="0" w:uiPriority="0" w:semiHidden="0" w:name="Plain Text"/>
+    <w:lsdException w:unhideWhenUsed="0" w:uiPriority="0" w:semiHidden="0" w:name="E-mail Signature"/>
+    <w:lsdException w:unhideWhenUsed="0" w:uiPriority="0" w:semiHidden="0" w:name="Normal (Web)"/>
+    <w:lsdException w:unhideWhenUsed="0" w:uiPriority="0" w:semiHidden="0" w:name="HTML Acronym"/>
+    <w:lsdException w:unhideWhenUsed="0" w:uiPriority="0" w:semiHidden="0" w:name="HTML Address"/>
+    <w:lsdException w:unhideWhenUsed="0" w:uiPriority="0" w:semiHidden="0" w:name="HTML Cite"/>
+    <w:lsdException w:unhideWhenUsed="0" w:uiPriority="0" w:semiHidden="0" w:name="HTML Code"/>
+    <w:lsdException w:unhideWhenUsed="0" w:uiPriority="0" w:semiHidden="0" w:name="HTML Definition"/>
+    <w:lsdException w:unhideWhenUsed="0" w:uiPriority="0" w:semiHidden="0" w:name="HTML Keyboard"/>
+    <w:lsdException w:unhideWhenUsed="0" w:uiPriority="0" w:semiHidden="0" w:name="HTML Preformatted"/>
+    <w:lsdException w:unhideWhenUsed="0" w:uiPriority="0" w:semiHidden="0" w:name="HTML Sample"/>
+    <w:lsdException w:unhideWhenUsed="0" w:uiPriority="0" w:semiHidden="0" w:name="HTML Typewriter"/>
+    <w:lsdException w:unhideWhenUsed="0" w:uiPriority="0" w:semiHidden="0" w:name="HTML Variable"/>
+    <w:lsdException w:unhideWhenUsed="0" w:uiPriority="0" w:name="Normal Table"/>
+    <w:lsdException w:unhideWhenUsed="0" w:uiPriority="0" w:semiHidden="0" w:name="annotation subject"/>
+    <w:lsdException w:unhideWhenUsed="0" w:uiPriority="0" w:semiHidden="0" w:name="Table Simple 1"/>
+    <w:lsdException w:unhideWhenUsed="0" w:uiPriority="0" w:semiHidden="0" w:name="Table Simple 2"/>
+    <w:lsdException w:unhideWhenUsed="0" w:uiPriority="0" w:semiHidden="0" w:name="Table Simple 3"/>
+    <w:lsdException w:unhideWhenUsed="0" w:uiPriority="0" w:semiHidden="0" w:name="Table Classic 1"/>
+    <w:lsdException w:unhideWhenUsed="0" w:uiPriority="0" w:semiHidden="0" w:name="Table Classic 2"/>
+    <w:lsdException w:unhideWhenUsed="0" w:uiPriority="0" w:semiHidden="0" w:name="Table Classic 3"/>
+    <w:lsdException w:unhideWhenUsed="0" w:uiPriority="0" w:semiHidden="0" w:name="Table Classic 4"/>
+    <w:lsdException w:unhideWhenUsed="0" w:uiPriority="0" w:semiHidden="0" w:name="Table Colorful 1"/>
+    <w:lsdException w:unhideWhenUsed="0" w:uiPriority="0" w:semiHidden="0" w:name="Table Colorful 2"/>
+    <w:lsdException w:unhideWhenUsed="0" w:uiPriority="0" w:semiHidden="0" w:name="Table Colorful 3"/>
+    <w:lsdException w:unhideWhenUsed="0" w:uiPriority="0" w:semiHidden="0" w:name="Table Columns 1"/>
+    <w:lsdException w:unhideWhenUsed="0" w:uiPriority="0" w:semiHidden="0" w:name="Table Columns 2"/>
+    <w:lsdException w:unhideWhenUsed="0" w:uiPriority="0" w:semiHidden="0" w:name="Table Columns 3"/>
+    <w:lsdException w:unhideWhenUsed="0" w:uiPriority="0" w:semiHidden="0" w:name="Table Columns 4"/>
+    <w:lsdException w:unhideWhenUsed="0" w:uiPriority="0" w:semiHidden="0" w:name="Table Columns 5"/>
+    <w:lsdException w:unhideWhenUsed="0" w:uiPriority="0" w:semiHidden="0" w:name="Table Grid 1"/>
+    <w:lsdException w:unhideWhenUsed="0" w:uiPriority="0" w:semiHidden="0" w:name="Table Grid 2"/>
+    <w:lsdException w:unhideWhenUsed="0" w:uiPriority="0" w:semiHidden="0" w:name="Table Grid 3"/>
+    <w:lsdException w:unhideWhenUsed="0" w:uiPriority="0" w:semiHidden="0" w:name="Table Grid 4"/>
+    <w:lsdException w:unhideWhenUsed="0" w:uiPriority="0" w:semiHidden="0" w:name="Table Grid 5"/>
+    <w:lsdException w:unhideWhenUsed="0" w:uiPriority="0" w:semiHidden="0" w:name="Table Grid 6"/>
+    <w:lsdException w:unhideWhenUsed="0" w:uiPriority="0" w:semiHidden="0" w:name="Table Grid 7"/>
+    <w:lsdException w:unhideWhenUsed="0" w:uiPriority="0" w:semiHidden="0" w:name="Table Grid 8"/>
+    <w:lsdException w:unhideWhenUsed="0" w:uiPriority="0" w:semiHidden="0" w:name="Table List 1"/>
+    <w:lsdException w:unhideWhenUsed="0" w:uiPriority="0" w:semiHidden="0" w:name="Table List 2"/>
+    <w:lsdException w:unhideWhenUsed="0" w:uiPriority="0" w:semiHidden="0" w:name="Table List 3"/>
+    <w:lsdException w:unhideWhenUsed="0" w:uiPriority="0" w:semiHidden="0" w:name="Table List 4"/>
+    <w:lsdException w:unhideWhenUsed="0" w:uiPriority="0" w:semiHidden="0" w:name="Table List 5"/>
+    <w:lsdException w:unhideWhenUsed="0" w:uiPriority="0" w:semiHidden="0" w:name="Table List 6"/>
+    <w:lsdException w:unhideWhenUsed="0" w:uiPriority="0" w:semiHidden="0" w:name="Table List 7"/>
+    <w:lsdException w:unhideWhenUsed="0" w:uiPriority="0" w:semiHidden="0" w:name="Table List 8"/>
+    <w:lsdException w:unhideWhenUsed="0" w:uiPriority="0" w:semiHidden="0" w:name="Table 3D effects 1"/>
+    <w:lsdException w:unhideWhenUsed="0" w:uiPriority="0" w:semiHidden="0" w:name="Table 3D effects 2"/>
+    <w:lsdException w:unhideWhenUsed="0" w:uiPriority="0" w:semiHidden="0" w:name="Table 3D effects 3"/>
+    <w:lsdException w:unhideWhenUsed="0" w:uiPriority="0" w:semiHidden="0" w:name="Table Contemporary"/>
+    <w:lsdException w:unhideWhenUsed="0" w:uiPriority="0" w:semiHidden="0" w:name="Table Elegant"/>
+    <w:lsdException w:unhideWhenUsed="0" w:uiPriority="0" w:semiHidden="0" w:name="Table Professional"/>
+    <w:lsdException w:unhideWhenUsed="0" w:uiPriority="0" w:semiHidden="0" w:name="Table Subtle 1"/>
+    <w:lsdException w:unhideWhenUsed="0" w:uiPriority="0" w:semiHidden="0" w:name="Table Subtle 2"/>
+    <w:lsdException w:unhideWhenUsed="0" w:uiPriority="0" w:semiHidden="0" w:name="Table Web 1"/>
+    <w:lsdException w:unhideWhenUsed="0" w:uiPriority="0" w:semiHidden="0" w:name="Table Web 2"/>
+    <w:lsdException w:unhideWhenUsed="0" w:uiPriority="0" w:semiHidden="0" w:name="Table Web 3"/>
+    <w:lsdException w:unhideWhenUsed="0" w:uiPriority="0" w:name="Balloon Text"/>
+    <w:lsdException w:unhideWhenUsed="0" w:uiPriority="0" w:semiHidden="0" w:name="Table Grid"/>
+    <w:lsdException w:unhideWhenUsed="0" w:uiPriority="0" w:semiHidden="0" w:name="Table Theme"/>
+    <w:lsdException w:unhideWhenUsed="0" w:uiPriority="60" w:semiHidden="0" w:name="Light Shading"/>
+    <w:lsdException w:unhideWhenUsed="0" w:uiPriority="61" w:semiHidden="0" w:name="Light List"/>
+    <w:lsdException w:unhideWhenUsed="0" w:uiPriority="62" w:semiHidden="0" w:name="Light Grid"/>
+    <w:lsdException w:unhideWhenUsed="0" w:uiPriority="63" w:semiHidden="0" w:name="Medium Shading 1"/>
+    <w:lsdException w:unhideWhenUsed="0" w:uiPriority="64" w:semiHidden="0" w:name="Medium Shading 2"/>
+    <w:lsdException w:unhideWhenUsed="0" w:uiPriority="65" w:semiHidden="0" w:name="Medium List 1"/>
+    <w:lsdException w:unhideWhenUsed="0" w:uiPriority="66" w:semiHidden="0" w:name="Medium List 2"/>
+    <w:lsdException w:unhideWhenUsed="0" w:uiPriority="67" w:semiHidden="0" w:name="Medium Grid 1"/>
+    <w:lsdException w:unhideWhenUsed="0" w:uiPriority="68" w:semiHidden="0" w:name="Medium Grid 2"/>
+    <w:lsdException w:unhideWhenUsed="0" w:uiPriority="69" w:semiHidden="0" w:name="Medium Grid 3"/>
+    <w:lsdException w:unhideWhenUsed="0" w:uiPriority="70" w:semiHidden="0" w:name="Dark List"/>
+    <w:lsdException w:unhideWhenUsed="0" w:uiPriority="71" w:semiHidden="0" w:name="Colorful Shading"/>
+    <w:lsdException w:unhideWhenUsed="0" w:uiPriority="72" w:semiHidden="0" w:name="Colorful List"/>
+    <w:lsdException w:unhideWhenUsed="0" w:uiPriority="73" w:semiHidden="0" w:name="Colorful Grid"/>
+    <w:lsdException w:unhideWhenUsed="0" w:uiPriority="60" w:semiHidden="0" w:name="Light Shading Accent 1"/>
+    <w:lsdException w:unhideWhenUsed="0" w:uiPriority="61" w:semiHidden="0" w:name="Light List Accent 1"/>
+    <w:lsdException w:unhideWhenUsed="0" w:uiPriority="62" w:semiHidden="0" w:name="Light Grid Accent 1"/>
+    <w:lsdException w:unhideWhenUsed="0" w:uiPriority="63" w:semiHidden="0" w:name="Medium Shading 1 Accent 1"/>
+    <w:lsdException w:unhideWhenUsed="0" w:uiPriority="64" w:semiHidden="0" w:name="Medium Shading 2 Accent 1"/>
+    <w:lsdException w:unhideWhenUsed="0" w:uiPriority="65" w:semiHidden="0" w:name="Medium List 1 Accent 1"/>
+    <w:lsdException w:qFormat="1" w:unhideWhenUsed="0" w:uiPriority="34" w:semiHidden="0" w:name="List Paragraph"/>
+    <w:lsdException w:unhideWhenUsed="0" w:uiPriority="66" w:semiHidden="0" w:name="Medium List 2 Accent 1"/>
+    <w:lsdException w:unhideWhenUsed="0" w:uiPriority="67" w:semiHidden="0" w:name="Medium Grid 1 Accent 1"/>
+    <w:lsdException w:unhideWhenUsed="0" w:uiPriority="68" w:semiHidden="0" w:name="Medium Grid 2 Accent 1"/>
+    <w:lsdException w:unhideWhenUsed="0" w:uiPriority="69" w:semiHidden="0" w:name="Medium Grid 3 Accent 1"/>
+    <w:lsdException w:unhideWhenUsed="0" w:uiPriority="70" w:semiHidden="0" w:name="Dark List Accent 1"/>
+    <w:lsdException w:unhideWhenUsed="0" w:uiPriority="71" w:semiHidden="0" w:name="Colorful Shading Accent 1"/>
+    <w:lsdException w:unhideWhenUsed="0" w:uiPriority="72" w:semiHidden="0" w:name="Colorful List Accent 1"/>
+    <w:lsdException w:unhideWhenUsed="0" w:uiPriority="73" w:semiHidden="0" w:name="Colorful Grid Accent 1"/>
+    <w:lsdException w:unhideWhenUsed="0" w:uiPriority="60" w:semiHidden="0" w:name="Light Shading Accent 2"/>
+    <w:lsdException w:unhideWhenUsed="0" w:uiPriority="61" w:semiHidden="0" w:name="Light List Accent 2"/>
+    <w:lsdException w:unhideWhenUsed="0" w:uiPriority="62" w:semiHidden="0" w:name="Light Grid Accent 2"/>
+    <w:lsdException w:unhideWhenUsed="0" w:uiPriority="63" w:semiHidden="0" w:name="Medium Shading 1 Accent 2"/>
+    <w:lsdException w:unhideWhenUsed="0" w:uiPriority="64" w:semiHidden="0" w:name="Medium Shading 2 Accent 2"/>
+    <w:lsdException w:unhideWhenUsed="0" w:uiPriority="65" w:semiHidden="0" w:name="Medium List 1 Accent 2"/>
+    <w:lsdException w:unhideWhenUsed="0" w:uiPriority="66" w:semiHidden="0" w:name="Medium List 2 Accent 2"/>
+    <w:lsdException w:unhideWhenUsed="0" w:uiPriority="67" w:semiHidden="0" w:name="Medium Grid 1 Accent 2"/>
+    <w:lsdException w:unhideWhenUsed="0" w:uiPriority="68" w:semiHidden="0" w:name="Medium Grid 2 Accent 2"/>
+    <w:lsdException w:unhideWhenUsed="0" w:uiPriority="69" w:semiHidden="0" w:name="Medium Grid 3 Accent 2"/>
+    <w:lsdException w:unhideWhenUsed="0" w:uiPriority="70" w:semiHidden="0" w:name="Dark List Accent 2"/>
+    <w:lsdException w:unhideWhenUsed="0" w:uiPriority="71" w:semiHidden="0" w:name="Colorful Shading Accent 2"/>
+    <w:lsdException w:unhideWhenUsed="0" w:uiPriority="72" w:semiHidden="0" w:name="Colorful List Accent 2"/>
+    <w:lsdException w:unhideWhenUsed="0" w:uiPriority="73" w:semiHidden="0" w:name="Colorful Grid Accent 2"/>
+    <w:lsdException w:unhideWhenUsed="0" w:uiPriority="60" w:semiHidden="0" w:name="Light Shading Accent 3"/>
+    <w:lsdException w:unhideWhenUsed="0" w:uiPriority="61" w:semiHidden="0" w:name="Light List Accent 3"/>
+    <w:lsdException w:unhideWhenUsed="0" w:uiPriority="62" w:semiHidden="0" w:name="Light Grid Accent 3"/>
+    <w:lsdException w:unhideWhenUsed="0" w:uiPriority="63" w:semiHidden="0" w:name="Medium Shading 1 Accent 3"/>
+    <w:lsdException w:unhideWhenUsed="0" w:uiPriority="64" w:semiHidden="0" w:name="Medium Shading 2 Accent 3"/>
+    <w:lsdException w:unhideWhenUsed="0" w:uiPriority="65" w:semiHidden="0" w:name="Medium List 1 Accent 3"/>
+    <w:lsdException w:unhideWhenUsed="0" w:uiPriority="66" w:semiHidden="0" w:name="Medium List 2 Accent 3"/>
+    <w:lsdException w:unhideWhenUsed="0" w:uiPriority="67" w:semiHidden="0" w:name="Medium Grid 1 Accent 3"/>
+    <w:lsdException w:unhideWhenUsed="0" w:uiPriority="68" w:semiHidden="0" w:name="Medium Grid 2 Accent 3"/>
+    <w:lsdException w:unhideWhenUsed="0" w:uiPriority="69" w:semiHidden="0" w:name="Medium Grid 3 Accent 3"/>
+    <w:lsdException w:unhideWhenUsed="0" w:uiPriority="70" w:semiHidden="0" w:name="Dark List Accent 3"/>
+    <w:lsdException w:unhideWhenUsed="0" w:uiPriority="71" w:semiHidden="0" w:name="Colorful Shading Accent 3"/>
+    <w:lsdException w:unhideWhenUsed="0" w:uiPriority="72" w:semiHidden="0" w:name="Colorful List Accent 3"/>
+    <w:lsdException w:unhideWhenUsed="0" w:uiPriority="73" w:semiHidden="0" w:name="Colorful Grid Accent 3"/>
+    <w:lsdException w:unhideWhenUsed="0" w:uiPriority="60" w:semiHidden="0" w:name="Light Shading Accent 4"/>
+    <w:lsdException w:unhideWhenUsed="0" w:uiPriority="61" w:semiHidden="0" w:name="Light List Accent 4"/>
+    <w:lsdException w:unhideWhenUsed="0" w:uiPriority="62" w:semiHidden="0" w:name="Light Grid Accent 4"/>
+    <w:lsdException w:unhideWhenUsed="0" w:uiPriority="63" w:semiHidden="0" w:name="Medium Shading 1 Accent 4"/>
+    <w:lsdException w:unhideWhenUsed="0" w:uiPriority="64" w:semiHidden="0" w:name="Medium Shading 2 Accent 4"/>
+    <w:lsdException w:unhideWhenUsed="0" w:uiPriority="65" w:semiHidden="0" w:name="Medium List 1 Accent 4"/>
+    <w:lsdException w:unhideWhenUsed="0" w:uiPriority="66" w:semiHidden="0" w:name="Medium List 2 Accent 4"/>
+    <w:lsdException w:unhideWhenUsed="0" w:uiPriority="67" w:semiHidden="0" w:name="Medium Grid 1 Accent 4"/>
+    <w:lsdException w:unhideWhenUsed="0" w:uiPriority="68" w:semiHidden="0" w:name="Medium Grid 2 Accent 4"/>
+    <w:lsdException w:unhideWhenUsed="0" w:uiPriority="69" w:semiHidden="0" w:name="Medium Grid 3 Accent 4"/>
+    <w:lsdException w:unhideWhenUsed="0" w:uiPriority="70" w:semiHidden="0" w:name="Dark List Accent 4"/>
+    <w:lsdException w:unhideWhenUsed="0" w:uiPriority="71" w:semiHidden="0" w:name="Colorful Shading Accent 4"/>
+    <w:lsdException w:unhideWhenUsed="0" w:uiPriority="72" w:semiHidden="0" w:name="Colorful List Accent 4"/>
+    <w:lsdException w:unhideWhenUsed="0" w:uiPriority="73" w:semiHidden="0" w:name="Colorful Grid Accent 4"/>
+    <w:lsdException w:unhideWhenUsed="0" w:uiPriority="60" w:semiHidden="0" w:name="Light Shading Accent 5"/>
+    <w:lsdException w:unhideWhenUsed="0" w:uiPriority="61" w:semiHidden="0" w:name="Light List Accent 5"/>
+    <w:lsdException w:unhideWhenUsed="0" w:uiPriority="62" w:semiHidden="0" w:name="Light Grid Accent 5"/>
+    <w:lsdException w:unhideWhenUsed="0" w:uiPriority="63" w:semiHidden="0" w:name="Medium Shading 1 Accent 5"/>
+    <w:lsdException w:unhideWhenUsed="0" w:uiPriority="64" w:semiHidden="0" w:name="Medium Shading 2 Accent 5"/>
+    <w:lsdException w:unhideWhenUsed="0" w:uiPriority="65" w:semiHidden="0" w:name="Medium List 1 Accent 5"/>
+    <w:lsdException w:unhideWhenUsed="0" w:uiPriority="66" w:semiHidden="0" w:name="Medium List 2 Accent 5"/>
+    <w:lsdException w:unhideWhenUsed="0" w:uiPriority="67" w:semiHidden="0" w:name="Medium Grid 1 Accent 5"/>
+    <w:lsdException w:unhideWhenUsed="0" w:uiPriority="68" w:semiHidden="0" w:name="Medium Grid 2 Accent 5"/>
+    <w:lsdException w:unhideWhenUsed="0" w:uiPriority="69" w:semiHidden="0" w:name="Medium Grid 3 Accent 5"/>
+    <w:lsdException w:unhideWhenUsed="0" w:uiPriority="70" w:semiHidden="0" w:name="Dark List Accent 5"/>
+    <w:lsdException w:unhideWhenUsed="0" w:uiPriority="71" w:semiHidden="0" w:name="Colorful Shading Accent 5"/>
+    <w:lsdException w:unhideWhenUsed="0" w:uiPriority="72" w:semiHidden="0" w:name="Colorful List Accent 5"/>
+    <w:lsdException w:unhideWhenUsed="0" w:uiPriority="73" w:semiHidden="0" w:name="Colorful Grid Accent 5"/>
+    <w:lsdException w:unhideWhenUsed="0" w:uiPriority="60" w:semiHidden="0" w:name="Light Shading Accent 6"/>
+    <w:lsdException w:unhideWhenUsed="0" w:uiPriority="61" w:semiHidden="0" w:name="Light List Accent 6"/>
+    <w:lsdException w:unhideWhenUsed="0" w:uiPriority="62" w:semiHidden="0" w:name="Light Grid Accent 6"/>
+    <w:lsdException w:unhideWhenUsed="0" w:uiPriority="63" w:semiHidden="0" w:name="Medium Shading 1 Accent 6"/>
+    <w:lsdException w:unhideWhenUsed="0" w:uiPriority="64" w:semiHidden="0" w:name="Medium Shading 2 Accent 6"/>
+    <w:lsdException w:unhideWhenUsed="0" w:uiPriority="65" w:semiHidden="0" w:name="Medium List 1 Accent 6"/>
+    <w:lsdException w:unhideWhenUsed="0" w:uiPriority="66" w:semiHidden="0" w:name="Medium List 2 Accent 6"/>
+    <w:lsdException w:unhideWhenUsed="0" w:uiPriority="67" w:semiHidden="0" w:name="Medium Grid 1 Accent 6"/>
+    <w:lsdException w:unhideWhenUsed="0" w:uiPriority="68" w:semiHidden="0" w:name="Medium Grid 2 Accent 6"/>
+    <w:lsdException w:unhideWhenUsed="0" w:uiPriority="69" w:semiHidden="0" w:name="Medium Grid 3 Accent 6"/>
+    <w:lsdException w:unhideWhenUsed="0" w:uiPriority="70" w:semiHidden="0" w:name="Dark List Accent 6"/>
+    <w:lsdException w:unhideWhenUsed="0" w:uiPriority="71" w:semiHidden="0" w:name="Colorful Shading Accent 6"/>
+    <w:lsdException w:unhideWhenUsed="0" w:uiPriority="72" w:semiHidden="0" w:name="Colorful List Accent 6"/>
+    <w:lsdException w:unhideWhenUsed="0" w:uiPriority="73" w:semiHidden="0" w:name="Colorful Grid Accent 6"/>
   </w:latentStyles>
-  <w:style w:type="paragraph" w:default="1" w:styleId="a">
+  <w:style w:type="paragraph" w:default="1" w:styleId="1">
     <w:name w:val="Normal"/>
     <w:qFormat/>
+    <w:uiPriority w:val="0"/>
     <w:pPr>
       <w:widowControl w:val="0"/>
       <w:jc w:val="both"/>
@@ -3256,22 +3636,22 @@
       <w:kern w:val="2"/>
       <w:sz w:val="22"/>
       <w:szCs w:val="22"/>
+      <w:lang w:val="en-US" w:eastAsia="zh-CN" w:bidi="ar-SA"/>
     </w:rPr>
   </w:style>
-  <w:style w:type="paragraph" w:styleId="1">
+  <w:style w:type="paragraph" w:styleId="2">
     <w:name w:val="heading 1"/>
-    <w:basedOn w:val="a"/>
-    <w:next w:val="a"/>
+    <w:basedOn w:val="1"/>
+    <w:next w:val="1"/>
     <w:qFormat/>
+    <w:uiPriority w:val="0"/>
     <w:pPr>
       <w:keepNext/>
       <w:keepLines/>
       <w:numPr>
+        <w:ilvl w:val="0"/>
         <w:numId w:val="1"/>
       </w:numPr>
-      <w:tabs>
-        <w:tab w:val="left" w:pos="567"/>
-      </w:tabs>
       <w:spacing w:before="120" w:after="120"/>
       <w:outlineLvl w:val="0"/>
     </w:pPr>
@@ -3281,10 +3661,11 @@
       <w:kern w:val="44"/>
     </w:rPr>
   </w:style>
-  <w:style w:type="paragraph" w:styleId="2">
+  <w:style w:type="paragraph" w:styleId="3">
     <w:name w:val="heading 2"/>
-    <w:basedOn w:val="a"/>
+    <w:basedOn w:val="1"/>
     <w:qFormat/>
+    <w:uiPriority w:val="0"/>
     <w:pPr>
       <w:keepNext/>
       <w:keepLines/>
@@ -3298,11 +3679,12 @@
       <w:kern w:val="0"/>
     </w:rPr>
   </w:style>
-  <w:style w:type="paragraph" w:styleId="3">
+  <w:style w:type="paragraph" w:styleId="4">
     <w:name w:val="heading 3"/>
-    <w:basedOn w:val="a"/>
-    <w:next w:val="a"/>
+    <w:basedOn w:val="1"/>
+    <w:next w:val="1"/>
     <w:qFormat/>
+    <w:uiPriority w:val="0"/>
     <w:pPr>
       <w:keepNext/>
       <w:keepLines/>
@@ -3316,14 +3698,17 @@
       <w:szCs w:val="32"/>
     </w:rPr>
   </w:style>
-  <w:style w:type="character" w:default="1" w:styleId="a0">
+  <w:style w:type="character" w:default="1" w:styleId="11">
     <w:name w:val="Default Paragraph Font"/>
     <w:semiHidden/>
+    <w:uiPriority w:val="0"/>
   </w:style>
-  <w:style w:type="table" w:default="1" w:styleId="a1">
+  <w:style w:type="table" w:default="1" w:styleId="9">
     <w:name w:val="Normal Table"/>
     <w:semiHidden/>
+    <w:uiPriority w:val="0"/>
     <w:tblPr>
+      <w:tblStyle w:val="9"/>
       <w:tblCellMar>
         <w:top w:w="0" w:type="dxa"/>
         <w:left w:w="108" w:type="dxa"/>
@@ -3332,45 +3717,31 @@
       </w:tblCellMar>
     </w:tblPr>
   </w:style>
-  <w:style w:type="numbering" w:default="1" w:styleId="a2">
-    <w:name w:val="No List"/>
-    <w:uiPriority w:val="99"/>
-    <w:semiHidden/>
-    <w:unhideWhenUsed/>
-  </w:style>
-  <w:style w:type="paragraph" w:styleId="a3">
+  <w:style w:type="paragraph" w:styleId="5">
     <w:name w:val="Body Text Indent"/>
-    <w:basedOn w:val="a"/>
-    <w:link w:val="a4"/>
+    <w:basedOn w:val="1"/>
+    <w:link w:val="15"/>
+    <w:uiPriority w:val="0"/>
     <w:pPr>
       <w:spacing w:after="120"/>
-      <w:ind w:leftChars="200" w:left="420"/>
+      <w:ind w:left="420" w:leftChars="200"/>
     </w:pPr>
   </w:style>
-  <w:style w:type="character" w:customStyle="1" w:styleId="a4">
-    <w:name w:val="正文文本缩进 字符"/>
-    <w:link w:val="a3"/>
-    <w:rPr>
-      <w:rFonts w:ascii="Arial" w:hAnsi="Arial"/>
-      <w:kern w:val="2"/>
-      <w:sz w:val="22"/>
-      <w:szCs w:val="22"/>
-    </w:rPr>
-  </w:style>
-  <w:style w:type="paragraph" w:styleId="a5">
+  <w:style w:type="paragraph" w:styleId="6">
     <w:name w:val="Balloon Text"/>
-    <w:basedOn w:val="a"/>
+    <w:basedOn w:val="1"/>
     <w:semiHidden/>
+    <w:uiPriority w:val="0"/>
     <w:rPr>
       <w:rFonts w:ascii="宋体"/>
       <w:sz w:val="18"/>
       <w:szCs w:val="18"/>
     </w:rPr>
   </w:style>
-  <w:style w:type="paragraph" w:styleId="a6">
+  <w:style w:type="paragraph" w:styleId="7">
     <w:name w:val="footer"/>
-    <w:basedOn w:val="a"/>
-    <w:link w:val="a7"/>
+    <w:basedOn w:val="1"/>
+    <w:link w:val="16"/>
     <w:uiPriority w:val="99"/>
     <w:pPr>
       <w:tabs>
@@ -3385,24 +3756,14 @@
       <w:szCs w:val="18"/>
     </w:rPr>
   </w:style>
-  <w:style w:type="character" w:customStyle="1" w:styleId="a7">
-    <w:name w:val="页脚 字符"/>
-    <w:link w:val="a6"/>
-    <w:uiPriority w:val="99"/>
-    <w:rPr>
-      <w:rFonts w:ascii="Arial" w:hAnsi="Arial"/>
-      <w:kern w:val="2"/>
-      <w:sz w:val="18"/>
-      <w:szCs w:val="18"/>
-    </w:rPr>
-  </w:style>
-  <w:style w:type="paragraph" w:styleId="a8">
+  <w:style w:type="paragraph" w:styleId="8">
     <w:name w:val="header"/>
-    <w:basedOn w:val="a"/>
-    <w:link w:val="a9"/>
+    <w:basedOn w:val="1"/>
+    <w:link w:val="17"/>
+    <w:uiPriority w:val="0"/>
     <w:pPr>
       <w:pBdr>
-        <w:bottom w:val="single" w:sz="6" w:space="1" w:color="auto"/>
+        <w:bottom w:val="single" w:color="auto" w:sz="6" w:space="1"/>
       </w:pBdr>
       <w:tabs>
         <w:tab w:val="center" w:pos="4153"/>
@@ -3412,19 +3773,10 @@
       <w:jc w:val="left"/>
     </w:pPr>
   </w:style>
-  <w:style w:type="character" w:customStyle="1" w:styleId="a9">
-    <w:name w:val="页眉 字符"/>
-    <w:link w:val="a8"/>
-    <w:rPr>
-      <w:rFonts w:ascii="Arial" w:hAnsi="Arial"/>
-      <w:kern w:val="2"/>
-      <w:sz w:val="22"/>
-      <w:szCs w:val="22"/>
-    </w:rPr>
-  </w:style>
-  <w:style w:type="table" w:styleId="aa">
+  <w:style w:type="table" w:styleId="10">
     <w:name w:val="Table Grid"/>
-    <w:basedOn w:val="a1"/>
+    <w:basedOn w:val="9"/>
+    <w:uiPriority w:val="0"/>
     <w:pPr>
       <w:widowControl w:val="0"/>
       <w:jc w:val="both"/>
@@ -3433,44 +3785,92 @@
       <w:rFonts w:eastAsia="Arial"/>
     </w:rPr>
     <w:tblPr>
+      <w:tblStyle w:val="9"/>
       <w:tblBorders>
-        <w:top w:val="single" w:sz="4" w:space="0" w:color="auto"/>
-        <w:left w:val="single" w:sz="4" w:space="0" w:color="auto"/>
-        <w:bottom w:val="single" w:sz="4" w:space="0" w:color="auto"/>
-        <w:right w:val="single" w:sz="4" w:space="0" w:color="auto"/>
-        <w:insideH w:val="single" w:sz="4" w:space="0" w:color="auto"/>
-        <w:insideV w:val="single" w:sz="4" w:space="0" w:color="auto"/>
+        <w:top w:val="single" w:color="auto" w:sz="4" w:space="0"/>
+        <w:left w:val="single" w:color="auto" w:sz="4" w:space="0"/>
+        <w:bottom w:val="single" w:color="auto" w:sz="4" w:space="0"/>
+        <w:right w:val="single" w:color="auto" w:sz="4" w:space="0"/>
+        <w:insideH w:val="single" w:color="auto" w:sz="4" w:space="0"/>
+        <w:insideV w:val="single" w:color="auto" w:sz="4" w:space="0"/>
       </w:tblBorders>
     </w:tblPr>
   </w:style>
-  <w:style w:type="character" w:styleId="ab">
+  <w:style w:type="character" w:styleId="12">
     <w:name w:val="Strong"/>
-    <w:basedOn w:val="a0"/>
+    <w:basedOn w:val="11"/>
     <w:qFormat/>
+    <w:uiPriority w:val="0"/>
     <w:rPr>
       <w:b/>
     </w:rPr>
   </w:style>
-  <w:style w:type="character" w:styleId="ac">
+  <w:style w:type="character" w:styleId="13">
     <w:name w:val="page number"/>
+    <w:uiPriority w:val="0"/>
   </w:style>
-  <w:style w:type="character" w:customStyle="1" w:styleId="StyleAsian">
-    <w:name w:val="Style (Asian) 宋体"/>
+  <w:style w:type="character" w:styleId="14">
+    <w:name w:val="HTML Code"/>
+    <w:basedOn w:val="11"/>
+    <w:uiPriority w:val="0"/>
     <w:rPr>
-      <w:rFonts w:ascii="Arial" w:eastAsia="宋体" w:hAnsi="Arial"/>
+      <w:rFonts w:ascii="Courier New" w:hAnsi="Courier New"/>
+      <w:sz w:val="20"/>
     </w:rPr>
   </w:style>
-  <w:style w:type="paragraph" w:customStyle="1" w:styleId="StyleJustifiedLeft048cm">
+  <w:style w:type="character" w:customStyle="1" w:styleId="15">
+    <w:name w:val="正文文本缩进 字符"/>
+    <w:link w:val="5"/>
+    <w:uiPriority w:val="0"/>
+    <w:rPr>
+      <w:rFonts w:ascii="Arial" w:hAnsi="Arial"/>
+      <w:kern w:val="2"/>
+      <w:sz w:val="22"/>
+      <w:szCs w:val="22"/>
+    </w:rPr>
+  </w:style>
+  <w:style w:type="character" w:customStyle="1" w:styleId="16">
+    <w:name w:val="页脚 字符"/>
+    <w:link w:val="7"/>
+    <w:uiPriority w:val="99"/>
+    <w:rPr>
+      <w:rFonts w:ascii="Arial" w:hAnsi="Arial"/>
+      <w:kern w:val="2"/>
+      <w:sz w:val="18"/>
+      <w:szCs w:val="18"/>
+    </w:rPr>
+  </w:style>
+  <w:style w:type="character" w:customStyle="1" w:styleId="17">
+    <w:name w:val="页眉 字符"/>
+    <w:link w:val="8"/>
+    <w:uiPriority w:val="0"/>
+    <w:rPr>
+      <w:rFonts w:ascii="Arial" w:hAnsi="Arial"/>
+      <w:kern w:val="2"/>
+      <w:sz w:val="22"/>
+      <w:szCs w:val="22"/>
+    </w:rPr>
+  </w:style>
+  <w:style w:type="character" w:customStyle="1" w:styleId="18">
+    <w:name w:val="Style (Asian) 宋体"/>
+    <w:uiPriority w:val="0"/>
+    <w:rPr>
+      <w:rFonts w:ascii="Arial" w:hAnsi="Arial" w:eastAsia="宋体"/>
+    </w:rPr>
+  </w:style>
+  <w:style w:type="paragraph" w:customStyle="1" w:styleId="19">
     <w:name w:val="Style Justified Left:  0.48 cm"/>
-    <w:basedOn w:val="a"/>
+    <w:basedOn w:val="1"/>
+    <w:uiPriority w:val="0"/>
     <w:rPr>
       <w:rFonts w:cs="宋体"/>
       <w:szCs w:val="20"/>
     </w:rPr>
   </w:style>
-  <w:style w:type="paragraph" w:customStyle="1" w:styleId="StyleBoldJustifiedLeft048cm">
+  <w:style w:type="paragraph" w:customStyle="1" w:styleId="20">
     <w:name w:val="Style Bold Justified Left:  0.48 cm"/>
-    <w:basedOn w:val="a"/>
+    <w:basedOn w:val="1"/>
+    <w:uiPriority w:val="0"/>
     <w:rPr>
       <w:rFonts w:cs="宋体"/>
       <w:b/>
@@ -3478,17 +3878,15 @@
       <w:szCs w:val="20"/>
     </w:rPr>
   </w:style>
-  <w:style w:type="paragraph" w:customStyle="1" w:styleId="StyleHeading3">
+  <w:style w:type="paragraph" w:customStyle="1" w:styleId="21">
     <w:name w:val="Style Heading 3 +"/>
-    <w:basedOn w:val="3"/>
+    <w:basedOn w:val="4"/>
+    <w:uiPriority w:val="0"/>
     <w:pPr>
       <w:numPr>
         <w:ilvl w:val="2"/>
         <w:numId w:val="1"/>
       </w:numPr>
-      <w:tabs>
-        <w:tab w:val="left" w:pos="567"/>
-      </w:tabs>
       <w:spacing w:before="0" w:after="0" w:line="415" w:lineRule="auto"/>
     </w:pPr>
     <w:rPr>
@@ -3497,36 +3895,37 @@
       <w:szCs w:val="22"/>
     </w:rPr>
   </w:style>
-  <w:style w:type="paragraph" w:customStyle="1" w:styleId="Style1">
+  <w:style w:type="paragraph" w:customStyle="1" w:styleId="22">
     <w:name w:val="Style1"/>
-    <w:basedOn w:val="1"/>
+    <w:basedOn w:val="2"/>
+    <w:uiPriority w:val="0"/>
     <w:pPr>
       <w:numPr>
+        <w:ilvl w:val="0"/>
         <w:numId w:val="2"/>
       </w:numPr>
-      <w:tabs>
-        <w:tab w:val="left" w:pos="567"/>
-      </w:tabs>
       <w:spacing w:before="240"/>
     </w:pPr>
   </w:style>
-  <w:style w:type="paragraph" w:customStyle="1" w:styleId="text">
+  <w:style w:type="paragraph" w:customStyle="1" w:styleId="23">
     <w:name w:val="text"/>
-    <w:basedOn w:val="a"/>
+    <w:basedOn w:val="1"/>
+    <w:uiPriority w:val="0"/>
     <w:pPr>
       <w:ind w:left="567"/>
     </w:pPr>
   </w:style>
-  <w:style w:type="paragraph" w:customStyle="1" w:styleId="Textbodybold">
+  <w:style w:type="paragraph" w:customStyle="1" w:styleId="24">
     <w:name w:val="Text body bold"/>
-    <w:basedOn w:val="a3"/>
+    <w:basedOn w:val="5"/>
+    <w:uiPriority w:val="0"/>
     <w:pPr>
       <w:widowControl/>
       <w:tabs>
         <w:tab w:val="left" w:pos="851"/>
       </w:tabs>
       <w:spacing w:before="120" w:line="320" w:lineRule="exact"/>
-      <w:ind w:leftChars="0" w:left="851"/>
+      <w:ind w:left="851" w:leftChars="0"/>
     </w:pPr>
     <w:rPr>
       <w:b/>
@@ -3536,23 +3935,24 @@
       <w:lang w:eastAsia="zh-TW"/>
     </w:rPr>
   </w:style>
-  <w:style w:type="character" w:customStyle="1" w:styleId="ui-provider">
+  <w:style w:type="character" w:customStyle="1" w:styleId="25">
     <w:name w:val="ui-provider"/>
+    <w:uiPriority w:val="0"/>
   </w:style>
-  <w:style w:type="paragraph" w:styleId="ad">
+  <w:style w:type="paragraph" w:styleId="26">
     <w:name w:val="List Paragraph"/>
-    <w:basedOn w:val="a"/>
+    <w:basedOn w:val="1"/>
+    <w:qFormat/>
     <w:uiPriority w:val="34"/>
-    <w:qFormat/>
     <w:pPr>
-      <w:ind w:firstLineChars="200" w:firstLine="420"/>
+      <w:ind w:firstLine="420" w:firstLineChars="200"/>
     </w:pPr>
   </w:style>
 </w:styles>
 </file>
 
 <file path=word/theme/theme1.xml><?xml version="1.0" encoding="utf-8"?>
-<a:theme xmlns:a="http://schemas.openxmlformats.org/drawingml/2006/main" name="Office 主题​​">
+<a:theme xmlns:a="http://schemas.openxmlformats.org/drawingml/2006/main" name="Office">
   <a:themeElements>
     <a:clrScheme name="Office">
       <a:dk1>
@@ -3562,44 +3962,44 @@
         <a:sysClr val="window" lastClr="FFFFFF"/>
       </a:lt1>
       <a:dk2>
-        <a:srgbClr val="0E2841"/>
+        <a:srgbClr val="1F497D"/>
       </a:dk2>
       <a:lt2>
-        <a:srgbClr val="E8E8E8"/>
+        <a:srgbClr val="EEECE1"/>
       </a:lt2>
       <a:accent1>
-        <a:srgbClr val="156082"/>
+        <a:srgbClr val="4F81BD"/>
       </a:accent1>
       <a:accent2>
-        <a:srgbClr val="E97132"/>
+        <a:srgbClr val="C0504D"/>
       </a:accent2>
       <a:accent3>
-        <a:srgbClr val="196B24"/>
+        <a:srgbClr val="9BBB59"/>
       </a:accent3>
       <a:accent4>
-        <a:srgbClr val="0F9ED5"/>
+        <a:srgbClr val="8064A2"/>
       </a:accent4>
       <a:accent5>
-        <a:srgbClr val="A02B93"/>
+        <a:srgbClr val="4BACC6"/>
       </a:accent5>
       <a:accent6>
-        <a:srgbClr val="4EA72E"/>
+        <a:srgbClr val="F79646"/>
       </a:accent6>
       <a:hlink>
-        <a:srgbClr val="467886"/>
+        <a:srgbClr val="0000FF"/>
       </a:hlink>
       <a:folHlink>
-        <a:srgbClr val="96607D"/>
+        <a:srgbClr val="800080"/>
       </a:folHlink>
     </a:clrScheme>
     <a:fontScheme name="Office">
       <a:majorFont>
-        <a:latin typeface="等线 Light" panose="02110004020202020204"/>
+        <a:latin typeface="Cambria"/>
         <a:ea typeface=""/>
         <a:cs typeface=""/>
         <a:font script="Jpan" typeface="游ゴシック Light"/>
         <a:font script="Hang" typeface="맑은 고딕"/>
-        <a:font script="Hans" typeface="等线 Light"/>
+        <a:font script="Hans" typeface="宋体"/>
         <a:font script="Hant" typeface="新細明體"/>
         <a:font script="Arab" typeface="Times New Roman"/>
         <a:font script="Hebr" typeface="Times New Roman"/>
@@ -3627,31 +4027,14 @@
         <a:font script="Viet" typeface="Times New Roman"/>
         <a:font script="Uigh" typeface="Microsoft Uighur"/>
         <a:font script="Geor" typeface="Sylfaen"/>
-        <a:font script="Armn" typeface="Arial"/>
-        <a:font script="Bugi" typeface="Leelawadee UI"/>
-        <a:font script="Bopo" typeface="Microsoft JhengHei"/>
-        <a:font script="Java" typeface="Javanese Text"/>
-        <a:font script="Lisu" typeface="Segoe UI"/>
-        <a:font script="Mymr" typeface="Myanmar Text"/>
-        <a:font script="Nkoo" typeface="Ebrima"/>
-        <a:font script="Olck" typeface="Nirmala UI"/>
-        <a:font script="Osma" typeface="Ebrima"/>
-        <a:font script="Phag" typeface="Phagspa"/>
-        <a:font script="Syrn" typeface="Estrangelo Edessa"/>
-        <a:font script="Syrj" typeface="Estrangelo Edessa"/>
-        <a:font script="Syre" typeface="Estrangelo Edessa"/>
-        <a:font script="Sora" typeface="Nirmala UI"/>
-        <a:font script="Tale" typeface="Microsoft Tai Le"/>
-        <a:font script="Talu" typeface="Microsoft New Tai Lue"/>
-        <a:font script="Tfng" typeface="Ebrima"/>
       </a:majorFont>
       <a:minorFont>
-        <a:latin typeface="等线" panose="02110004020202020204"/>
+        <a:latin typeface="Calibri"/>
         <a:ea typeface=""/>
         <a:cs typeface=""/>
         <a:font script="Jpan" typeface="游明朝"/>
         <a:font script="Hang" typeface="맑은 고딕"/>
-        <a:font script="Hans" typeface="等线"/>
+        <a:font script="Hans" typeface="宋体"/>
         <a:font script="Hant" typeface="新細明體"/>
         <a:font script="Arab" typeface="Arial"/>
         <a:font script="Hebr" typeface="Arial"/>
@@ -3679,23 +4062,6 @@
         <a:font script="Viet" typeface="Arial"/>
         <a:font script="Uigh" typeface="Microsoft Uighur"/>
         <a:font script="Geor" typeface="Sylfaen"/>
-        <a:font script="Armn" typeface="Arial"/>
-        <a:font script="Bugi" typeface="Leelawadee UI"/>
-        <a:font script="Bopo" typeface="Microsoft JhengHei"/>
-        <a:font script="Java" typeface="Javanese Text"/>
-        <a:font script="Lisu" typeface="Segoe UI"/>
-        <a:font script="Mymr" typeface="Myanmar Text"/>
-        <a:font script="Nkoo" typeface="Ebrima"/>
-        <a:font script="Olck" typeface="Nirmala UI"/>
-        <a:font script="Osma" typeface="Ebrima"/>
-        <a:font script="Phag" typeface="Phagspa"/>
-        <a:font script="Syrn" typeface="Estrangelo Edessa"/>
-        <a:font script="Syrj" typeface="Estrangelo Edessa"/>
-        <a:font script="Syre" typeface="Estrangelo Edessa"/>
-        <a:font script="Sora" typeface="Nirmala UI"/>
-        <a:font script="Tale" typeface="Microsoft Tai Le"/>
-        <a:font script="Talu" typeface="Microsoft New Tai Lue"/>
-        <a:font script="Tfng" typeface="Ebrima"/>
       </a:minorFont>
     </a:fontScheme>
     <a:fmtScheme name="Office">
@@ -3707,161 +4073,164 @@
           <a:gsLst>
             <a:gs pos="0">
               <a:schemeClr val="phClr">
-                <a:lumMod val="110000"/>
-                <a:satMod val="105000"/>
-                <a:tint val="67000"/>
+                <a:tint val="50000"/>
+                <a:satMod val="300000"/>
               </a:schemeClr>
             </a:gs>
-            <a:gs pos="50000">
+            <a:gs pos="35000">
               <a:schemeClr val="phClr">
-                <a:lumMod val="105000"/>
-                <a:satMod val="103000"/>
-                <a:tint val="73000"/>
+                <a:tint val="37000"/>
+                <a:satMod val="300000"/>
               </a:schemeClr>
             </a:gs>
             <a:gs pos="100000">
               <a:schemeClr val="phClr">
-                <a:lumMod val="105000"/>
-                <a:satMod val="109000"/>
-                <a:tint val="81000"/>
+                <a:tint val="15000"/>
+                <a:satMod val="350000"/>
               </a:schemeClr>
             </a:gs>
           </a:gsLst>
-          <a:lin ang="5400000" scaled="0"/>
+          <a:lin ang="16200000" scaled="1"/>
         </a:gradFill>
         <a:gradFill rotWithShape="1">
           <a:gsLst>
             <a:gs pos="0">
               <a:schemeClr val="phClr">
-                <a:satMod val="103000"/>
-                <a:lumMod val="102000"/>
-                <a:tint val="94000"/>
+                <a:shade val="51000"/>
+                <a:satMod val="130000"/>
               </a:schemeClr>
             </a:gs>
-            <a:gs pos="50000">
+            <a:gs pos="80000">
               <a:schemeClr val="phClr">
-                <a:satMod val="110000"/>
-                <a:lumMod val="100000"/>
-                <a:shade val="100000"/>
+                <a:shade val="93000"/>
+                <a:satMod val="130000"/>
               </a:schemeClr>
             </a:gs>
             <a:gs pos="100000">
               <a:schemeClr val="phClr">
-                <a:lumMod val="99000"/>
-                <a:satMod val="120000"/>
-                <a:shade val="78000"/>
+                <a:shade val="94000"/>
+                <a:satMod val="135000"/>
               </a:schemeClr>
             </a:gs>
           </a:gsLst>
-          <a:lin ang="5400000" scaled="0"/>
+          <a:lin ang="16200000" scaled="0"/>
         </a:gradFill>
       </a:fillStyleLst>
       <a:lnStyleLst>
-        <a:ln w="12700" cap="flat" cmpd="sng" algn="ctr">
+        <a:ln w="9525" cap="flat" cmpd="sng" algn="ctr">
           <a:solidFill>
-            <a:schemeClr val="phClr"/>
+            <a:schemeClr val="phClr">
+              <a:shade val="95000"/>
+              <a:satMod val="105000"/>
+            </a:schemeClr>
           </a:solidFill>
           <a:prstDash val="solid"/>
-          <a:miter lim="800000"/>
-        </a:ln>
-        <a:ln w="19050" cap="flat" cmpd="sng" algn="ctr">
-          <a:solidFill>
-            <a:schemeClr val="phClr"/>
-          </a:solidFill>
-          <a:prstDash val="solid"/>
-          <a:miter lim="800000"/>
         </a:ln>
         <a:ln w="25400" cap="flat" cmpd="sng" algn="ctr">
           <a:solidFill>
             <a:schemeClr val="phClr"/>
           </a:solidFill>
           <a:prstDash val="solid"/>
-          <a:miter lim="800000"/>
+        </a:ln>
+        <a:ln w="38100" cap="flat" cmpd="sng" algn="ctr">
+          <a:solidFill>
+            <a:schemeClr val="phClr"/>
+          </a:solidFill>
+          <a:prstDash val="solid"/>
         </a:ln>
       </a:lnStyleLst>
       <a:effectStyleLst>
         <a:effectStyle>
-          <a:effectLst/>
-        </a:effectStyle>
-        <a:effectStyle>
-          <a:effectLst/>
+          <a:effectLst>
+            <a:outerShdw blurRad="40000" dist="20000" dir="5400000" rotWithShape="0">
+              <a:srgbClr val="000000">
+                <a:alpha val="38000"/>
+              </a:srgbClr>
+            </a:outerShdw>
+          </a:effectLst>
         </a:effectStyle>
         <a:effectStyle>
           <a:effectLst>
-            <a:outerShdw blurRad="57150" dist="19050" dir="5400000" algn="ctr" rotWithShape="0">
+            <a:outerShdw blurRad="40000" dist="23000" dir="5400000" rotWithShape="0">
               <a:srgbClr val="000000">
-                <a:alpha val="63000"/>
+                <a:alpha val="35000"/>
               </a:srgbClr>
             </a:outerShdw>
           </a:effectLst>
+        </a:effectStyle>
+        <a:effectStyle>
+          <a:effectLst>
+            <a:outerShdw blurRad="40000" dist="23000" dir="5400000" rotWithShape="0">
+              <a:srgbClr val="000000">
+                <a:alpha val="35000"/>
+              </a:srgbClr>
+            </a:outerShdw>
+          </a:effectLst>
+          <a:scene3d>
+            <a:camera prst="orthographicFront">
+              <a:rot lat="0" lon="0" rev="0"/>
+            </a:camera>
+            <a:lightRig rig="threePt" dir="t">
+              <a:rot lat="0" lon="0" rev="1200000"/>
+            </a:lightRig>
+          </a:scene3d>
+          <a:sp3d>
+            <a:bevelT w="63500" h="25400"/>
+          </a:sp3d>
         </a:effectStyle>
       </a:effectStyleLst>
       <a:bgFillStyleLst>
         <a:solidFill>
           <a:schemeClr val="phClr"/>
         </a:solidFill>
-        <a:solidFill>
-          <a:schemeClr val="phClr">
-            <a:tint val="95000"/>
-            <a:satMod val="170000"/>
-          </a:schemeClr>
-        </a:solidFill>
         <a:gradFill rotWithShape="1">
           <a:gsLst>
             <a:gs pos="0">
               <a:schemeClr val="phClr">
-                <a:tint val="93000"/>
-                <a:satMod val="150000"/>
-                <a:shade val="98000"/>
-                <a:lumMod val="102000"/>
+                <a:tint val="40000"/>
+                <a:satMod val="350000"/>
               </a:schemeClr>
             </a:gs>
-            <a:gs pos="50000">
+            <a:gs pos="40000">
               <a:schemeClr val="phClr">
-                <a:tint val="98000"/>
-                <a:satMod val="130000"/>
-                <a:shade val="90000"/>
-                <a:lumMod val="103000"/>
+                <a:tint val="45000"/>
+                <a:satMod val="350000"/>
+                <a:shade val="99000"/>
               </a:schemeClr>
             </a:gs>
             <a:gs pos="100000">
               <a:schemeClr val="phClr">
-                <a:shade val="63000"/>
-                <a:satMod val="120000"/>
+                <a:shade val="20000"/>
+                <a:satMod val="255000"/>
               </a:schemeClr>
             </a:gs>
           </a:gsLst>
-          <a:lin ang="5400000" scaled="0"/>
+          <a:path path="circle">
+            <a:fillToRect l="50000" t="-80000" r="50000" b="180000"/>
+          </a:path>
+        </a:gradFill>
+        <a:gradFill rotWithShape="1">
+          <a:gsLst>
+            <a:gs pos="0">
+              <a:schemeClr val="phClr">
+                <a:tint val="80000"/>
+                <a:satMod val="300000"/>
+              </a:schemeClr>
+            </a:gs>
+            <a:gs pos="100000">
+              <a:schemeClr val="phClr">
+                <a:shade val="30000"/>
+                <a:satMod val="200000"/>
+              </a:schemeClr>
+            </a:gs>
+          </a:gsLst>
+          <a:path path="circle">
+            <a:fillToRect l="50000" t="50000" r="50000" b="50000"/>
+          </a:path>
         </a:gradFill>
       </a:bgFillStyleLst>
     </a:fmtScheme>
   </a:themeElements>
-  <a:objectDefaults>
-    <a:lnDef>
-      <a:spPr/>
-      <a:bodyPr/>
-      <a:lstStyle/>
-      <a:style>
-        <a:lnRef idx="2">
-          <a:schemeClr val="accent1"/>
-        </a:lnRef>
-        <a:fillRef idx="0">
-          <a:schemeClr val="accent1"/>
-        </a:fillRef>
-        <a:effectRef idx="1">
-          <a:schemeClr val="accent1"/>
-        </a:effectRef>
-        <a:fontRef idx="minor">
-          <a:schemeClr val="tx1"/>
-        </a:fontRef>
-      </a:style>
-    </a:lnDef>
-  </a:objectDefaults>
-  <a:extraClrSchemeLst/>
-  <a:extLst>
-    <a:ext uri="{05A4C25C-085E-4340-85A3-A5531E510DB2}">
-      <thm15:themeFamily xmlns:thm15="http://schemas.microsoft.com/office/thememl/2012/main" name="Office Theme" id="{2E142A2C-CD16-42D6-873A-C26D2A0506FA}" vid="{1BDDFF52-6CD6-40A5-AB3C-68EB2F1E4D0A}"/>
-    </a:ext>
-  </a:extLst>
+  <a:objectDefaults/>
 </a:theme>
 </file>